--- a/fuentes/62360026_CF01_CFA.docx
+++ b/fuentes/62360026_CF01_CFA.docx
@@ -1,6 +1,6 @@
 
 <file path=word/document.xml><?xml version="1.0" encoding="utf-8"?>
-<w:document xmlns:wpc="http://schemas.microsoft.com/office/word/2010/wordprocessingCanvas" xmlns:cx="http://schemas.microsoft.com/office/drawing/2014/chartex" xmlns:cx1="http://schemas.microsoft.com/office/drawing/2015/9/8/chartex" xmlns:cx2="http://schemas.microsoft.com/office/drawing/2015/10/21/chartex" xmlns:cx3="http://schemas.microsoft.com/office/drawing/2016/5/9/chartex" xmlns:cx4="http://schemas.microsoft.com/office/drawing/2016/5/10/chartex" xmlns:cx5="http://schemas.microsoft.com/office/drawing/2016/5/11/chartex" xmlns:cx6="http://schemas.microsoft.com/office/drawing/2016/5/12/chartex" xmlns:cx7="http://schemas.microsoft.com/office/drawing/2016/5/13/chartex" xmlns:cx8="http://schemas.microsoft.com/office/drawing/2016/5/14/chartex" xmlns:mc="http://schemas.openxmlformats.org/markup-compatibility/2006" xmlns:aink="http://schemas.microsoft.com/office/drawing/2016/ink" xmlns:am3d="http://schemas.microsoft.com/office/drawing/2017/model3d" xmlns:o="urn:schemas-microsoft-com:office:office" xmlns:oel="http://schemas.microsoft.com/office/2019/extlst" xmlns:r="http://schemas.openxmlformats.org/officeDocument/2006/relationships" xmlns:m="http://schemas.openxmlformats.org/officeDocument/2006/math" xmlns:v="urn:schemas-microsoft-com:vml" xmlns:wp14="http://schemas.microsoft.com/office/word/2010/wordprocessingDrawing" xmlns:wp="http://schemas.openxmlformats.org/drawingml/2006/wordprocessingDrawing" xmlns:w10="urn:schemas-microsoft-com:office:word" xmlns:w="http://schemas.openxmlformats.org/wordprocessingml/2006/main" xmlns:w14="http://schemas.microsoft.com/office/word/2010/wordml" xmlns:w15="http://schemas.microsoft.com/office/word/2012/wordml" xmlns:w16cex="http://schemas.microsoft.com/office/word/2018/wordml/cex" xmlns:w16cid="http://schemas.microsoft.com/office/word/2016/wordml/cid" xmlns:w16="http://schemas.microsoft.com/office/word/2018/wordml" xmlns:w16du="http://schemas.microsoft.com/office/word/2023/wordml/word16du" xmlns:w16sdtdh="http://schemas.microsoft.com/office/word/2020/wordml/sdtdatahash" xmlns:w16sdtfl="http://schemas.microsoft.com/office/word/2024/wordml/sdtformatlock" xmlns:w16se="http://schemas.microsoft.com/office/word/2015/wordml/symex" xmlns:wpg="http://schemas.microsoft.com/office/word/2010/wordprocessingGroup" xmlns:wpi="http://schemas.microsoft.com/office/word/2010/wordprocessingInk" xmlns:wne="http://schemas.microsoft.com/office/word/2006/wordml" xmlns:wps="http://schemas.microsoft.com/office/word/2010/wordprocessingShape" mc:Ignorable="w14 w15 w16se w16cid w16 w16cex w16sdtdh w16sdtfl w16du wp14">
+<w:document xmlns:wpc="http://schemas.microsoft.com/office/word/2010/wordprocessingCanvas" xmlns:cx="http://schemas.microsoft.com/office/drawing/2014/chartex" xmlns:cx1="http://schemas.microsoft.com/office/drawing/2015/9/8/chartex" xmlns:cx2="http://schemas.microsoft.com/office/drawing/2015/10/21/chartex" xmlns:cx3="http://schemas.microsoft.com/office/drawing/2016/5/9/chartex" xmlns:cx4="http://schemas.microsoft.com/office/drawing/2016/5/10/chartex" xmlns:cx5="http://schemas.microsoft.com/office/drawing/2016/5/11/chartex" xmlns:cx6="http://schemas.microsoft.com/office/drawing/2016/5/12/chartex" xmlns:cx7="http://schemas.microsoft.com/office/drawing/2016/5/13/chartex" xmlns:cx8="http://schemas.microsoft.com/office/drawing/2016/5/14/chartex" xmlns:mc="http://schemas.openxmlformats.org/markup-compatibility/2006" xmlns:aink="http://schemas.microsoft.com/office/drawing/2016/ink" xmlns:am3d="http://schemas.microsoft.com/office/drawing/2017/model3d" xmlns:o="urn:schemas-microsoft-com:office:office" xmlns:r="http://schemas.openxmlformats.org/officeDocument/2006/relationships" xmlns:m="http://schemas.openxmlformats.org/officeDocument/2006/math" xmlns:v="urn:schemas-microsoft-com:vml" xmlns:wp14="http://schemas.microsoft.com/office/word/2010/wordprocessingDrawing" xmlns:wp="http://schemas.openxmlformats.org/drawingml/2006/wordprocessingDrawing" xmlns:w10="urn:schemas-microsoft-com:office:word" xmlns:w="http://schemas.openxmlformats.org/wordprocessingml/2006/main" xmlns:w14="http://schemas.microsoft.com/office/word/2010/wordml" xmlns:w15="http://schemas.microsoft.com/office/word/2012/wordml" xmlns:w16cex="http://schemas.microsoft.com/office/word/2018/wordml/cex" xmlns:w16cid="http://schemas.microsoft.com/office/word/2016/wordml/cid" xmlns:w16="http://schemas.microsoft.com/office/word/2018/wordml" xmlns:w16sdtdh="http://schemas.microsoft.com/office/word/2020/wordml/sdtdatahash" xmlns:w16se="http://schemas.microsoft.com/office/word/2015/wordml/symex" xmlns:wpg="http://schemas.microsoft.com/office/word/2010/wordprocessingGroup" xmlns:wpi="http://schemas.microsoft.com/office/word/2010/wordprocessingInk" xmlns:wne="http://schemas.microsoft.com/office/word/2006/wordml" xmlns:wps="http://schemas.microsoft.com/office/word/2010/wordprocessingShape" mc:Ignorable="w14 w15 w16se w16cid w16 w16cex w16sdtdh wp14">
   <w:body>
     <w:p>
       <w:pPr>
@@ -205,7 +205,7 @@
               </wp:anchor>
             </w:drawing>
           </mc:Choice>
-          <mc:Fallback xmlns:w16cei="http://schemas.microsoft.com/office/word/2026/wordml/cei">
+          <mc:Fallback xmlns:w16cei="http://schemas.microsoft.com/office/word/2026/wordml/cei" xmlns:w16sdtfl="http://schemas.microsoft.com/office/word/2024/wordml/sdtformatlock" xmlns:w16du="http://schemas.microsoft.com/office/word/2023/wordml/word16du" xmlns:oel="http://schemas.microsoft.com/office/2019/extlst">
             <w:pict>
               <v:rect w14:anchorId="4C256C62" id="Rectángulo 3" o:spid="_x0000_s1026" alt="&quot;&quot;" style="position:absolute;margin-left:-55.95pt;margin-top:26.4pt;width:613.85pt;height:164.25pt;z-index:-251655168;visibility:visible;mso-wrap-style:square;mso-height-percent:0;mso-wrap-distance-left:9pt;mso-wrap-distance-top:0;mso-wrap-distance-right:9pt;mso-wrap-distance-bottom:0;mso-position-horizontal:absolute;mso-position-horizontal-relative:text;mso-position-vertical:absolute;mso-position-vertical-relative:text;mso-height-percent:0;mso-height-relative:margin;v-text-anchor:middle" o:gfxdata="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" fillcolor="#00314d" stroked="f" strokeweight="1pt"/>
             </w:pict>
@@ -312,7 +312,7 @@
               </wp:anchor>
             </w:drawing>
           </mc:Choice>
-          <mc:Fallback>
+          <mc:Fallback xmlns:w16sdtfl="http://schemas.microsoft.com/office/word/2024/wordml/sdtformatlock" xmlns:w16du="http://schemas.microsoft.com/office/word/2023/wordml/word16du" xmlns:oel="http://schemas.microsoft.com/office/2019/extlst">
             <w:pict>
               <v:shapetype w14:anchorId="2E2DABF6" id="_x0000_t202" coordsize="21600,21600" o:spt="202" path="m,l,21600r21600,l21600,xe">
                 <v:stroke joinstyle="miter"/>
@@ -554,6 +554,7 @@
           <w:docPartUnique/>
         </w:docPartObj>
       </w:sdtPr>
+      <w:sdtEndPr/>
       <w:sdtContent>
         <w:p>
           <w:pPr>
@@ -1477,7 +1478,14 @@
                 <w:rStyle w:val="Hipervnculo"/>
                 <w:noProof/>
               </w:rPr>
-              <w:t>3. Lenguaje WEB</w:t>
+              <w:t xml:space="preserve">3. Lenguaje </w:t>
+            </w:r>
+            <w:r>
+              <w:rPr>
+                <w:rStyle w:val="Hipervnculo"/>
+                <w:noProof/>
+              </w:rPr>
+              <w:t>web</w:t>
             </w:r>
             <w:r>
               <w:rPr>
@@ -2551,7 +2559,7 @@
     </w:p>
     <w:p>
       <w:r>
-        <w:t>Lo invitamos a consultar el siguiente recurso educativo por medio del cual podrá profundizar en temática abordada, el cual corresponde a un video que presenta una visión general del comercio electrónico (</w:t>
+        <w:t>Lo invitamos a consultar el siguiente video por medio del cual podrá profundizar en la temática abordada. En él se presenta una visión general del comercio electrónico (</w:t>
       </w:r>
       <w:r>
         <w:rPr>
@@ -2560,11 +2568,19 @@
         <w:t>e-commerce</w:t>
       </w:r>
       <w:r>
-        <w:t xml:space="preserve">), abordando su papel en la </w:t>
-      </w:r>
+        <w:t>) y su papel en la distribución, promoción, venta y comercialización de productos y servicios mediante internet.</w:t>
+      </w:r>
+      <w:r>
+        <w:t xml:space="preserve"> </w:t>
+      </w:r>
+    </w:p>
+    <w:p>
       <w:r>
         <w:lastRenderedPageBreak/>
-        <w:t xml:space="preserve">distribución, promoción, venta y comercialización de productos y servicios mediante internet. Enlace: </w:t>
+        <w:t>Enlace:</w:t>
+      </w:r>
+      <w:r>
+        <w:t xml:space="preserve"> </w:t>
       </w:r>
       <w:hyperlink r:id="rId12" w:history="1">
         <w:r>
@@ -2612,11 +2628,11 @@
         <w:t>Ejemplo aplicado</w:t>
       </w:r>
       <w:r>
-        <w:t xml:space="preserve">. Una empresa especializada en la venta de productos tecnológicos identificó que una parte importante de sus usuarios consultaba </w:t>
+        <w:t xml:space="preserve">. Una empresa especializada en la venta de productos tecnológicos identificó que una parte importante de sus usuarios consultaba información desde dispositivos móviles. A partir de esta observación, fortaleció la </w:t>
       </w:r>
       <w:r>
         <w:lastRenderedPageBreak/>
-        <w:t>información desde dispositivos móviles. A partir de esta observación, fortaleció la experiencia de navegación de su plataforma digital y optimizó la presentación visual de los productos. Como resultado, logró mejorar la interacción con los usuarios y facilitar el acceso a la información comercial, respondiendo a las dinámicas observadas en el entorno digital.</w:t>
+        <w:t>experiencia de navegación de su plataforma digital y optimizó la presentación visual de los productos. Como resultado, logró mejorar la interacción con los usuarios y facilitar el acceso a la información comercial, respondiendo a las dinámicas observadas en el entorno digital.</w:t>
       </w:r>
     </w:p>
     <w:p>
@@ -2653,11 +2669,11 @@
     </w:p>
     <w:p>
       <w:r>
-        <w:t xml:space="preserve">La identificación de los tipos de comercio electrónico contribuye a la selección de estrategias de exhibición acordes con las necesidades de los usuarios y las </w:t>
+        <w:t xml:space="preserve">La identificación de los tipos de comercio electrónico contribuye a la selección de estrategias de exhibición acordes con las necesidades de los usuarios y las características de los mercados digitales. Comprender estas modalidades permite </w:t>
       </w:r>
       <w:r>
         <w:lastRenderedPageBreak/>
-        <w:t>características de los mercados digitales. Comprender estas modalidades permite reconocer cómo se generan oportunidades de intercambio comercial y cómo las organizaciones adaptan sus canales digitales según el público al que se dirigen.</w:t>
+        <w:t>reconocer cómo se generan oportunidades de intercambio comercial y cómo las organizaciones adaptan sus canales digitales según el público al que se dirigen.</w:t>
       </w:r>
     </w:p>
     <w:p>
@@ -2725,14 +2741,6 @@
     </w:p>
     <w:p>
       <w:pPr>
-        <w:ind w:left="707"/>
-      </w:pPr>
-      <w:r>
-        <w:t>Nota. SENA, (2026).</w:t>
-      </w:r>
-    </w:p>
-    <w:p>
-      <w:pPr>
         <w:rPr>
           <w:b/>
           <w:bCs/>
@@ -2763,15 +2771,12 @@
     </w:p>
     <w:p>
       <w:r>
-        <w:t xml:space="preserve">Las herramientas de comercio electrónico corresponden al conjunto de recursos tecnológicos utilizados para gestionar, organizar y facilitar las actividades comerciales desarrolladas en entornos digitales. Estas herramientas permiten administrar </w:t>
-      </w:r>
+        <w:t>Las herramientas de comercio electrónico corresponden al conjunto de recursos tecnológicos utilizados para gestionar, organizar y facilitar las actividades comerciales desarrolladas en entornos digitales. Estas herramientas permiten administrar productos, procesar información y fortalecer la interacción entre organizaciones y usuarios mediante plataformas especializadas.</w:t>
+      </w:r>
+    </w:p>
+    <w:p>
       <w:r>
         <w:lastRenderedPageBreak/>
-        <w:t>productos, procesar información y fortalecer la interacción entre organizaciones y usuarios mediante plataformas especializadas.</w:t>
-      </w:r>
-    </w:p>
-    <w:p>
-      <w:r>
         <w:t>La incorporación de herramientas digitales contribuye a optimizar los procesos asociados a la exhibición de productos y la administración de contenidos comerciales. Su utilización favorece la organización de catálogos, la actualización de información y la gestión de procesos vinculados con la operación de los canales digitales. Gracias a estas funcionalidades, las organizaciones pueden mejorar la experiencia de los usuarios y fortalecer la eficiencia de sus procesos comerciales.</w:t>
       </w:r>
     </w:p>
@@ -3171,32 +3176,24 @@
       </w:tr>
     </w:tbl>
     <w:p>
-      <w:pPr>
-        <w:ind w:firstLine="708"/>
-      </w:pPr>
-      <w:r>
-        <w:t>Nota. SENA, (2026).</w:t>
-      </w:r>
-    </w:p>
-    <w:p>
-      <w:r>
-        <w:rPr>
-          <w:b/>
-          <w:bCs/>
-        </w:rPr>
+      <w:r>
+        <w:rPr>
+          <w:b/>
+          <w:bCs/>
+        </w:rPr>
+        <w:t>Clave estratégica.</w:t>
+      </w:r>
+      <w:r>
+        <w:t xml:space="preserve"> La selección adecuada de herramientas digitales fortalece la eficiencia operativa y mejora la gestión de los procesos de exhibición de productos.</w:t>
+      </w:r>
+    </w:p>
+    <w:p>
+      <w:pPr>
+        <w:pStyle w:val="Ttulo2"/>
+      </w:pPr>
+      <w:bookmarkStart w:id="6" w:name="_Toc240635899"/>
+      <w:r>
         <w:lastRenderedPageBreak/>
-        <w:t>Clave estratégica.</w:t>
-      </w:r>
-      <w:r>
-        <w:t xml:space="preserve"> La selección adecuada de herramientas digitales fortalece la eficiencia operativa y mejora la gestión de los procesos de exhibición de productos.</w:t>
-      </w:r>
-    </w:p>
-    <w:p>
-      <w:pPr>
-        <w:pStyle w:val="Ttulo2"/>
-      </w:pPr>
-      <w:bookmarkStart w:id="6" w:name="_Toc240635899"/>
-      <w:r>
         <w:t>Dispositivos</w:t>
       </w:r>
       <w:bookmarkEnd w:id="6"/>
@@ -3262,7 +3259,7 @@
         <w:t>. O</w:t>
       </w:r>
       <w:r>
-        <w:t>frecen las mismas posibilidades de compra y gestión que un computador de escritorio, pero con mayor movilidad. Es utilizado para administrar tiendas virtuales, consultar productos y realizar compras desde diferentes lugares.</w:t>
+        <w:t>frece las mismas posibilidades de compra y gestión que un computador de escritorio, pero con mayor movilidad. Es utilizado para administrar tiendas virtuales, consultar productos y realizar compras desde diferentes lugares.</w:t>
       </w:r>
     </w:p>
     <w:p>
@@ -3300,24 +3297,27 @@
           <w:b/>
           <w:bCs/>
         </w:rPr>
+        <w:t>Dispositivo móvil</w:t>
+      </w:r>
+      <w:r>
+        <w:rPr>
+          <w:b/>
+          <w:bCs/>
+        </w:rPr>
+        <w:t>.</w:t>
+      </w:r>
+      <w:r>
+        <w:t xml:space="preserve"> </w:t>
+      </w:r>
+      <w:r>
+        <w:t>E</w:t>
+      </w:r>
+      <w:r>
+        <w:t xml:space="preserve">s uno de los dispositivos más utilizados para el comercio electrónico por su movilidad y conectividad permanente. Permite buscar productos, comparar precios, realizar compras, hacer seguimiento </w:t>
+      </w:r>
+      <w:r>
         <w:lastRenderedPageBreak/>
-        <w:t>Dispositivo móvil</w:t>
-      </w:r>
-      <w:r>
-        <w:rPr>
-          <w:b/>
-          <w:bCs/>
-        </w:rPr>
-        <w:t>.</w:t>
-      </w:r>
-      <w:r>
-        <w:t xml:space="preserve"> </w:t>
-      </w:r>
-      <w:r>
-        <w:t>E</w:t>
-      </w:r>
-      <w:r>
-        <w:t>s uno de los dispositivos más utilizados para el comercio electrónico por su movilidad y conectividad permanente. Permite buscar productos, comparar precios, realizar compras, hacer seguimiento de pedidos y comunicarse con las empresas mediante aplicaciones y servicios de mensajería.</w:t>
+        <w:t>de pedidos y comunicarse con las empresas mediante aplicaciones y servicios de mensajería.</w:t>
       </w:r>
     </w:p>
     <w:p>
@@ -3366,14 +3366,17 @@
       </w:pPr>
       <w:bookmarkStart w:id="7" w:name="_Toc240635900"/>
       <w:r>
+        <w:t>Aplicaciones</w:t>
+      </w:r>
+      <w:bookmarkEnd w:id="7"/>
+    </w:p>
+    <w:p>
+      <w:r>
+        <w:t xml:space="preserve">Las aplicaciones corresponden a soluciones tecnológicas diseñadas para facilitar actividades específicas dentro de los procesos de comercio electrónico. Su utilización </w:t>
+      </w:r>
+      <w:r>
         <w:lastRenderedPageBreak/>
-        <w:t>Aplicaciones</w:t>
-      </w:r>
-      <w:bookmarkEnd w:id="7"/>
-    </w:p>
-    <w:p>
-      <w:r>
-        <w:t>Las aplicaciones corresponden a soluciones tecnológicas diseñadas para facilitar actividades específicas dentro de los procesos de comercio electrónico. Su utilización permite gestionar información, organizar contenidos, apoyar la interacción con los usuarios y fortalecer la administración de diferentes componentes asociados a la operación comercial digital.</w:t>
+        <w:t>permite gestionar información, organizar contenidos, apoyar la interacción con los usuarios y fortalecer la administración de diferentes componentes asociados a la operación comercial digital.</w:t>
       </w:r>
     </w:p>
     <w:p>
@@ -3456,25 +3459,17 @@
       </w:r>
     </w:p>
     <w:p>
-      <w:pPr>
-        <w:ind w:left="707"/>
-      </w:pPr>
-      <w:r>
-        <w:t>Nota. SENA, (2026).</w:t>
-      </w:r>
-    </w:p>
-    <w:p>
       <w:r>
         <w:t>El comercio electrónico constituye un ecosistema en el que convergen modelos de intercambio, herramientas tecnológicas, dispositivos y aplicaciones para facilitar la exhibición y comercialización de productos y servicios. Comprender sus conceptos, tendencias y modalidades permite reconocer que las organizaciones deben seleccionar sus recursos digitales de acuerdo con las características del mercado, las necesidades de los usuarios y los objetivos comerciales que orientan su operación.</w:t>
       </w:r>
     </w:p>
     <w:p>
       <w:r>
-        <w:t xml:space="preserve">De igual manera, la adecuada integración de herramientas, dispositivos y aplicaciones favorece la organización de la información, la actualización de los contenidos y la construcción de experiencias de navegación más accesibles y funcionales. Por ello, la gestión del comercio electrónico no depende únicamente de </w:t>
+        <w:t xml:space="preserve">De igual manera, la adecuada integración de herramientas, dispositivos y aplicaciones favorece la organización de la información, la actualización de los contenidos y la construcción de experiencias de navegación más accesibles y funcionales. Por ello, la gestión del comercio electrónico no depende únicamente de disponer de tecnología, sino de utilizarla estratégicamente para presentar los </w:t>
       </w:r>
       <w:r>
         <w:lastRenderedPageBreak/>
-        <w:t>disponer de tecnología, sino de utilizarla estratégicamente para presentar los productos, facilitar la interacción y responder a las dinámicas cambiantes de los entornos digitales.</w:t>
+        <w:t>productos, facilitar la interacción y responder a las dinámicas cambiantes de los entornos digitales.</w:t>
       </w:r>
     </w:p>
     <w:p>
@@ -3548,51 +3543,46 @@
                 <w:b/>
                 <w:bCs/>
               </w:rPr>
-              <w:t>Persona 1 (mujer):</w:t>
+              <w:t>M</w:t>
             </w:r>
             <w:r>
               <w:rPr>
                 <w:b/>
                 <w:bCs/>
               </w:rPr>
-              <w:t xml:space="preserve"> </w:t>
-            </w:r>
-            <w:r>
-              <w:t xml:space="preserve">¡Bienvenidos a este espacio formativo! El comercio electrónico ha evolucionado desde una alternativa tecnológica para realizar transacciones a convertirse en un componente central de los modelos de negocio actuales. </w:t>
-            </w:r>
-          </w:p>
-          <w:p>
-            <w:pPr>
+              <w:t>ujer:</w:t>
+            </w:r>
+            <w:r>
               <w:rPr>
                 <w:b/>
                 <w:bCs/>
               </w:rPr>
-            </w:pPr>
-            <w:r>
+              <w:t xml:space="preserve"> </w:t>
+            </w:r>
+            <w:r>
+              <w:t xml:space="preserve">¡Bienvenidos a este espacio formativo! El comercio electrónico ha evolucionado desde una alternativa tecnológica para realizar transacciones a convertirse en un componente central de los modelos de negocio actuales. </w:t>
+            </w:r>
+          </w:p>
+          <w:p>
+            <w:pPr>
               <w:rPr>
                 <w:b/>
                 <w:bCs/>
               </w:rPr>
-              <w:t>Persona 2 (hombre):</w:t>
-            </w:r>
+            </w:pPr>
             <w:r>
               <w:rPr>
                 <w:b/>
                 <w:bCs/>
               </w:rPr>
-              <w:t xml:space="preserve"> </w:t>
-            </w:r>
-            <w:r>
-              <w:t>Y su importancia estratégica va mucho más allá de vender por internet. El comercio electrónico modifica la forma en que las organizaciones exhiben productos, gestionan relaciones con clientes, estructuran procesos comerciales y acceden a nuevos mercados.</w:t>
-            </w:r>
-          </w:p>
-          <w:p>
+              <w:t>H</w:t>
+            </w:r>
             <w:r>
               <w:rPr>
                 <w:b/>
                 <w:bCs/>
               </w:rPr>
-              <w:t>Persona 1 (mujer):</w:t>
+              <w:t>ombre:</w:t>
             </w:r>
             <w:r>
               <w:rPr>
@@ -3602,63 +3592,67 @@
               <w:t xml:space="preserve"> </w:t>
             </w:r>
             <w:r>
-              <w:t>Pensemos en los esquemas tradicionales. Durante mucho tiempo, las limitaciones geográficas condicionaron el alcance comercial de las organizaciones.</w:t>
-            </w:r>
-          </w:p>
-          <w:p>
-            <w:pPr>
+              <w:t>y</w:t>
+            </w:r>
+            <w:r>
+              <w:t xml:space="preserve"> su importancia estratégica va mucho más allá de vender por internet. El comercio electrónico modifica la forma en que las organizaciones exhiben productos, gestionan relaciones con clientes, estructuran procesos comerciales y acceden a nuevos mercados.</w:t>
+            </w:r>
+          </w:p>
+          <w:p>
+            <w:r>
               <w:rPr>
                 <w:b/>
                 <w:bCs/>
               </w:rPr>
-            </w:pPr>
+              <w:t>M</w:t>
+            </w:r>
             <w:r>
               <w:rPr>
                 <w:b/>
                 <w:bCs/>
               </w:rPr>
-              <w:lastRenderedPageBreak/>
-              <w:t xml:space="preserve">Persona 2 (hombre): </w:t>
-            </w:r>
-            <w:r>
-              <w:t>En cambio, los entornos digitales amplían las posibilidades de interacción y permiten que la información fluya de manera permanente entre oferentes y consumidores.</w:t>
-            </w:r>
-          </w:p>
-          <w:p>
+              <w:t>ujer:</w:t>
+            </w:r>
             <w:r>
               <w:rPr>
                 <w:b/>
                 <w:bCs/>
               </w:rPr>
-              <w:t>Persona 1 (mujer):</w:t>
-            </w:r>
-            <w:r>
+              <w:t xml:space="preserve"> </w:t>
+            </w:r>
+            <w:r>
+              <w:t>p</w:t>
+            </w:r>
+            <w:r>
+              <w:t>ensemos en los esquemas tradicionales. Durante mucho tiempo, las limitaciones geográficas condicionaron el alcance comercial de las organizaciones.</w:t>
+            </w:r>
+          </w:p>
+          <w:p>
+            <w:pPr>
               <w:rPr>
                 <w:b/>
                 <w:bCs/>
               </w:rPr>
-              <w:t xml:space="preserve"> </w:t>
-            </w:r>
-            <w:r>
-              <w:t>Esta capacidad genera un efecto directo sobre la competitividad, porque las organizaciones pueden incrementar su visibilidad, fortalecer la disponibilidad de sus productos y responder con mayor rapidez a las dinámicas del mercado.</w:t>
-            </w:r>
-          </w:p>
-          <w:p>
-            <w:pPr>
+            </w:pPr>
+            <w:r>
               <w:rPr>
                 <w:b/>
                 <w:bCs/>
               </w:rPr>
-            </w:pPr>
+              <w:t>H</w:t>
+            </w:r>
             <w:r>
               <w:rPr>
                 <w:b/>
                 <w:bCs/>
               </w:rPr>
-              <w:t xml:space="preserve">Persona 2 (hombre): </w:t>
-            </w:r>
-            <w:r>
-              <w:t>Por eso, el comercio electrónico deja de ser una herramienta operativa para convertirse en una decisión estratégica.</w:t>
+              <w:t xml:space="preserve">ombre: </w:t>
+            </w:r>
+            <w:r>
+              <w:t>e</w:t>
+            </w:r>
+            <w:r>
+              <w:t>n cambio, los entornos digitales amplían las posibilidades de interacción y permiten que la información fluya de manera permanente entre oferentes y consumidores.</w:t>
             </w:r>
           </w:p>
           <w:p>
@@ -3667,84 +3661,79 @@
                 <w:b/>
                 <w:bCs/>
               </w:rPr>
-              <w:t>Persona 1 (mujer):</w:t>
+              <w:t>M</w:t>
             </w:r>
             <w:r>
               <w:rPr>
                 <w:b/>
                 <w:bCs/>
               </w:rPr>
-              <w:t xml:space="preserve"> </w:t>
-            </w:r>
-            <w:r>
-              <w:t>Ahora bien, la efectividad del comercio electrónico no depende de un único recurso. Depende de la interacción coordinada de múltiples elementos que conforman un ecosistema digital.</w:t>
-            </w:r>
-          </w:p>
-          <w:p>
+              <w:t>ujer:</w:t>
+            </w:r>
             <w:r>
               <w:rPr>
                 <w:b/>
                 <w:bCs/>
               </w:rPr>
-              <w:t>Persona 2 (hombre):</w:t>
+              <w:t xml:space="preserve"> </w:t>
             </w:r>
             <w:r>
               <w:rPr>
                 <w:b/>
                 <w:bCs/>
               </w:rPr>
-              <w:t xml:space="preserve"> </w:t>
-            </w:r>
-            <w:r>
-              <w:t>En este ecosistema encontramos las plataformas de comercialización, los canales de comunicación, los sistemas de exhibición de productos, los mecanismos de acceso a la información y los recursos tecnológicos utilizados para gestionar contenidos.</w:t>
-            </w:r>
-          </w:p>
-          <w:p>
-            <w:r>
+              <w:t>e</w:t>
+            </w:r>
+            <w:r>
+              <w:t xml:space="preserve">sta capacidad genera un efecto directo sobre la competitividad, porque las organizaciones pueden incrementar su visibilidad, fortalecer la </w:t>
+            </w:r>
+            <w:r>
+              <w:lastRenderedPageBreak/>
+              <w:t>disponibilidad de sus productos y responder con mayor rapidez a las dinámicas del mercado.</w:t>
+            </w:r>
+          </w:p>
+          <w:p>
+            <w:pPr>
               <w:rPr>
                 <w:b/>
                 <w:bCs/>
               </w:rPr>
-              <w:t>Persona 1 (mujer):</w:t>
-            </w:r>
+            </w:pPr>
             <w:r>
               <w:rPr>
                 <w:b/>
                 <w:bCs/>
               </w:rPr>
-              <w:t xml:space="preserve"> </w:t>
-            </w:r>
-            <w:r>
-              <w:t xml:space="preserve">Todos ellos operan como componentes interdependientes dentro de un mismo proceso. Es decir, cada elemento puede influir en el funcionamiento de los demás y, en conjunto, en la experiencia del usuario. </w:t>
-            </w:r>
-          </w:p>
-          <w:p>
+              <w:t>H</w:t>
+            </w:r>
             <w:r>
               <w:rPr>
                 <w:b/>
                 <w:bCs/>
               </w:rPr>
-              <w:lastRenderedPageBreak/>
-              <w:t>Persona 2 (hombre):</w:t>
-            </w:r>
+              <w:t xml:space="preserve">ombre: </w:t>
+            </w:r>
+            <w:r>
+              <w:t>p</w:t>
+            </w:r>
+            <w:r>
+              <w:t>or eso, el comercio electrónico deja de ser una herramienta operativa para convertirse en una decisión estratégica.</w:t>
+            </w:r>
+          </w:p>
+          <w:p>
             <w:r>
               <w:rPr>
                 <w:b/>
                 <w:bCs/>
               </w:rPr>
-              <w:t xml:space="preserve"> </w:t>
-            </w:r>
-            <w:r>
-              <w:t>Cuando alguno de estos elementos presenta deficiencias, la experiencia del usuario se ve afectada y disminuye la capacidad de generar valor comercial.</w:t>
-            </w:r>
-          </w:p>
-          <w:p>
+              <w:t>M</w:t>
+            </w:r>
             <w:r>
               <w:rPr>
                 <w:b/>
                 <w:bCs/>
               </w:rPr>
-              <w:t>Persona 1 (mujer):</w:t>
+              <w:t>ujer:</w:t>
             </w:r>
             <w:r>
               <w:rPr>
@@ -3754,7 +3743,10 @@
               <w:t xml:space="preserve"> </w:t>
             </w:r>
             <w:r>
-              <w:t>Por esta razón, la gestión estratégica del comercio electrónico requiere comprender las relaciones existentes entre visibilidad, accesibilidad, disponibilidad de información e interacción digital.</w:t>
+              <w:t>a</w:t>
+            </w:r>
+            <w:r>
+              <w:t>hora bien, la efectividad del comercio electrónico no depende de un único recurso. Depende de la interacción coordinada de múltiples elementos que conforman un ecosistema digital.</w:t>
             </w:r>
           </w:p>
           <w:p>
@@ -3763,7 +3755,7 @@
                 <w:b/>
                 <w:bCs/>
               </w:rPr>
-              <w:t>Persona 2 (hombre):</w:t>
+              <w:t>Hombre:</w:t>
             </w:r>
             <w:r>
               <w:rPr>
@@ -3773,7 +3765,10 @@
               <w:t xml:space="preserve"> </w:t>
             </w:r>
             <w:r>
-              <w:t>La integración adecuada de estos componentes permite construir entornos digitales más eficientes, capaces de responder a las necesidades de los mercados y fortalecer los objetivos comerciales de la organización.</w:t>
+              <w:t>e</w:t>
+            </w:r>
+            <w:r>
+              <w:t>n este ecosistema encontramos las plataformas de comercialización, los canales de comunicación, los sistemas de exhibición de productos, los mecanismos de acceso a la información y los recursos tecnológicos utilizados para gestionar contenidos.</w:t>
             </w:r>
           </w:p>
           <w:p>
@@ -3782,45 +3777,43 @@
                 <w:b/>
                 <w:bCs/>
               </w:rPr>
-              <w:t>Persona 2 (hombre):</w:t>
+              <w:t>M</w:t>
             </w:r>
             <w:r>
               <w:rPr>
                 <w:b/>
                 <w:bCs/>
               </w:rPr>
-              <w:t xml:space="preserve"> </w:t>
-            </w:r>
-            <w:r>
-              <w:t>Pero consolidar el comercio electrónico como sistema de gestión comercial exige una visión que trascienda la simple presencia digital.</w:t>
-            </w:r>
-          </w:p>
-          <w:p>
+              <w:t>ujer:</w:t>
+            </w:r>
             <w:r>
               <w:rPr>
                 <w:b/>
                 <w:bCs/>
               </w:rPr>
-              <w:t>Persona 1 (mujer):</w:t>
-            </w:r>
+              <w:t xml:space="preserve"> </w:t>
+            </w:r>
+            <w:r>
+              <w:t>t</w:t>
+            </w:r>
+            <w:r>
+              <w:t xml:space="preserve">odos ellos operan como componentes interdependientes dentro de un mismo proceso. Es decir, cada elemento puede influir en el funcionamiento de los demás y, en conjunto, en la experiencia del usuario. </w:t>
+            </w:r>
+          </w:p>
+          <w:p>
             <w:r>
               <w:rPr>
                 <w:b/>
                 <w:bCs/>
               </w:rPr>
-              <w:t xml:space="preserve"> </w:t>
-            </w:r>
-            <w:r>
-              <w:t>Las herramientas tecnológicas actúan como facilitadores, pero el factor diferenciador se encuentra en la capacidad de utilizarlas para fortalecer la experiencia de los usuarios y mejorar la gestión comercial.</w:t>
-            </w:r>
-          </w:p>
-          <w:p>
+              <w:t>H</w:t>
+            </w:r>
             <w:r>
               <w:rPr>
                 <w:b/>
                 <w:bCs/>
               </w:rPr>
-              <w:t>Persona 2 (hombre):</w:t>
+              <w:t>ombre:</w:t>
             </w:r>
             <w:r>
               <w:rPr>
@@ -3830,7 +3823,10 @@
               <w:t xml:space="preserve"> </w:t>
             </w:r>
             <w:r>
-              <w:t>Las organizaciones que comprenden esta relación logran transformar los entornos digitales en espacios de interacción estratégica donde convergen exhibición, comunicación y comercialización.</w:t>
+              <w:t>c</w:t>
+            </w:r>
+            <w:r>
+              <w:t>uando alguno de estos elementos presenta deficiencias, la experiencia del usuario se ve afectada y disminuye la capacidad de generar valor comercial.</w:t>
             </w:r>
           </w:p>
           <w:p>
@@ -3839,46 +3835,44 @@
                 <w:b/>
                 <w:bCs/>
               </w:rPr>
-              <w:t>Persona 1 (mujer):</w:t>
+              <w:t>M</w:t>
             </w:r>
             <w:r>
               <w:rPr>
                 <w:b/>
                 <w:bCs/>
               </w:rPr>
-              <w:t xml:space="preserve"> </w:t>
-            </w:r>
-            <w:r>
-              <w:t>El reto, entonces, no consiste solamente en estar presentes en los entornos digitales…</w:t>
-            </w:r>
-          </w:p>
-          <w:p>
+              <w:t>ujer:</w:t>
+            </w:r>
             <w:r>
               <w:rPr>
                 <w:b/>
                 <w:bCs/>
               </w:rPr>
-              <w:lastRenderedPageBreak/>
-              <w:t>Persona 2 (hombre):</w:t>
-            </w:r>
+              <w:t xml:space="preserve"> </w:t>
+            </w:r>
+            <w:r>
+              <w:t>p</w:t>
+            </w:r>
+            <w:r>
+              <w:t>or esta razón, la gestión estratégica del comercio electrónico requiere comprender las relaciones existentes entre visibilidad, accesibilidad, disponibilidad de información e interacción digital.</w:t>
+            </w:r>
+          </w:p>
+          <w:p>
             <w:r>
               <w:rPr>
                 <w:b/>
                 <w:bCs/>
               </w:rPr>
-              <w:t xml:space="preserve"> </w:t>
-            </w:r>
-            <w:r>
-              <w:t>…consiste en integrar estratégicamente sus componentes para generar valor, fortalecer la gestión comercial y responder a las necesidades de los mercados.</w:t>
-            </w:r>
-          </w:p>
-          <w:p>
+              <w:lastRenderedPageBreak/>
+              <w:t>H</w:t>
+            </w:r>
             <w:r>
               <w:rPr>
                 <w:b/>
                 <w:bCs/>
               </w:rPr>
-              <w:t>Persona 1 (mujer):</w:t>
+              <w:t>ombre:</w:t>
             </w:r>
             <w:r>
               <w:rPr>
@@ -3888,7 +3882,181 @@
               <w:t xml:space="preserve"> </w:t>
             </w:r>
             <w:r>
-              <w:t>Gracias por acompañarnos, nos escuchamos en el próximo episodio</w:t>
+              <w:t>l</w:t>
+            </w:r>
+            <w:r>
+              <w:t>a integración adecuada de estos componentes permite construir entornos digitales más eficientes, capaces de responder a las necesidades de los mercados y fortalecer los objetivos comerciales de la organización.</w:t>
+            </w:r>
+          </w:p>
+          <w:p>
+            <w:r>
+              <w:rPr>
+                <w:b/>
+                <w:bCs/>
+              </w:rPr>
+              <w:t>H</w:t>
+            </w:r>
+            <w:r>
+              <w:rPr>
+                <w:b/>
+                <w:bCs/>
+              </w:rPr>
+              <w:t>ombre:</w:t>
+            </w:r>
+            <w:r>
+              <w:rPr>
+                <w:b/>
+                <w:bCs/>
+              </w:rPr>
+              <w:t xml:space="preserve"> </w:t>
+            </w:r>
+            <w:r>
+              <w:t>p</w:t>
+            </w:r>
+            <w:r>
+              <w:t>ero consolidar el comercio electrónico como sistema de gestión comercial exige una visión que trascienda la simple presencia digital.</w:t>
+            </w:r>
+          </w:p>
+          <w:p>
+            <w:r>
+              <w:rPr>
+                <w:b/>
+                <w:bCs/>
+              </w:rPr>
+              <w:t>M</w:t>
+            </w:r>
+            <w:r>
+              <w:rPr>
+                <w:b/>
+                <w:bCs/>
+              </w:rPr>
+              <w:t>ujer:</w:t>
+            </w:r>
+            <w:r>
+              <w:rPr>
+                <w:b/>
+                <w:bCs/>
+              </w:rPr>
+              <w:t xml:space="preserve"> </w:t>
+            </w:r>
+            <w:r>
+              <w:t>l</w:t>
+            </w:r>
+            <w:r>
+              <w:t>as herramientas tecnológicas actúan como facilitadores, pero el factor diferenciador se encuentra en la capacidad de utilizarlas para fortalecer la experiencia de los usuarios y mejorar la gestión comercial.</w:t>
+            </w:r>
+          </w:p>
+          <w:p>
+            <w:r>
+              <w:rPr>
+                <w:b/>
+                <w:bCs/>
+              </w:rPr>
+              <w:t>H</w:t>
+            </w:r>
+            <w:r>
+              <w:rPr>
+                <w:b/>
+                <w:bCs/>
+              </w:rPr>
+              <w:t>ombre:</w:t>
+            </w:r>
+            <w:r>
+              <w:rPr>
+                <w:b/>
+                <w:bCs/>
+              </w:rPr>
+              <w:t xml:space="preserve"> </w:t>
+            </w:r>
+            <w:r>
+              <w:t>l</w:t>
+            </w:r>
+            <w:r>
+              <w:t>as organizaciones que comprenden esta relación logran transformar los entornos digitales en espacios de interacción estratégica donde convergen exhibición, comunicación y comercialización.</w:t>
+            </w:r>
+          </w:p>
+          <w:p>
+            <w:r>
+              <w:rPr>
+                <w:b/>
+                <w:bCs/>
+              </w:rPr>
+              <w:t>M</w:t>
+            </w:r>
+            <w:r>
+              <w:rPr>
+                <w:b/>
+                <w:bCs/>
+              </w:rPr>
+              <w:t>ujer:</w:t>
+            </w:r>
+            <w:r>
+              <w:rPr>
+                <w:b/>
+                <w:bCs/>
+              </w:rPr>
+              <w:t xml:space="preserve"> </w:t>
+            </w:r>
+            <w:r>
+              <w:t>e</w:t>
+            </w:r>
+            <w:r>
+              <w:t>l reto, entonces, no consiste solamente en estar presentes en los entornos digitales…</w:t>
+            </w:r>
+          </w:p>
+          <w:p>
+            <w:r>
+              <w:rPr>
+                <w:b/>
+                <w:bCs/>
+              </w:rPr>
+              <w:t>H</w:t>
+            </w:r>
+            <w:r>
+              <w:rPr>
+                <w:b/>
+                <w:bCs/>
+              </w:rPr>
+              <w:t>ombre:</w:t>
+            </w:r>
+            <w:r>
+              <w:rPr>
+                <w:b/>
+                <w:bCs/>
+              </w:rPr>
+              <w:t xml:space="preserve"> </w:t>
+            </w:r>
+            <w:r>
+              <w:t>…consiste en integrar estratégicamente sus componentes para generar valor, fortalecer la gestión comercial y responder a las necesidades de los mercados.</w:t>
+            </w:r>
+          </w:p>
+          <w:p>
+            <w:r>
+              <w:rPr>
+                <w:b/>
+                <w:bCs/>
+              </w:rPr>
+              <w:t>M</w:t>
+            </w:r>
+            <w:r>
+              <w:rPr>
+                <w:b/>
+                <w:bCs/>
+              </w:rPr>
+              <w:t>ujer:</w:t>
+            </w:r>
+            <w:r>
+              <w:rPr>
+                <w:b/>
+                <w:bCs/>
+              </w:rPr>
+              <w:t xml:space="preserve"> </w:t>
+            </w:r>
+            <w:r>
+              <w:t>g</w:t>
+            </w:r>
+            <w:r>
+              <w:t>racias por acompañarnos, nos escuchamos en el próximo episodio</w:t>
             </w:r>
             <w:r>
               <w:t>.</w:t>
@@ -3915,6 +4083,7 @@
     </w:p>
     <w:p>
       <w:r>
+        <w:lastRenderedPageBreak/>
         <w:t>La integridad se evidencia cuando las decisiones comerciales se orientan por la transparencia, la responsabilidad y el respeto hacia quienes interactúan en los entornos digitales.</w:t>
       </w:r>
     </w:p>
@@ -4093,7 +4262,19 @@
         <w:t>online</w:t>
       </w:r>
       <w:r>
-        <w:t xml:space="preserve"> requiere identificar los objetivos comunicativos y establecer mecanismos adecuados para transmitir información relevante a los usuarios. La coherencia entre los mensajes emitidos y las características del público favorece una interacción más efectiva y fortalece los procesos de comunicación dentro de los entornos digitales, este enfoque permite optimizar los recursos utilizados en la difusión de contenidos.</w:t>
+        <w:t xml:space="preserve"> requiere identificar los objetivos comunicativos y establecer mecanismos adecuados para transmitir información relevante a los usuarios. La coherencia entre los mensajes emitidos y las características del público favorece una interacción más efectiva y fortalece los procesos de comunicación dentro de los entornos digitales</w:t>
+      </w:r>
+      <w:r>
+        <w:t>.</w:t>
+      </w:r>
+      <w:r>
+        <w:t xml:space="preserve"> </w:t>
+      </w:r>
+      <w:r>
+        <w:t>E</w:t>
+      </w:r>
+      <w:r>
+        <w:t>ste enfoque permite optimizar los recursos utilizados en la difusión de contenidos.</w:t>
       </w:r>
     </w:p>
     <w:p>
@@ -4154,7 +4335,28 @@
           <w:b/>
           <w:bCs/>
         </w:rPr>
-        <w:t>Objetivos comunicativos - Definen que se desea lograr con la comunicación</w:t>
+        <w:t xml:space="preserve">Objetivos comunicativos </w:t>
+      </w:r>
+      <w:r>
+        <w:rPr>
+          <w:b/>
+          <w:bCs/>
+        </w:rPr>
+        <w:t>–</w:t>
+      </w:r>
+      <w:r>
+        <w:rPr>
+          <w:b/>
+          <w:bCs/>
+        </w:rPr>
+        <w:t xml:space="preserve"> </w:t>
+      </w:r>
+      <w:r>
+        <w:rPr>
+          <w:b/>
+          <w:bCs/>
+        </w:rPr>
+        <w:t>Definen que se desea lograr con la comunicación</w:t>
       </w:r>
     </w:p>
     <w:p>
@@ -4344,7 +4546,19 @@
         <w:t>marketplace</w:t>
       </w:r>
       <w:r>
-        <w:t xml:space="preserve"> corresponde a un entorno digital que facilita la interacción comercial entre múltiples vendedores y compradores dentro de una misma plataforma, su funcionamiento permite centralizar la oferta de productos y servicios, facilitando la consulta, comparación y acceso a diferentes alternativas comerciales por parte de los usuarios. Este modelo se ha consolidado como un mecanismo relevante dentro del comercio electrónico debido a su capacidad para integrar diferentes actores en un mismo espacio digital.</w:t>
+        <w:t xml:space="preserve"> corresponde a un entorno digital que facilita la interacción comercial entre múltiples vendedores y compradores dentro de una misma plataforma</w:t>
+      </w:r>
+      <w:r>
+        <w:t>.</w:t>
+      </w:r>
+      <w:r>
+        <w:t xml:space="preserve"> </w:t>
+      </w:r>
+      <w:r>
+        <w:t>S</w:t>
+      </w:r>
+      <w:r>
+        <w:t>u funcionamiento permite centralizar la oferta de productos y servicios, facilitando la consulta, comparación y acceso a diferentes alternativas comerciales por parte de los usuarios. Este modelo se ha consolidado como un mecanismo relevante dentro del comercio electrónico debido a su capacidad para integrar diferentes actores en un mismo espacio digital.</w:t>
       </w:r>
     </w:p>
     <w:p>
@@ -4358,7 +4572,19 @@
         <w:t>marketplace</w:t>
       </w:r>
       <w:r>
-        <w:t xml:space="preserve"> favorece la visibilidad de los productos mediante la agrupación de múltiples oferentes en una plataforma común, esta característica permite ampliar las posibilidades de exposición comercial y facilita a los usuarios la búsqueda de información relacionada con diversas categorías de productos. Como resultado, se genera un entorno que promueve la interacción comercial y la disponibilidad de opciones para los consumidores.</w:t>
+        <w:t xml:space="preserve"> favorece la visibilidad de los productos mediante la agrupación de múltiples oferentes en una plataforma común</w:t>
+      </w:r>
+      <w:r>
+        <w:t>.</w:t>
+      </w:r>
+      <w:r>
+        <w:t xml:space="preserve"> </w:t>
+      </w:r>
+      <w:r>
+        <w:t>E</w:t>
+      </w:r>
+      <w:r>
+        <w:t>sta característica permite ampliar las posibilidades de exposición comercial y facilita a los usuarios la búsqueda de información relacionada con diversas categorías de productos. Como resultado, se genera un entorno que promueve la interacción comercial y la disponibilidad de opciones para los consumidores.</w:t>
       </w:r>
     </w:p>
     <w:p>
@@ -4400,13 +4626,7 @@
     </w:p>
     <w:p>
       <w:r>
-        <w:t xml:space="preserve">Lo invitamos a </w:t>
-      </w:r>
-      <w:r>
-        <w:t>consultar</w:t>
-      </w:r>
-      <w:r>
-        <w:t xml:space="preserve"> el siguiente recurso educativo por medio del cual podrá profundizar en temática abordada, el cual corresponde a un video que explica el concepto de </w:t>
+        <w:t xml:space="preserve">Lo invitamos a consultar el siguiente video por medio del cual podrá profundizar en la temática abordada, el cual explica el concepto de </w:t>
       </w:r>
       <w:r>
         <w:rPr>
@@ -4449,7 +4669,19 @@
         <w:t>marketplace</w:t>
       </w:r>
       <w:r>
-        <w:t xml:space="preserve"> constituye un canal que contribuye al fortalecimiento de la presencia digital de las organizaciones, su utilización permite ampliar el alcance de los productos, facilitar la interacción con nuevos públicos y aprovechar infraestructuras digitales previamente consolidadas. Estas condiciones convierten al </w:t>
+        <w:t xml:space="preserve"> constituye un canal que contribuye al fortalecimiento de la presencia digital de las organizaciones</w:t>
+      </w:r>
+      <w:r>
+        <w:t>.</w:t>
+      </w:r>
+      <w:r>
+        <w:t xml:space="preserve"> </w:t>
+      </w:r>
+      <w:r>
+        <w:t>S</w:t>
+      </w:r>
+      <w:r>
+        <w:t xml:space="preserve">u utilización permite ampliar el alcance de los productos, facilitar la interacción con nuevos públicos y aprovechar infraestructuras digitales previamente consolidadas. Estas condiciones convierten al </w:t>
       </w:r>
       <w:r>
         <w:rPr>
@@ -4491,7 +4723,13 @@
     </w:p>
     <w:p>
       <w:r>
-        <w:t>Lo invitamos a consultar, a continuación, el siguiente p</w:t>
+        <w:t>Lo invitamos a consultar</w:t>
+      </w:r>
+      <w:r>
+        <w:t xml:space="preserve"> </w:t>
+      </w:r>
+      <w:r>
+        <w:t>el siguiente p</w:t>
       </w:r>
       <w:r>
         <w:t>ó</w:t>
@@ -4569,7 +4807,22 @@
                 <w:b/>
                 <w:bCs/>
               </w:rPr>
-              <w:t>Comunicación online estratégica</w:t>
+              <w:t xml:space="preserve">Comunicación </w:t>
+            </w:r>
+            <w:r>
+              <w:rPr>
+                <w:rStyle w:val="Extranjerismo"/>
+                <w:b/>
+                <w:bCs/>
+              </w:rPr>
+              <w:t>online</w:t>
+            </w:r>
+            <w:r>
+              <w:rPr>
+                <w:b/>
+                <w:bCs/>
+              </w:rPr>
+              <w:t xml:space="preserve"> estratégica</w:t>
             </w:r>
           </w:p>
         </w:tc>
@@ -4585,64 +4838,75 @@
                 <w:b/>
                 <w:bCs/>
               </w:rPr>
-              <w:t xml:space="preserve">Persona </w:t>
+              <w:t>H</w:t>
             </w:r>
             <w:r>
               <w:rPr>
                 <w:b/>
                 <w:bCs/>
               </w:rPr>
-              <w:t>1</w:t>
+              <w:t>ombre:</w:t>
             </w:r>
             <w:r>
               <w:rPr>
                 <w:b/>
                 <w:bCs/>
               </w:rPr>
-              <w:t xml:space="preserve"> (hombre):</w:t>
-            </w:r>
+              <w:t xml:space="preserve"> </w:t>
+            </w:r>
+            <w:r>
+              <w:t>¡Bienvenidos a este espacio formativo! La comunicación online se ha consolidado como uno de los componentes más influyentes dentro de los ecosistemas digitales contemporáneos.</w:t>
+            </w:r>
+          </w:p>
+          <w:p>
             <w:r>
               <w:rPr>
                 <w:b/>
                 <w:bCs/>
               </w:rPr>
-              <w:t xml:space="preserve"> </w:t>
-            </w:r>
-            <w:r>
-              <w:t>¡Bienvenidos a este espacio formativo! La comunicación online se ha consolidado como uno de los componentes más influyentes dentro de los ecosistemas digitales contemporáneos.</w:t>
-            </w:r>
-          </w:p>
-          <w:p>
+              <w:t>M</w:t>
+            </w:r>
             <w:r>
               <w:rPr>
                 <w:b/>
                 <w:bCs/>
               </w:rPr>
-              <w:t xml:space="preserve">Persona </w:t>
+              <w:t>ujer:</w:t>
             </w:r>
             <w:r>
               <w:rPr>
                 <w:b/>
                 <w:bCs/>
               </w:rPr>
-              <w:t>2</w:t>
-            </w:r>
+              <w:t xml:space="preserve"> </w:t>
+            </w:r>
+            <w:r>
+              <w:t>e</w:t>
+            </w:r>
+            <w:r>
+              <w:t>sto se debe a su capacidad para conectar organizaciones, mercados y usuarios mediante flujos permanentes de información.</w:t>
+            </w:r>
+          </w:p>
+          <w:p>
             <w:r>
               <w:rPr>
                 <w:b/>
                 <w:bCs/>
               </w:rPr>
-              <w:t xml:space="preserve"> (mujer):</w:t>
+              <w:t>H</w:t>
             </w:r>
             <w:r>
               <w:rPr>
                 <w:b/>
                 <w:bCs/>
               </w:rPr>
-              <w:t xml:space="preserve"> </w:t>
-            </w:r>
-            <w:r>
-              <w:t>Esto se debe a su capacidad para conectar organizaciones, mercados y usuarios mediante flujos permanentes de información.</w:t>
+              <w:t xml:space="preserve">ombre: </w:t>
+            </w:r>
+            <w:r>
+              <w:t>p</w:t>
+            </w:r>
+            <w:r>
+              <w:t>ero hablar de comunicación online es hablar de mucho más que de un simple intercambio de mensajes a través de internet.</w:t>
             </w:r>
           </w:p>
           <w:p>
@@ -4651,24 +4915,27 @@
                 <w:b/>
                 <w:bCs/>
               </w:rPr>
-              <w:t xml:space="preserve">Persona </w:t>
+              <w:t>M</w:t>
             </w:r>
             <w:r>
               <w:rPr>
                 <w:b/>
                 <w:bCs/>
               </w:rPr>
-              <w:t>1</w:t>
+              <w:t>ujer:</w:t>
             </w:r>
             <w:r>
               <w:rPr>
                 <w:b/>
                 <w:bCs/>
               </w:rPr>
-              <w:t xml:space="preserve"> (hombre): </w:t>
-            </w:r>
-            <w:r>
-              <w:t>Pero hablar de comunicación online es hablar de mucho más que de un simple intercambio de mensajes a través de internet.</w:t>
+              <w:t xml:space="preserve"> </w:t>
+            </w:r>
+            <w:r>
+              <w:t>c</w:t>
+            </w:r>
+            <w:r>
+              <w:t>onstituye un sistema estratégico que condiciona la forma en que las organizaciones construyen relaciones, gestionan percepciones y fortalecen su presencia en entornos altamente competitivos.</w:t>
             </w:r>
           </w:p>
           <w:p>
@@ -4677,57 +4944,71 @@
                 <w:b/>
                 <w:bCs/>
               </w:rPr>
-              <w:t xml:space="preserve">Persona </w:t>
+              <w:t>H</w:t>
             </w:r>
             <w:r>
               <w:rPr>
                 <w:b/>
                 <w:bCs/>
               </w:rPr>
-              <w:t>2</w:t>
-            </w:r>
+              <w:t xml:space="preserve">ombre: </w:t>
+            </w:r>
+            <w:r>
+              <w:t>s</w:t>
+            </w:r>
+            <w:r>
+              <w:t>u relevancia también está relacionada con la manera en que circula la información: de forma inmediata, multidireccional y permanente.</w:t>
+            </w:r>
+          </w:p>
+          <w:p>
             <w:r>
               <w:rPr>
                 <w:b/>
                 <w:bCs/>
               </w:rPr>
-              <w:t xml:space="preserve"> (mujer):</w:t>
+              <w:t>M</w:t>
             </w:r>
             <w:r>
               <w:rPr>
                 <w:b/>
                 <w:bCs/>
               </w:rPr>
-              <w:t xml:space="preserve"> </w:t>
-            </w:r>
-            <w:r>
-              <w:t>Constituye un sistema estratégico que condiciona la forma en que las organizaciones construyen relaciones, gestionan percepciones y fortalecen su presencia en entornos altamente competitivos.</w:t>
-            </w:r>
-          </w:p>
-          <w:p>
+              <w:t>ujer:</w:t>
+            </w:r>
             <w:r>
               <w:rPr>
                 <w:b/>
                 <w:bCs/>
               </w:rPr>
-              <w:t xml:space="preserve">Persona </w:t>
-            </w:r>
+              <w:t xml:space="preserve"> </w:t>
+            </w:r>
+            <w:r>
+              <w:t>e</w:t>
+            </w:r>
+            <w:r>
+              <w:t>sto genera escenarios donde la interacción deja de ser un evento aislado para convertirse en un proceso continuo. Por eso, cada mensaje y cada interacción pueden influir en la relación con los usuarios.</w:t>
+            </w:r>
+          </w:p>
+          <w:p>
             <w:r>
               <w:rPr>
                 <w:b/>
                 <w:bCs/>
               </w:rPr>
-              <w:t>1</w:t>
+              <w:t>H</w:t>
             </w:r>
             <w:r>
               <w:rPr>
                 <w:b/>
                 <w:bCs/>
               </w:rPr>
-              <w:t xml:space="preserve"> (hombre): </w:t>
-            </w:r>
-            <w:r>
-              <w:t>Su relevancia también está relacionada con la manera en que circula la información: de forma inmediata, multidireccional y permanente.</w:t>
+              <w:t xml:space="preserve">ombre: </w:t>
+            </w:r>
+            <w:r>
+              <w:t>e</w:t>
+            </w:r>
+            <w:r>
+              <w:t>n este contexto, la calidad de los mensajes, la coherencia de los contenidos y la capacidad de respuesta adquieren una importancia determinante.</w:t>
             </w:r>
           </w:p>
           <w:p>
@@ -4736,114 +5017,131 @@
                 <w:b/>
                 <w:bCs/>
               </w:rPr>
-              <w:t xml:space="preserve">Persona </w:t>
+              <w:lastRenderedPageBreak/>
+              <w:t>M</w:t>
             </w:r>
             <w:r>
               <w:rPr>
                 <w:b/>
                 <w:bCs/>
               </w:rPr>
-              <w:t>2</w:t>
+              <w:t>ujer:</w:t>
             </w:r>
             <w:r>
               <w:rPr>
                 <w:b/>
                 <w:bCs/>
               </w:rPr>
-              <w:t xml:space="preserve"> (mujer):</w:t>
-            </w:r>
+              <w:t xml:space="preserve"> </w:t>
+            </w:r>
+            <w:r>
+              <w:t>e</w:t>
+            </w:r>
+            <w:r>
+              <w:t>stos elementos influyen directamente en la forma como los usuarios interpretan la propuesta de valor de una organización y, por lo tanto, en la manera como perciben su presencia digital.</w:t>
+            </w:r>
+          </w:p>
+          <w:p>
             <w:r>
               <w:rPr>
                 <w:b/>
                 <w:bCs/>
               </w:rPr>
-              <w:t xml:space="preserve"> </w:t>
-            </w:r>
-            <w:r>
-              <w:t>Esto genera escenarios donde la interacción deja de ser un evento aislado para convertirse en un proceso continuo. Por eso, cada mensaje y cada interacción pueden influir en la relación con los usuarios.</w:t>
-            </w:r>
-          </w:p>
-          <w:p>
+              <w:t>H</w:t>
+            </w:r>
             <w:r>
               <w:rPr>
                 <w:b/>
                 <w:bCs/>
               </w:rPr>
-              <w:t xml:space="preserve">Persona </w:t>
+              <w:t>ombre:</w:t>
             </w:r>
             <w:r>
               <w:rPr>
                 <w:b/>
                 <w:bCs/>
               </w:rPr>
-              <w:t>1</w:t>
-            </w:r>
+              <w:t xml:space="preserve"> </w:t>
+            </w:r>
+            <w:r>
+              <w:t>c</w:t>
+            </w:r>
+            <w:r>
+              <w:t>omo consecuencia, la comunicación online se transforma en un factor que impacta la visibilidad, la confianza y la capacidad de generar vínculos sostenibles con diferentes públicos.</w:t>
+            </w:r>
+          </w:p>
+          <w:p>
             <w:r>
               <w:rPr>
                 <w:b/>
                 <w:bCs/>
               </w:rPr>
-              <w:t xml:space="preserve"> (hombre): </w:t>
-            </w:r>
-            <w:r>
-              <w:t>En este contexto, la calidad de los mensajes, la coherencia de los contenidos y la capacidad de respuesta adquieren una importancia determinante.</w:t>
-            </w:r>
-          </w:p>
-          <w:p>
+              <w:t>M</w:t>
+            </w:r>
             <w:r>
               <w:rPr>
                 <w:b/>
                 <w:bCs/>
               </w:rPr>
-              <w:lastRenderedPageBreak/>
-              <w:t xml:space="preserve">Persona </w:t>
+              <w:t>ujer:</w:t>
             </w:r>
             <w:r>
               <w:rPr>
                 <w:b/>
                 <w:bCs/>
               </w:rPr>
-              <w:t>2</w:t>
-            </w:r>
+              <w:t xml:space="preserve"> </w:t>
+            </w:r>
+            <w:r>
+              <w:t>a</w:t>
+            </w:r>
+            <w:r>
+              <w:t>hora bien, la efectividad de la comunicación online depende de la integración articulada de diversos elementos que intervienen en la gestión de contenidos digitales.</w:t>
+            </w:r>
+          </w:p>
+          <w:p>
             <w:r>
               <w:rPr>
                 <w:b/>
                 <w:bCs/>
               </w:rPr>
-              <w:t xml:space="preserve"> (mujer):</w:t>
+              <w:t>H</w:t>
             </w:r>
             <w:r>
               <w:rPr>
                 <w:b/>
                 <w:bCs/>
               </w:rPr>
-              <w:t xml:space="preserve"> </w:t>
-            </w:r>
-            <w:r>
-              <w:t>Estos elementos influyen directamente en la forma como los usuarios interpretan la propuesta de valor de una organización y, por lo tanto, en la manera como perciben su presencia digital.</w:t>
-            </w:r>
-          </w:p>
-          <w:p>
+              <w:t>ombre:</w:t>
+            </w:r>
             <w:r>
               <w:rPr>
                 <w:b/>
                 <w:bCs/>
               </w:rPr>
-              <w:t xml:space="preserve">Persona </w:t>
-            </w:r>
+              <w:t xml:space="preserve"> </w:t>
+            </w:r>
+            <w:r>
+              <w:t>e</w:t>
+            </w:r>
+            <w:r>
+              <w:t>ntre ellos se encuentran los canales de comunicación, las plataformas digitales, los espacios de interacción y los mecanismos utilizados para distribuir información de manera estratégica.</w:t>
+            </w:r>
+          </w:p>
+          <w:p>
             <w:r>
               <w:rPr>
                 <w:b/>
                 <w:bCs/>
               </w:rPr>
-              <w:t>1</w:t>
+              <w:t>M</w:t>
             </w:r>
             <w:r>
               <w:rPr>
                 <w:b/>
                 <w:bCs/>
               </w:rPr>
-              <w:t xml:space="preserve"> (hombre):</w:t>
+              <w:t>ujer:</w:t>
             </w:r>
             <w:r>
               <w:rPr>
@@ -4853,7 +5151,7 @@
               <w:t xml:space="preserve"> </w:t>
             </w:r>
             <w:r>
-              <w:t>Como consecuencia, la comunicación online se transforma en un factor que impacta la visibilidad, la confianza y la capacidad de generar vínculos sostenibles con diferentes públicos.</w:t>
+              <w:t>Estos componentes no operan de forma independiente. Por el contrario, generan relaciones dinámicas donde cada decisión afecta la experiencia del usuario.</w:t>
             </w:r>
           </w:p>
           <w:p>
@@ -4862,87 +5160,102 @@
                 <w:b/>
                 <w:bCs/>
               </w:rPr>
-              <w:t xml:space="preserve">Persona </w:t>
+              <w:t>H</w:t>
             </w:r>
             <w:r>
               <w:rPr>
                 <w:b/>
                 <w:bCs/>
               </w:rPr>
-              <w:t>2</w:t>
+              <w:t>ombre:</w:t>
             </w:r>
             <w:r>
               <w:rPr>
                 <w:b/>
                 <w:bCs/>
               </w:rPr>
-              <w:t xml:space="preserve"> (mujer):</w:t>
-            </w:r>
+              <w:t xml:space="preserve"> </w:t>
+            </w:r>
+            <w:r>
+              <w:t>c</w:t>
+            </w:r>
+            <w:r>
+              <w:t>uando una organización estructura adecuadamente sus procesos comunicativos, logra mejorar la circulación de información, fortalecer la interacción con sus públicos y aumentar la visibilidad de sus contenidos.</w:t>
+            </w:r>
+          </w:p>
+          <w:p>
             <w:r>
               <w:rPr>
                 <w:b/>
                 <w:bCs/>
               </w:rPr>
-              <w:t xml:space="preserve"> </w:t>
-            </w:r>
-            <w:r>
-              <w:t>Ahora bien, la efectividad de la comunicación online depende de la integración articulada de diversos elementos que intervienen en la gestión de contenidos digitales.</w:t>
-            </w:r>
-          </w:p>
-          <w:p>
+              <w:lastRenderedPageBreak/>
+              <w:t>M</w:t>
+            </w:r>
             <w:r>
               <w:rPr>
                 <w:b/>
                 <w:bCs/>
               </w:rPr>
-              <w:t xml:space="preserve">Persona </w:t>
+              <w:t>ujer:</w:t>
             </w:r>
             <w:r>
               <w:rPr>
                 <w:b/>
                 <w:bCs/>
               </w:rPr>
-              <w:t>1</w:t>
-            </w:r>
+              <w:t xml:space="preserve"> </w:t>
+            </w:r>
+            <w:r>
+              <w:t>p</w:t>
+            </w:r>
+            <w:r>
+              <w:t>ara terminar, la aplicación efectiva de la comunicación online requiere mecanismos que permitan coordinar los procesos de difusión, interacción y seguimiento.</w:t>
+            </w:r>
+          </w:p>
+          <w:p>
             <w:r>
               <w:rPr>
                 <w:b/>
                 <w:bCs/>
               </w:rPr>
-              <w:t xml:space="preserve"> (hombre):</w:t>
+              <w:t>H</w:t>
             </w:r>
             <w:r>
               <w:rPr>
                 <w:b/>
                 <w:bCs/>
               </w:rPr>
-              <w:t xml:space="preserve"> </w:t>
-            </w:r>
-            <w:r>
-              <w:t>Entre ellos se encuentran los canales de comunicación, las plataformas digitales, los espacios de interacción y los mecanismos utilizados para distribuir información de manera estratégica.</w:t>
-            </w:r>
-          </w:p>
-          <w:p>
+              <w:t>ombre:</w:t>
+            </w:r>
             <w:r>
               <w:rPr>
                 <w:b/>
                 <w:bCs/>
               </w:rPr>
-              <w:t xml:space="preserve">Persona </w:t>
-            </w:r>
+              <w:t xml:space="preserve"> </w:t>
+            </w:r>
+            <w:r>
+              <w:t>h</w:t>
+            </w:r>
+            <w:r>
+              <w:t>erramientas como plataformas de gestión de contenidos, espacios de comunicación digital y sistemas de distribución de información facilitan la articulación de acciones orientadas a mantener la coherencia de los mensajes y optimizar la relación con los usuarios.</w:t>
+            </w:r>
+          </w:p>
+          <w:p>
             <w:r>
               <w:rPr>
                 <w:b/>
                 <w:bCs/>
               </w:rPr>
-              <w:t>2</w:t>
+              <w:t>M</w:t>
             </w:r>
             <w:r>
               <w:rPr>
                 <w:b/>
                 <w:bCs/>
               </w:rPr>
-              <w:t xml:space="preserve"> (mujer):</w:t>
+              <w:t>ujer:</w:t>
             </w:r>
             <w:r>
               <w:rPr>
@@ -4952,7 +5265,10 @@
               <w:t xml:space="preserve"> </w:t>
             </w:r>
             <w:r>
-              <w:t>Estos componentes no operan de forma independiente. Por el contrario, generan relaciones dinámicas donde cada decisión afecta la experiencia del usuario.</w:t>
+              <w:t>s</w:t>
+            </w:r>
+            <w:r>
+              <w:t>in embargo, su verdadero valor reside en la capacidad de integrar estos recursos dentro de una estrategia que responda a objetivos concretos.</w:t>
             </w:r>
           </w:p>
           <w:p>
@@ -4961,230 +5277,88 @@
                 <w:b/>
                 <w:bCs/>
               </w:rPr>
-              <w:t xml:space="preserve">Persona </w:t>
+              <w:t>H</w:t>
             </w:r>
             <w:r>
               <w:rPr>
                 <w:b/>
                 <w:bCs/>
               </w:rPr>
-              <w:t>1</w:t>
+              <w:t>ombre:</w:t>
             </w:r>
             <w:r>
               <w:rPr>
                 <w:b/>
                 <w:bCs/>
               </w:rPr>
-              <w:t xml:space="preserve"> (hombre):</w:t>
-            </w:r>
+              <w:t xml:space="preserve"> </w:t>
+            </w:r>
+            <w:r>
+              <w:t>p</w:t>
+            </w:r>
+            <w:r>
+              <w:t>or eso, una gestión adecuada de la comunicación online se convierte en una fuente de ventaja competitiva…</w:t>
+            </w:r>
+          </w:p>
+          <w:p>
             <w:r>
               <w:rPr>
                 <w:b/>
                 <w:bCs/>
               </w:rPr>
-              <w:t xml:space="preserve"> </w:t>
-            </w:r>
-            <w:r>
-              <w:t>Cuando una organización estructura adecuadamente sus procesos comunicativos, logra mejorar la circulación de información, fortalecer la interacción con sus públicos y aumentar la visibilidad de sus contenidos.</w:t>
-            </w:r>
-          </w:p>
-          <w:p>
+              <w:t>M</w:t>
+            </w:r>
             <w:r>
               <w:rPr>
                 <w:b/>
                 <w:bCs/>
               </w:rPr>
-              <w:lastRenderedPageBreak/>
-              <w:t xml:space="preserve">Persona </w:t>
+              <w:t>ujer:</w:t>
             </w:r>
             <w:r>
               <w:rPr>
                 <w:b/>
                 <w:bCs/>
               </w:rPr>
-              <w:t>2</w:t>
-            </w:r>
+              <w:t xml:space="preserve"> </w:t>
+            </w:r>
+            <w:r>
+              <w:t>…</w:t>
+            </w:r>
+            <w:r>
+              <w:t>u</w:t>
+            </w:r>
+            <w:r>
+              <w:t>na ventaja que no solo beneficia a la organización, sino también a los usuarios que participan en sus ecosistemas digitales.</w:t>
+            </w:r>
+          </w:p>
+          <w:p>
             <w:r>
               <w:rPr>
                 <w:b/>
                 <w:bCs/>
               </w:rPr>
-              <w:t xml:space="preserve"> (mujer):</w:t>
+              <w:t>H</w:t>
             </w:r>
             <w:r>
               <w:rPr>
                 <w:b/>
                 <w:bCs/>
               </w:rPr>
-              <w:t xml:space="preserve"> </w:t>
-            </w:r>
-            <w:r>
-              <w:t>Para terminar, la aplicación efectiva de la comunicación online requiere mecanismos que permitan coordinar los procesos de difusión, interacción y seguimiento.</w:t>
-            </w:r>
-          </w:p>
-          <w:p>
+              <w:t>ombre:</w:t>
+            </w:r>
             <w:r>
               <w:rPr>
                 <w:b/>
                 <w:bCs/>
               </w:rPr>
-              <w:t xml:space="preserve">Persona </w:t>
-            </w:r>
-            <w:r>
-              <w:rPr>
-                <w:b/>
-                <w:bCs/>
-              </w:rPr>
-              <w:t>1</w:t>
-            </w:r>
-            <w:r>
-              <w:rPr>
-                <w:b/>
-                <w:bCs/>
-              </w:rPr>
-              <w:t xml:space="preserve"> (hombre):</w:t>
-            </w:r>
-            <w:r>
-              <w:rPr>
-                <w:b/>
-                <w:bCs/>
-              </w:rPr>
               <w:t xml:space="preserve"> </w:t>
             </w:r>
             <w:r>
-              <w:t>Herramientas como plataformas de gestión de contenidos, espacios de comunicación digital y sistemas de distribución de información facilitan la articulación de acciones orientadas a mantener la coherencia de los mensajes y optimizar la relación con los usuarios.</w:t>
-            </w:r>
-          </w:p>
-          <w:p>
-            <w:r>
-              <w:rPr>
-                <w:b/>
-                <w:bCs/>
-              </w:rPr>
-              <w:t xml:space="preserve">Persona </w:t>
-            </w:r>
-            <w:r>
-              <w:rPr>
-                <w:b/>
-                <w:bCs/>
-              </w:rPr>
-              <w:t>2</w:t>
-            </w:r>
-            <w:r>
-              <w:rPr>
-                <w:b/>
-                <w:bCs/>
-              </w:rPr>
-              <w:t xml:space="preserve"> (mujer):</w:t>
-            </w:r>
-            <w:r>
-              <w:rPr>
-                <w:b/>
-                <w:bCs/>
-              </w:rPr>
-              <w:t xml:space="preserve"> </w:t>
-            </w:r>
-            <w:r>
-              <w:t>Sin embargo, su verdadero valor reside en la capacidad de integrar estos recursos dentro de una estrategia que responda a objetivos concretos.</w:t>
-            </w:r>
-          </w:p>
-          <w:p>
-            <w:r>
-              <w:rPr>
-                <w:b/>
-                <w:bCs/>
-              </w:rPr>
-              <w:t xml:space="preserve">Persona </w:t>
-            </w:r>
-            <w:r>
-              <w:rPr>
-                <w:b/>
-                <w:bCs/>
-              </w:rPr>
-              <w:t>1</w:t>
-            </w:r>
-            <w:r>
-              <w:rPr>
-                <w:b/>
-                <w:bCs/>
-              </w:rPr>
-              <w:t xml:space="preserve"> (hombre):</w:t>
-            </w:r>
-            <w:r>
-              <w:rPr>
-                <w:b/>
-                <w:bCs/>
-              </w:rPr>
-              <w:t xml:space="preserve"> </w:t>
-            </w:r>
-            <w:r>
-              <w:t>Por eso, una gestión adecuada de la comunicación online se convierte en una fuente de ventaja competitiva…</w:t>
-            </w:r>
-          </w:p>
-          <w:p>
-            <w:r>
-              <w:rPr>
-                <w:b/>
-                <w:bCs/>
-              </w:rPr>
-              <w:t xml:space="preserve">Persona </w:t>
-            </w:r>
-            <w:r>
-              <w:rPr>
-                <w:b/>
-                <w:bCs/>
-              </w:rPr>
-              <w:t>2</w:t>
-            </w:r>
-            <w:r>
-              <w:rPr>
-                <w:b/>
-                <w:bCs/>
-              </w:rPr>
-              <w:t xml:space="preserve"> (mujer):</w:t>
-            </w:r>
-            <w:r>
-              <w:rPr>
-                <w:b/>
-                <w:bCs/>
-              </w:rPr>
-              <w:t xml:space="preserve"> </w:t>
-            </w:r>
-            <w:r>
-              <w:t>…Una ventaja que no solo beneficia a la organización, sino también a los usuarios que participan en sus ecosistemas digitales.</w:t>
-            </w:r>
-          </w:p>
-          <w:p>
-            <w:r>
-              <w:rPr>
-                <w:b/>
-                <w:bCs/>
-              </w:rPr>
-              <w:t xml:space="preserve">Persona </w:t>
-            </w:r>
-            <w:r>
-              <w:rPr>
-                <w:b/>
-                <w:bCs/>
-              </w:rPr>
-              <w:t>1</w:t>
-            </w:r>
-            <w:r>
-              <w:rPr>
-                <w:b/>
-                <w:bCs/>
-              </w:rPr>
-              <w:t xml:space="preserve"> (hombre):</w:t>
-            </w:r>
-            <w:r>
-              <w:rPr>
-                <w:b/>
-                <w:bCs/>
-              </w:rPr>
-              <w:t xml:space="preserve"> </w:t>
-            </w:r>
-            <w:r>
-              <w:t>Gracias por acompañarnos, nos escuchamos en el próximo episodio.</w:t>
+              <w:t>g</w:t>
+            </w:r>
+            <w:r>
+              <w:t>racias por acompañarnos, nos escuchamos en el próximo episodio.</w:t>
             </w:r>
           </w:p>
         </w:tc>
@@ -5265,9 +5439,12 @@
       <w:bookmarkStart w:id="12" w:name="_Toc240635905"/>
       <w:r>
         <w:lastRenderedPageBreak/>
-        <w:t>Lenguaje WEB</w:t>
+        <w:t xml:space="preserve">Lenguaje </w:t>
       </w:r>
       <w:bookmarkEnd w:id="12"/>
+      <w:r>
+        <w:t>web</w:t>
+      </w:r>
     </w:p>
     <w:p>
       <w:r>
@@ -5297,12 +5474,36 @@
     </w:p>
     <w:p>
       <w:r>
-        <w:t>Los buscadores son sistemas diseñados para localizar y organizar información disponible en internet, su función consiste en facilitar a los usuarios el acceso a contenidos digitales mediante consultas realizadas a través de palabras clave; gracias a estos mecanismos, es posible encontrar sitios web, productos, servicios y diferentes tipos de información alojados en la red de manera rápida y organizada.</w:t>
-      </w:r>
-    </w:p>
-    <w:p>
-      <w:r>
-        <w:t>El funcionamiento de los buscadores se basa en procesos de recopilación, clasificación y presentación de información, estos sistemas analizan permanentemente los contenidos disponibles en internet para construir índices que permitan responder a las consultas realizadas por los usuarios. Como resultado, facilitan la localización de información relevante dentro de grandes volúmenes de contenido digital.</w:t>
+        <w:t>Los buscadores son sistemas diseñados para localizar y organizar información disponible en internet</w:t>
+      </w:r>
+      <w:r>
+        <w:t>.</w:t>
+      </w:r>
+      <w:r>
+        <w:t xml:space="preserve"> </w:t>
+      </w:r>
+      <w:r>
+        <w:t>S</w:t>
+      </w:r>
+      <w:r>
+        <w:t>u función consiste en facilitar a los usuarios el acceso a contenidos digitales mediante consultas realizadas a través de palabras clave; gracias a estos mecanismos, es posible encontrar sitios web, productos, servicios y diferentes tipos de información alojados en la red de manera rápida y organizada.</w:t>
+      </w:r>
+    </w:p>
+    <w:p>
+      <w:r>
+        <w:t>El funcionamiento de los buscadores se basa en procesos de recopilación, clasificación y presentación de información</w:t>
+      </w:r>
+      <w:r>
+        <w:t>.</w:t>
+      </w:r>
+      <w:r>
+        <w:t xml:space="preserve"> </w:t>
+      </w:r>
+      <w:r>
+        <w:t>E</w:t>
+      </w:r>
+      <w:r>
+        <w:t>stos sistemas analizan permanentemente los contenidos disponibles en internet para construir índices que permitan responder a las consultas realizadas por los usuarios. Como resultado, facilitan la localización de información relevante dentro de grandes volúmenes de contenido digital.</w:t>
       </w:r>
     </w:p>
     <w:p>
@@ -5646,14 +5847,6 @@
       </w:tr>
     </w:tbl>
     <w:p>
-      <w:pPr>
-        <w:ind w:firstLine="708"/>
-      </w:pPr>
-      <w:r>
-        <w:t>Nota. SENA, (2026).</w:t>
-      </w:r>
-    </w:p>
-    <w:p>
       <w:r>
         <w:t>Desde una perspectiva comercial, los buscadores constituyen una herramienta fundamental para la visibilidad de productos y organizaciones en internet. Su adecuada comprensión permite reconocer cómo los usuarios encuentran información relacionada con productos y servicios, contribuyendo al fortalecimiento de la presencia digital y al acceso de potenciales clientes a los contenidos comerciales.</w:t>
       </w:r>
@@ -5712,7 +5905,19 @@
         <w:t>hosting</w:t>
       </w:r>
       <w:r>
-        <w:t xml:space="preserve"> corresponde al servicio que permite almacenar y mantener disponibles los contenidos de un sitio web dentro de internet, su función principal consiste en proporcionar los recursos tecnológicos necesarios para que páginas, imágenes, documentos y demás elementos digitales puedan ser consultados por los usuarios cuando acceden a un entorno web.</w:t>
+        <w:t xml:space="preserve"> corresponde al servicio que permite almacenar y mantener disponibles los contenidos de un sitio web dentro de internet</w:t>
+      </w:r>
+      <w:r>
+        <w:t>.</w:t>
+      </w:r>
+      <w:r>
+        <w:t xml:space="preserve"> </w:t>
+      </w:r>
+      <w:r>
+        <w:t>S</w:t>
+      </w:r>
+      <w:r>
+        <w:t>u función principal consiste en proporcionar los recursos tecnológicos necesarios para que páginas, imágenes, documentos y demás elementos digitales puedan ser consultados por los usuarios cuando acceden a un entorno web.</w:t>
       </w:r>
     </w:p>
     <w:p>
@@ -5942,7 +6147,19 @@
     </w:p>
     <w:p>
       <w:r>
-        <w:t>El dominio corresponde al nombre único que identifica un sitio web dentro de internet y permite a los usuarios acceder a sus contenidos de forma sencilla, su función consiste en reemplazar direcciones numéricas complejas por denominaciones más fáciles de recordar y utilizar. Gracias a esta característica, los dominios facilitan la localización de páginas web y fortalecen la identidad digital de organizaciones, productos y servicios.</w:t>
+        <w:t>El dominio corresponde al nombre único que identifica un sitio web dentro de internet y permite a los usuarios acceder a sus contenidos de forma sencilla</w:t>
+      </w:r>
+      <w:r>
+        <w:t>.</w:t>
+      </w:r>
+      <w:r>
+        <w:t xml:space="preserve"> </w:t>
+      </w:r>
+      <w:r>
+        <w:t>S</w:t>
+      </w:r>
+      <w:r>
+        <w:t>u función consiste en reemplazar direcciones numéricas complejas por denominaciones más fáciles de recordar y utilizar. Gracias a esta característica, los dominios facilitan la localización de páginas web y fortalecen la identidad digital de organizaciones, productos y servicios.</w:t>
       </w:r>
     </w:p>
     <w:p>
@@ -6350,14 +6567,6 @@
     </w:tbl>
     <w:p>
       <w:pPr>
-        <w:ind w:firstLine="0"/>
-      </w:pPr>
-      <w:r>
-        <w:t>Nota. SENA, (2026).</w:t>
-      </w:r>
-    </w:p>
-    <w:p>
-      <w:pPr>
         <w:pStyle w:val="Ttulo2"/>
       </w:pPr>
       <w:bookmarkStart w:id="17" w:name="_Toc240635910"/>
@@ -6373,13 +6582,28 @@
     </w:p>
     <w:p>
       <w:r>
+        <w:t>La organización estructurada de una página web facilita la localización de información y mejora la experiencia de navegación</w:t>
+      </w:r>
+      <w:r>
+        <w:t>.</w:t>
+      </w:r>
+      <w:r>
+        <w:t xml:space="preserve"> </w:t>
+      </w:r>
+      <w:r>
+        <w:t>E</w:t>
+      </w:r>
+      <w:r>
+        <w:t xml:space="preserve">lementos como encabezados, </w:t>
+      </w:r>
+      <w:r>
         <w:lastRenderedPageBreak/>
-        <w:t>La organización estructurada de una página web facilita la localización de información y mejora la experiencia de navegación, elementos como encabezados, áreas de contenido, menús de navegación y espacios informativos permiten distribuir la información de manera coherente, favoreciendo la consulta de productos y servicios. Esta estructura contribuye a que los usuarios encuentren con facilidad los contenidos que buscan dentro de un entorno digital.</w:t>
-      </w:r>
-    </w:p>
-    <w:p>
-      <w:r>
-        <w:t>La siguiente información a continuación detalla los principales elementos que conforman la anatomía de un sitio web. A través de este contenido, podrá conocer la función que cumple cada componente dentro de la estructura digital y su aporte a la organización de la información, la navegación y la experiencia del usuario.</w:t>
+        <w:t>áreas de contenido, menús de navegación y espacios informativos permiten distribuir la información de manera coherente, favoreciendo la consulta de productos y servicios. Esta estructura contribuye a que los usuarios encuentren con facilidad los contenidos que buscan dentro de un entorno digital.</w:t>
+      </w:r>
+    </w:p>
+    <w:p>
+      <w:r>
+        <w:t>La siguiente información detalla los principales elementos que conforman la anatomía de un sitio web. A través de este contenido, podrá conocer la función que cumple cada componente dentro de la estructura digital y su aporte a la organización de la información, la navegación y la experiencia del usuario.</w:t>
       </w:r>
     </w:p>
     <w:p>
@@ -6452,11 +6676,14 @@
           <w:b/>
           <w:bCs/>
         </w:rPr>
+        <w:t>Área de contenido</w:t>
+      </w:r>
+      <w:r>
+        <w:t xml:space="preserve">. Corresponde al espacio principal donde se presenta la información de interés para los usuarios. En esta sección se integran </w:t>
+      </w:r>
+      <w:r>
         <w:lastRenderedPageBreak/>
-        <w:t>Área de contenido</w:t>
-      </w:r>
-      <w:r>
-        <w:t>. Corresponde al espacio principal donde se presenta la información de interés para los usuarios. En esta sección se integran textos, imágenes, productos, servicios y recursos digitales que constituyen el propósito central del sitio web.</w:t>
+        <w:t>textos, imágenes, productos, servicios y recursos digitales que constituyen el propósito central del sitio web.</w:t>
       </w:r>
     </w:p>
     <w:p>
@@ -6597,7 +6824,19 @@
         <w:t>Search Engine Optimization</w:t>
       </w:r>
       <w:r>
-        <w:t>) corresponde al conjunto de acciones orientadas a favorecer la visibilidad de los contenidos dentro de los resultados presentados por los buscadores, su propósito consiste en facilitar que los usuarios encuentren información relacionada con productos, servicios u organizaciones cuando realizan consultas en internet; este elemento se ha convertido en un componente relevante para la presencia digital de los sitios web.</w:t>
+        <w:t>) corresponde al conjunto de acciones orientadas a favorecer la visibilidad de los contenidos dentro de los resultados presentados por los buscadores</w:t>
+      </w:r>
+      <w:r>
+        <w:t>.</w:t>
+      </w:r>
+      <w:r>
+        <w:t xml:space="preserve"> </w:t>
+      </w:r>
+      <w:r>
+        <w:t>S</w:t>
+      </w:r>
+      <w:r>
+        <w:t>u propósito consiste en facilitar que los usuarios encuentren información relacionada con productos, servicios u organizaciones cuando realizan consultas en internet; este elemento se ha convertido en un componente relevante para la presencia digital de los sitios web.</w:t>
       </w:r>
     </w:p>
     <w:p>
@@ -6869,14 +7108,6 @@
         </w:tc>
       </w:tr>
     </w:tbl>
-    <w:p>
-      <w:pPr>
-        <w:ind w:firstLine="0"/>
-      </w:pPr>
-      <w:r>
-        <w:t>Nota. SENA, (2026).</w:t>
-      </w:r>
-    </w:p>
     <w:p>
       <w:pPr>
         <w:rPr>
@@ -7743,12 +7974,9 @@
       </w:r>
     </w:p>
     <w:p>
-      <w:r>
-        <w:t>Membiela-</w:t>
-      </w:r>
       <w:proofErr w:type="spellStart"/>
       <w:r>
-        <w:t>Pollán</w:t>
+        <w:t>Membiela-Pollán</w:t>
       </w:r>
       <w:proofErr w:type="spellEnd"/>
       <w:r>
@@ -8685,7 +8913,7 @@
 </file>
 
 <file path=word/endnotes.xml><?xml version="1.0" encoding="utf-8"?>
-<w:endnotes xmlns:wpc="http://schemas.microsoft.com/office/word/2010/wordprocessingCanvas" xmlns:cx="http://schemas.microsoft.com/office/drawing/2014/chartex" xmlns:cx1="http://schemas.microsoft.com/office/drawing/2015/9/8/chartex" xmlns:cx2="http://schemas.microsoft.com/office/drawing/2015/10/21/chartex" xmlns:cx3="http://schemas.microsoft.com/office/drawing/2016/5/9/chartex" xmlns:cx4="http://schemas.microsoft.com/office/drawing/2016/5/10/chartex" xmlns:cx5="http://schemas.microsoft.com/office/drawing/2016/5/11/chartex" xmlns:cx6="http://schemas.microsoft.com/office/drawing/2016/5/12/chartex" xmlns:cx7="http://schemas.microsoft.com/office/drawing/2016/5/13/chartex" xmlns:cx8="http://schemas.microsoft.com/office/drawing/2016/5/14/chartex" xmlns:mc="http://schemas.openxmlformats.org/markup-compatibility/2006" xmlns:aink="http://schemas.microsoft.com/office/drawing/2016/ink" xmlns:am3d="http://schemas.microsoft.com/office/drawing/2017/model3d" xmlns:o="urn:schemas-microsoft-com:office:office" xmlns:oel="http://schemas.microsoft.com/office/2019/extlst" xmlns:r="http://schemas.openxmlformats.org/officeDocument/2006/relationships" xmlns:m="http://schemas.openxmlformats.org/officeDocument/2006/math" xmlns:v="urn:schemas-microsoft-com:vml" xmlns:wp14="http://schemas.microsoft.com/office/word/2010/wordprocessingDrawing" xmlns:wp="http://schemas.openxmlformats.org/drawingml/2006/wordprocessingDrawing" xmlns:w10="urn:schemas-microsoft-com:office:word" xmlns:w="http://schemas.openxmlformats.org/wordprocessingml/2006/main" xmlns:w14="http://schemas.microsoft.com/office/word/2010/wordml" xmlns:w15="http://schemas.microsoft.com/office/word/2012/wordml" xmlns:w16cex="http://schemas.microsoft.com/office/word/2018/wordml/cex" xmlns:w16cid="http://schemas.microsoft.com/office/word/2016/wordml/cid" xmlns:w16="http://schemas.microsoft.com/office/word/2018/wordml" xmlns:w16du="http://schemas.microsoft.com/office/word/2023/wordml/word16du" xmlns:w16sdtdh="http://schemas.microsoft.com/office/word/2020/wordml/sdtdatahash" xmlns:w16sdtfl="http://schemas.microsoft.com/office/word/2024/wordml/sdtformatlock" xmlns:w16se="http://schemas.microsoft.com/office/word/2015/wordml/symex" xmlns:wpg="http://schemas.microsoft.com/office/word/2010/wordprocessingGroup" xmlns:wpi="http://schemas.microsoft.com/office/word/2010/wordprocessingInk" xmlns:wne="http://schemas.microsoft.com/office/word/2006/wordml" xmlns:wps="http://schemas.microsoft.com/office/word/2010/wordprocessingShape" mc:Ignorable="w14 w15 w16se w16cid w16 w16cex w16sdtdh w16sdtfl w16du wp14">
+<w:endnotes xmlns:wpc="http://schemas.microsoft.com/office/word/2010/wordprocessingCanvas" xmlns:cx="http://schemas.microsoft.com/office/drawing/2014/chartex" xmlns:cx1="http://schemas.microsoft.com/office/drawing/2015/9/8/chartex" xmlns:cx2="http://schemas.microsoft.com/office/drawing/2015/10/21/chartex" xmlns:cx3="http://schemas.microsoft.com/office/drawing/2016/5/9/chartex" xmlns:cx4="http://schemas.microsoft.com/office/drawing/2016/5/10/chartex" xmlns:cx5="http://schemas.microsoft.com/office/drawing/2016/5/11/chartex" xmlns:cx6="http://schemas.microsoft.com/office/drawing/2016/5/12/chartex" xmlns:cx7="http://schemas.microsoft.com/office/drawing/2016/5/13/chartex" xmlns:cx8="http://schemas.microsoft.com/office/drawing/2016/5/14/chartex" xmlns:mc="http://schemas.openxmlformats.org/markup-compatibility/2006" xmlns:aink="http://schemas.microsoft.com/office/drawing/2016/ink" xmlns:am3d="http://schemas.microsoft.com/office/drawing/2017/model3d" xmlns:o="urn:schemas-microsoft-com:office:office" xmlns:r="http://schemas.openxmlformats.org/officeDocument/2006/relationships" xmlns:m="http://schemas.openxmlformats.org/officeDocument/2006/math" xmlns:v="urn:schemas-microsoft-com:vml" xmlns:wp14="http://schemas.microsoft.com/office/word/2010/wordprocessingDrawing" xmlns:wp="http://schemas.openxmlformats.org/drawingml/2006/wordprocessingDrawing" xmlns:w10="urn:schemas-microsoft-com:office:word" xmlns:w="http://schemas.openxmlformats.org/wordprocessingml/2006/main" xmlns:w14="http://schemas.microsoft.com/office/word/2010/wordml" xmlns:w15="http://schemas.microsoft.com/office/word/2012/wordml" xmlns:w16cex="http://schemas.microsoft.com/office/word/2018/wordml/cex" xmlns:w16cid="http://schemas.microsoft.com/office/word/2016/wordml/cid" xmlns:w16="http://schemas.microsoft.com/office/word/2018/wordml" xmlns:w16sdtdh="http://schemas.microsoft.com/office/word/2020/wordml/sdtdatahash" xmlns:w16se="http://schemas.microsoft.com/office/word/2015/wordml/symex" xmlns:wpg="http://schemas.microsoft.com/office/word/2010/wordprocessingGroup" xmlns:wpi="http://schemas.microsoft.com/office/word/2010/wordprocessingInk" xmlns:wne="http://schemas.microsoft.com/office/word/2006/wordml" xmlns:wps="http://schemas.microsoft.com/office/word/2010/wordprocessingShape" mc:Ignorable="w14 w15 w16se w16cid w16 w16cex w16sdtdh wp14">
   <w:endnote w:type="separator" w:id="-1">
     <w:p>
       <w:pPr>
@@ -8712,7 +8940,7 @@
 </file>
 
 <file path=word/footer1.xml><?xml version="1.0" encoding="utf-8"?>
-<w:ftr xmlns:wpc="http://schemas.microsoft.com/office/word/2010/wordprocessingCanvas" xmlns:cx="http://schemas.microsoft.com/office/drawing/2014/chartex" xmlns:cx1="http://schemas.microsoft.com/office/drawing/2015/9/8/chartex" xmlns:cx2="http://schemas.microsoft.com/office/drawing/2015/10/21/chartex" xmlns:cx3="http://schemas.microsoft.com/office/drawing/2016/5/9/chartex" xmlns:cx4="http://schemas.microsoft.com/office/drawing/2016/5/10/chartex" xmlns:cx5="http://schemas.microsoft.com/office/drawing/2016/5/11/chartex" xmlns:cx6="http://schemas.microsoft.com/office/drawing/2016/5/12/chartex" xmlns:cx7="http://schemas.microsoft.com/office/drawing/2016/5/13/chartex" xmlns:cx8="http://schemas.microsoft.com/office/drawing/2016/5/14/chartex" xmlns:mc="http://schemas.openxmlformats.org/markup-compatibility/2006" xmlns:aink="http://schemas.microsoft.com/office/drawing/2016/ink" xmlns:am3d="http://schemas.microsoft.com/office/drawing/2017/model3d" xmlns:o="urn:schemas-microsoft-com:office:office" xmlns:oel="http://schemas.microsoft.com/office/2019/extlst" xmlns:r="http://schemas.openxmlformats.org/officeDocument/2006/relationships" xmlns:m="http://schemas.openxmlformats.org/officeDocument/2006/math" xmlns:v="urn:schemas-microsoft-com:vml" xmlns:wp14="http://schemas.microsoft.com/office/word/2010/wordprocessingDrawing" xmlns:wp="http://schemas.openxmlformats.org/drawingml/2006/wordprocessingDrawing" xmlns:w10="urn:schemas-microsoft-com:office:word" xmlns:w="http://schemas.openxmlformats.org/wordprocessingml/2006/main" xmlns:w14="http://schemas.microsoft.com/office/word/2010/wordml" xmlns:w15="http://schemas.microsoft.com/office/word/2012/wordml" xmlns:w16cex="http://schemas.microsoft.com/office/word/2018/wordml/cex" xmlns:w16cid="http://schemas.microsoft.com/office/word/2016/wordml/cid" xmlns:w16="http://schemas.microsoft.com/office/word/2018/wordml" xmlns:w16du="http://schemas.microsoft.com/office/word/2023/wordml/word16du" xmlns:w16sdtdh="http://schemas.microsoft.com/office/word/2020/wordml/sdtdatahash" xmlns:w16sdtfl="http://schemas.microsoft.com/office/word/2024/wordml/sdtformatlock" xmlns:w16se="http://schemas.microsoft.com/office/word/2015/wordml/symex" xmlns:wpg="http://schemas.microsoft.com/office/word/2010/wordprocessingGroup" xmlns:wpi="http://schemas.microsoft.com/office/word/2010/wordprocessingInk" xmlns:wne="http://schemas.microsoft.com/office/word/2006/wordml" xmlns:wps="http://schemas.microsoft.com/office/word/2010/wordprocessingShape" mc:Ignorable="w14 w15 w16se w16cid w16 w16cex w16sdtdh w16sdtfl w16du wp14">
+<w:ftr xmlns:wpc="http://schemas.microsoft.com/office/word/2010/wordprocessingCanvas" xmlns:cx="http://schemas.microsoft.com/office/drawing/2014/chartex" xmlns:cx1="http://schemas.microsoft.com/office/drawing/2015/9/8/chartex" xmlns:cx2="http://schemas.microsoft.com/office/drawing/2015/10/21/chartex" xmlns:cx3="http://schemas.microsoft.com/office/drawing/2016/5/9/chartex" xmlns:cx4="http://schemas.microsoft.com/office/drawing/2016/5/10/chartex" xmlns:cx5="http://schemas.microsoft.com/office/drawing/2016/5/11/chartex" xmlns:cx6="http://schemas.microsoft.com/office/drawing/2016/5/12/chartex" xmlns:cx7="http://schemas.microsoft.com/office/drawing/2016/5/13/chartex" xmlns:cx8="http://schemas.microsoft.com/office/drawing/2016/5/14/chartex" xmlns:mc="http://schemas.openxmlformats.org/markup-compatibility/2006" xmlns:aink="http://schemas.microsoft.com/office/drawing/2016/ink" xmlns:am3d="http://schemas.microsoft.com/office/drawing/2017/model3d" xmlns:o="urn:schemas-microsoft-com:office:office" xmlns:r="http://schemas.openxmlformats.org/officeDocument/2006/relationships" xmlns:m="http://schemas.openxmlformats.org/officeDocument/2006/math" xmlns:v="urn:schemas-microsoft-com:vml" xmlns:wp14="http://schemas.microsoft.com/office/word/2010/wordprocessingDrawing" xmlns:wp="http://schemas.openxmlformats.org/drawingml/2006/wordprocessingDrawing" xmlns:w10="urn:schemas-microsoft-com:office:word" xmlns:w="http://schemas.openxmlformats.org/wordprocessingml/2006/main" xmlns:w14="http://schemas.microsoft.com/office/word/2010/wordml" xmlns:w15="http://schemas.microsoft.com/office/word/2012/wordml" xmlns:w16cex="http://schemas.microsoft.com/office/word/2018/wordml/cex" xmlns:w16cid="http://schemas.microsoft.com/office/word/2016/wordml/cid" xmlns:w16="http://schemas.microsoft.com/office/word/2018/wordml" xmlns:w16sdtdh="http://schemas.microsoft.com/office/word/2020/wordml/sdtdatahash" xmlns:w16se="http://schemas.microsoft.com/office/word/2015/wordml/symex" xmlns:wpg="http://schemas.microsoft.com/office/word/2010/wordprocessingGroup" xmlns:wpi="http://schemas.microsoft.com/office/word/2010/wordprocessingInk" xmlns:wne="http://schemas.microsoft.com/office/word/2006/wordml" xmlns:wps="http://schemas.microsoft.com/office/word/2010/wordprocessingShape" mc:Ignorable="w14 w15 w16se w16cid w16 w16cex w16sdtdh wp14">
   <w:sdt>
     <w:sdtPr>
       <w:id w:val="-1465197936"/>
@@ -8721,6 +8949,7 @@
         <w:docPartUnique/>
       </w:docPartObj>
     </w:sdtPr>
+    <w:sdtEndPr/>
     <w:sdtContent>
       <w:p>
         <w:pPr>
@@ -8758,7 +8987,7 @@
 </file>
 
 <file path=word/footnotes.xml><?xml version="1.0" encoding="utf-8"?>
-<w:footnotes xmlns:wpc="http://schemas.microsoft.com/office/word/2010/wordprocessingCanvas" xmlns:cx="http://schemas.microsoft.com/office/drawing/2014/chartex" xmlns:cx1="http://schemas.microsoft.com/office/drawing/2015/9/8/chartex" xmlns:cx2="http://schemas.microsoft.com/office/drawing/2015/10/21/chartex" xmlns:cx3="http://schemas.microsoft.com/office/drawing/2016/5/9/chartex" xmlns:cx4="http://schemas.microsoft.com/office/drawing/2016/5/10/chartex" xmlns:cx5="http://schemas.microsoft.com/office/drawing/2016/5/11/chartex" xmlns:cx6="http://schemas.microsoft.com/office/drawing/2016/5/12/chartex" xmlns:cx7="http://schemas.microsoft.com/office/drawing/2016/5/13/chartex" xmlns:cx8="http://schemas.microsoft.com/office/drawing/2016/5/14/chartex" xmlns:mc="http://schemas.openxmlformats.org/markup-compatibility/2006" xmlns:aink="http://schemas.microsoft.com/office/drawing/2016/ink" xmlns:am3d="http://schemas.microsoft.com/office/drawing/2017/model3d" xmlns:o="urn:schemas-microsoft-com:office:office" xmlns:oel="http://schemas.microsoft.com/office/2019/extlst" xmlns:r="http://schemas.openxmlformats.org/officeDocument/2006/relationships" xmlns:m="http://schemas.openxmlformats.org/officeDocument/2006/math" xmlns:v="urn:schemas-microsoft-com:vml" xmlns:wp14="http://schemas.microsoft.com/office/word/2010/wordprocessingDrawing" xmlns:wp="http://schemas.openxmlformats.org/drawingml/2006/wordprocessingDrawing" xmlns:w10="urn:schemas-microsoft-com:office:word" xmlns:w="http://schemas.openxmlformats.org/wordprocessingml/2006/main" xmlns:w14="http://schemas.microsoft.com/office/word/2010/wordml" xmlns:w15="http://schemas.microsoft.com/office/word/2012/wordml" xmlns:w16cex="http://schemas.microsoft.com/office/word/2018/wordml/cex" xmlns:w16cid="http://schemas.microsoft.com/office/word/2016/wordml/cid" xmlns:w16="http://schemas.microsoft.com/office/word/2018/wordml" xmlns:w16du="http://schemas.microsoft.com/office/word/2023/wordml/word16du" xmlns:w16sdtdh="http://schemas.microsoft.com/office/word/2020/wordml/sdtdatahash" xmlns:w16sdtfl="http://schemas.microsoft.com/office/word/2024/wordml/sdtformatlock" xmlns:w16se="http://schemas.microsoft.com/office/word/2015/wordml/symex" xmlns:wpg="http://schemas.microsoft.com/office/word/2010/wordprocessingGroup" xmlns:wpi="http://schemas.microsoft.com/office/word/2010/wordprocessingInk" xmlns:wne="http://schemas.microsoft.com/office/word/2006/wordml" xmlns:wps="http://schemas.microsoft.com/office/word/2010/wordprocessingShape" mc:Ignorable="w14 w15 w16se w16cid w16 w16cex w16sdtdh w16sdtfl w16du wp14">
+<w:footnotes xmlns:wpc="http://schemas.microsoft.com/office/word/2010/wordprocessingCanvas" xmlns:cx="http://schemas.microsoft.com/office/drawing/2014/chartex" xmlns:cx1="http://schemas.microsoft.com/office/drawing/2015/9/8/chartex" xmlns:cx2="http://schemas.microsoft.com/office/drawing/2015/10/21/chartex" xmlns:cx3="http://schemas.microsoft.com/office/drawing/2016/5/9/chartex" xmlns:cx4="http://schemas.microsoft.com/office/drawing/2016/5/10/chartex" xmlns:cx5="http://schemas.microsoft.com/office/drawing/2016/5/11/chartex" xmlns:cx6="http://schemas.microsoft.com/office/drawing/2016/5/12/chartex" xmlns:cx7="http://schemas.microsoft.com/office/drawing/2016/5/13/chartex" xmlns:cx8="http://schemas.microsoft.com/office/drawing/2016/5/14/chartex" xmlns:mc="http://schemas.openxmlformats.org/markup-compatibility/2006" xmlns:aink="http://schemas.microsoft.com/office/drawing/2016/ink" xmlns:am3d="http://schemas.microsoft.com/office/drawing/2017/model3d" xmlns:o="urn:schemas-microsoft-com:office:office" xmlns:r="http://schemas.openxmlformats.org/officeDocument/2006/relationships" xmlns:m="http://schemas.openxmlformats.org/officeDocument/2006/math" xmlns:v="urn:schemas-microsoft-com:vml" xmlns:wp14="http://schemas.microsoft.com/office/word/2010/wordprocessingDrawing" xmlns:wp="http://schemas.openxmlformats.org/drawingml/2006/wordprocessingDrawing" xmlns:w10="urn:schemas-microsoft-com:office:word" xmlns:w="http://schemas.openxmlformats.org/wordprocessingml/2006/main" xmlns:w14="http://schemas.microsoft.com/office/word/2010/wordml" xmlns:w15="http://schemas.microsoft.com/office/word/2012/wordml" xmlns:w16cex="http://schemas.microsoft.com/office/word/2018/wordml/cex" xmlns:w16cid="http://schemas.microsoft.com/office/word/2016/wordml/cid" xmlns:w16="http://schemas.microsoft.com/office/word/2018/wordml" xmlns:w16sdtdh="http://schemas.microsoft.com/office/word/2020/wordml/sdtdatahash" xmlns:w16se="http://schemas.microsoft.com/office/word/2015/wordml/symex" xmlns:wpg="http://schemas.microsoft.com/office/word/2010/wordprocessingGroup" xmlns:wpi="http://schemas.microsoft.com/office/word/2010/wordprocessingInk" xmlns:wne="http://schemas.microsoft.com/office/word/2006/wordml" xmlns:wps="http://schemas.microsoft.com/office/word/2010/wordprocessingShape" mc:Ignorable="w14 w15 w16se w16cid w16 w16cex w16sdtdh wp14">
   <w:footnote w:type="separator" w:id="-1">
     <w:p>
       <w:pPr>
@@ -8785,7 +9014,7 @@
 </file>
 
 <file path=word/header1.xml><?xml version="1.0" encoding="utf-8"?>
-<w:hdr xmlns:wpc="http://schemas.microsoft.com/office/word/2010/wordprocessingCanvas" xmlns:cx="http://schemas.microsoft.com/office/drawing/2014/chartex" xmlns:cx1="http://schemas.microsoft.com/office/drawing/2015/9/8/chartex" xmlns:cx2="http://schemas.microsoft.com/office/drawing/2015/10/21/chartex" xmlns:cx3="http://schemas.microsoft.com/office/drawing/2016/5/9/chartex" xmlns:cx4="http://schemas.microsoft.com/office/drawing/2016/5/10/chartex" xmlns:cx5="http://schemas.microsoft.com/office/drawing/2016/5/11/chartex" xmlns:cx6="http://schemas.microsoft.com/office/drawing/2016/5/12/chartex" xmlns:cx7="http://schemas.microsoft.com/office/drawing/2016/5/13/chartex" xmlns:cx8="http://schemas.microsoft.com/office/drawing/2016/5/14/chartex" xmlns:mc="http://schemas.openxmlformats.org/markup-compatibility/2006" xmlns:aink="http://schemas.microsoft.com/office/drawing/2016/ink" xmlns:am3d="http://schemas.microsoft.com/office/drawing/2017/model3d" xmlns:o="urn:schemas-microsoft-com:office:office" xmlns:oel="http://schemas.microsoft.com/office/2019/extlst" xmlns:r="http://schemas.openxmlformats.org/officeDocument/2006/relationships" xmlns:m="http://schemas.openxmlformats.org/officeDocument/2006/math" xmlns:v="urn:schemas-microsoft-com:vml" xmlns:wp14="http://schemas.microsoft.com/office/word/2010/wordprocessingDrawing" xmlns:wp="http://schemas.openxmlformats.org/drawingml/2006/wordprocessingDrawing" xmlns:w10="urn:schemas-microsoft-com:office:word" xmlns:w="http://schemas.openxmlformats.org/wordprocessingml/2006/main" xmlns:w14="http://schemas.microsoft.com/office/word/2010/wordml" xmlns:w15="http://schemas.microsoft.com/office/word/2012/wordml" xmlns:w16cex="http://schemas.microsoft.com/office/word/2018/wordml/cex" xmlns:w16cid="http://schemas.microsoft.com/office/word/2016/wordml/cid" xmlns:w16="http://schemas.microsoft.com/office/word/2018/wordml" xmlns:w16du="http://schemas.microsoft.com/office/word/2023/wordml/word16du" xmlns:w16sdtdh="http://schemas.microsoft.com/office/word/2020/wordml/sdtdatahash" xmlns:w16sdtfl="http://schemas.microsoft.com/office/word/2024/wordml/sdtformatlock" xmlns:w16se="http://schemas.microsoft.com/office/word/2015/wordml/symex" xmlns:wpg="http://schemas.microsoft.com/office/word/2010/wordprocessingGroup" xmlns:wpi="http://schemas.microsoft.com/office/word/2010/wordprocessingInk" xmlns:wne="http://schemas.microsoft.com/office/word/2006/wordml" xmlns:wps="http://schemas.microsoft.com/office/word/2010/wordprocessingShape" mc:Ignorable="w14 w15 w16se w16cid w16 w16cex w16sdtdh w16sdtfl w16du wp14">
+<w:hdr xmlns:wpc="http://schemas.microsoft.com/office/word/2010/wordprocessingCanvas" xmlns:cx="http://schemas.microsoft.com/office/drawing/2014/chartex" xmlns:cx1="http://schemas.microsoft.com/office/drawing/2015/9/8/chartex" xmlns:cx2="http://schemas.microsoft.com/office/drawing/2015/10/21/chartex" xmlns:cx3="http://schemas.microsoft.com/office/drawing/2016/5/9/chartex" xmlns:cx4="http://schemas.microsoft.com/office/drawing/2016/5/10/chartex" xmlns:cx5="http://schemas.microsoft.com/office/drawing/2016/5/11/chartex" xmlns:cx6="http://schemas.microsoft.com/office/drawing/2016/5/12/chartex" xmlns:cx7="http://schemas.microsoft.com/office/drawing/2016/5/13/chartex" xmlns:cx8="http://schemas.microsoft.com/office/drawing/2016/5/14/chartex" xmlns:mc="http://schemas.openxmlformats.org/markup-compatibility/2006" xmlns:aink="http://schemas.microsoft.com/office/drawing/2016/ink" xmlns:am3d="http://schemas.microsoft.com/office/drawing/2017/model3d" xmlns:o="urn:schemas-microsoft-com:office:office" xmlns:r="http://schemas.openxmlformats.org/officeDocument/2006/relationships" xmlns:m="http://schemas.openxmlformats.org/officeDocument/2006/math" xmlns:v="urn:schemas-microsoft-com:vml" xmlns:wp14="http://schemas.microsoft.com/office/word/2010/wordprocessingDrawing" xmlns:wp="http://schemas.openxmlformats.org/drawingml/2006/wordprocessingDrawing" xmlns:w10="urn:schemas-microsoft-com:office:word" xmlns:w="http://schemas.openxmlformats.org/wordprocessingml/2006/main" xmlns:w14="http://schemas.microsoft.com/office/word/2010/wordml" xmlns:w15="http://schemas.microsoft.com/office/word/2012/wordml" xmlns:w16cex="http://schemas.microsoft.com/office/word/2018/wordml/cex" xmlns:w16cid="http://schemas.microsoft.com/office/word/2016/wordml/cid" xmlns:w16="http://schemas.microsoft.com/office/word/2018/wordml" xmlns:w16sdtdh="http://schemas.microsoft.com/office/word/2020/wordml/sdtdatahash" xmlns:w16se="http://schemas.microsoft.com/office/word/2015/wordml/symex" xmlns:wpg="http://schemas.microsoft.com/office/word/2010/wordprocessingGroup" xmlns:wpi="http://schemas.microsoft.com/office/word/2010/wordprocessingInk" xmlns:wne="http://schemas.microsoft.com/office/word/2006/wordml" xmlns:wps="http://schemas.microsoft.com/office/word/2010/wordprocessingShape" mc:Ignorable="w14 w15 w16se w16cid w16 w16cex w16sdtdh wp14">
   <w:p>
     <w:pPr>
       <w:pStyle w:val="Encabezado"/>
@@ -8872,7 +9101,7 @@
 </file>
 
 <file path=word/numbering.xml><?xml version="1.0" encoding="utf-8"?>
-<w:numbering xmlns:wpc="http://schemas.microsoft.com/office/word/2010/wordprocessingCanvas" xmlns:cx="http://schemas.microsoft.com/office/drawing/2014/chartex" xmlns:cx1="http://schemas.microsoft.com/office/drawing/2015/9/8/chartex" xmlns:cx2="http://schemas.microsoft.com/office/drawing/2015/10/21/chartex" xmlns:cx3="http://schemas.microsoft.com/office/drawing/2016/5/9/chartex" xmlns:cx4="http://schemas.microsoft.com/office/drawing/2016/5/10/chartex" xmlns:cx5="http://schemas.microsoft.com/office/drawing/2016/5/11/chartex" xmlns:cx6="http://schemas.microsoft.com/office/drawing/2016/5/12/chartex" xmlns:cx7="http://schemas.microsoft.com/office/drawing/2016/5/13/chartex" xmlns:cx8="http://schemas.microsoft.com/office/drawing/2016/5/14/chartex" xmlns:mc="http://schemas.openxmlformats.org/markup-compatibility/2006" xmlns:aink="http://schemas.microsoft.com/office/drawing/2016/ink" xmlns:am3d="http://schemas.microsoft.com/office/drawing/2017/model3d" xmlns:o="urn:schemas-microsoft-com:office:office" xmlns:oel="http://schemas.microsoft.com/office/2019/extlst" xmlns:r="http://schemas.openxmlformats.org/officeDocument/2006/relationships" xmlns:m="http://schemas.openxmlformats.org/officeDocument/2006/math" xmlns:v="urn:schemas-microsoft-com:vml" xmlns:wp14="http://schemas.microsoft.com/office/word/2010/wordprocessingDrawing" xmlns:wp="http://schemas.openxmlformats.org/drawingml/2006/wordprocessingDrawing" xmlns:w10="urn:schemas-microsoft-com:office:word" xmlns:w="http://schemas.openxmlformats.org/wordprocessingml/2006/main" xmlns:w14="http://schemas.microsoft.com/office/word/2010/wordml" xmlns:w15="http://schemas.microsoft.com/office/word/2012/wordml" xmlns:w16cex="http://schemas.microsoft.com/office/word/2018/wordml/cex" xmlns:w16cid="http://schemas.microsoft.com/office/word/2016/wordml/cid" xmlns:w16="http://schemas.microsoft.com/office/word/2018/wordml" xmlns:w16du="http://schemas.microsoft.com/office/word/2023/wordml/word16du" xmlns:w16sdtdh="http://schemas.microsoft.com/office/word/2020/wordml/sdtdatahash" xmlns:w16sdtfl="http://schemas.microsoft.com/office/word/2024/wordml/sdtformatlock" xmlns:w16se="http://schemas.microsoft.com/office/word/2015/wordml/symex" xmlns:wpg="http://schemas.microsoft.com/office/word/2010/wordprocessingGroup" xmlns:wpi="http://schemas.microsoft.com/office/word/2010/wordprocessingInk" xmlns:wne="http://schemas.microsoft.com/office/word/2006/wordml" xmlns:wps="http://schemas.microsoft.com/office/word/2010/wordprocessingShape" mc:Ignorable="w14 w15 w16se w16cid w16 w16cex w16sdtdh w16sdtfl w16du wp14">
+<w:numbering xmlns:wpc="http://schemas.microsoft.com/office/word/2010/wordprocessingCanvas" xmlns:cx="http://schemas.microsoft.com/office/drawing/2014/chartex" xmlns:cx1="http://schemas.microsoft.com/office/drawing/2015/9/8/chartex" xmlns:cx2="http://schemas.microsoft.com/office/drawing/2015/10/21/chartex" xmlns:cx3="http://schemas.microsoft.com/office/drawing/2016/5/9/chartex" xmlns:cx4="http://schemas.microsoft.com/office/drawing/2016/5/10/chartex" xmlns:cx5="http://schemas.microsoft.com/office/drawing/2016/5/11/chartex" xmlns:cx6="http://schemas.microsoft.com/office/drawing/2016/5/12/chartex" xmlns:cx7="http://schemas.microsoft.com/office/drawing/2016/5/13/chartex" xmlns:cx8="http://schemas.microsoft.com/office/drawing/2016/5/14/chartex" xmlns:mc="http://schemas.openxmlformats.org/markup-compatibility/2006" xmlns:aink="http://schemas.microsoft.com/office/drawing/2016/ink" xmlns:am3d="http://schemas.microsoft.com/office/drawing/2017/model3d" xmlns:o="urn:schemas-microsoft-com:office:office" xmlns:r="http://schemas.openxmlformats.org/officeDocument/2006/relationships" xmlns:m="http://schemas.openxmlformats.org/officeDocument/2006/math" xmlns:v="urn:schemas-microsoft-com:vml" xmlns:wp14="http://schemas.microsoft.com/office/word/2010/wordprocessingDrawing" xmlns:wp="http://schemas.openxmlformats.org/drawingml/2006/wordprocessingDrawing" xmlns:w10="urn:schemas-microsoft-com:office:word" xmlns:w="http://schemas.openxmlformats.org/wordprocessingml/2006/main" xmlns:w14="http://schemas.microsoft.com/office/word/2010/wordml" xmlns:w15="http://schemas.microsoft.com/office/word/2012/wordml" xmlns:w16cex="http://schemas.microsoft.com/office/word/2018/wordml/cex" xmlns:w16cid="http://schemas.microsoft.com/office/word/2016/wordml/cid" xmlns:w16="http://schemas.microsoft.com/office/word/2018/wordml" xmlns:w16sdtdh="http://schemas.microsoft.com/office/word/2020/wordml/sdtdatahash" xmlns:w16se="http://schemas.microsoft.com/office/word/2015/wordml/symex" xmlns:wpg="http://schemas.microsoft.com/office/word/2010/wordprocessingGroup" xmlns:wpi="http://schemas.microsoft.com/office/word/2010/wordprocessingInk" xmlns:wne="http://schemas.microsoft.com/office/word/2006/wordml" xmlns:wps="http://schemas.microsoft.com/office/word/2010/wordprocessingShape" mc:Ignorable="w14 w15 w16se w16cid w16 w16cex w16sdtdh wp14">
   <w:abstractNum w:abstractNumId="0" w15:restartNumberingAfterBreak="0">
     <w:nsid w:val="FFFFFF89"/>
     <w:multiLevelType w:val="singleLevel"/>
@@ -11884,91 +12113,91 @@
       </w:rPr>
     </w:lvl>
   </w:abstractNum>
-  <w:num w:numId="1" w16cid:durableId="335960754">
+  <w:num w:numId="1">
     <w:abstractNumId w:val="0"/>
   </w:num>
-  <w:num w:numId="2" w16cid:durableId="1317103403">
+  <w:num w:numId="2">
     <w:abstractNumId w:val="9"/>
   </w:num>
-  <w:num w:numId="3" w16cid:durableId="1054740181">
+  <w:num w:numId="3">
     <w:abstractNumId w:val="21"/>
   </w:num>
-  <w:num w:numId="4" w16cid:durableId="1617370195">
+  <w:num w:numId="4">
     <w:abstractNumId w:val="13"/>
   </w:num>
-  <w:num w:numId="5" w16cid:durableId="1085150561">
+  <w:num w:numId="5">
     <w:abstractNumId w:val="15"/>
   </w:num>
-  <w:num w:numId="6" w16cid:durableId="1915432350">
+  <w:num w:numId="6">
     <w:abstractNumId w:val="10"/>
   </w:num>
-  <w:num w:numId="7" w16cid:durableId="1866404185">
+  <w:num w:numId="7">
     <w:abstractNumId w:val="22"/>
   </w:num>
-  <w:num w:numId="8" w16cid:durableId="217516041">
+  <w:num w:numId="8">
     <w:abstractNumId w:val="16"/>
   </w:num>
-  <w:num w:numId="9" w16cid:durableId="2120291832">
+  <w:num w:numId="9">
     <w:abstractNumId w:val="6"/>
   </w:num>
-  <w:num w:numId="10" w16cid:durableId="1225990321">
+  <w:num w:numId="10">
     <w:abstractNumId w:val="28"/>
   </w:num>
-  <w:num w:numId="11" w16cid:durableId="666128718">
+  <w:num w:numId="11">
     <w:abstractNumId w:val="11"/>
   </w:num>
-  <w:num w:numId="12" w16cid:durableId="752629987">
+  <w:num w:numId="12">
     <w:abstractNumId w:val="14"/>
   </w:num>
-  <w:num w:numId="13" w16cid:durableId="611206613">
+  <w:num w:numId="13">
     <w:abstractNumId w:val="8"/>
   </w:num>
-  <w:num w:numId="14" w16cid:durableId="983706181">
+  <w:num w:numId="14">
     <w:abstractNumId w:val="4"/>
   </w:num>
-  <w:num w:numId="15" w16cid:durableId="767500734">
+  <w:num w:numId="15">
     <w:abstractNumId w:val="2"/>
   </w:num>
-  <w:num w:numId="16" w16cid:durableId="530653897">
+  <w:num w:numId="16">
     <w:abstractNumId w:val="3"/>
   </w:num>
-  <w:num w:numId="17" w16cid:durableId="1592355553">
+  <w:num w:numId="17">
     <w:abstractNumId w:val="7"/>
   </w:num>
-  <w:num w:numId="18" w16cid:durableId="889734173">
+  <w:num w:numId="18">
     <w:abstractNumId w:val="23"/>
   </w:num>
-  <w:num w:numId="19" w16cid:durableId="667975621">
+  <w:num w:numId="19">
     <w:abstractNumId w:val="17"/>
   </w:num>
-  <w:num w:numId="20" w16cid:durableId="1344627858">
+  <w:num w:numId="20">
     <w:abstractNumId w:val="19"/>
   </w:num>
-  <w:num w:numId="21" w16cid:durableId="737439917">
+  <w:num w:numId="21">
     <w:abstractNumId w:val="25"/>
   </w:num>
-  <w:num w:numId="22" w16cid:durableId="152650655">
+  <w:num w:numId="22">
     <w:abstractNumId w:val="1"/>
   </w:num>
-  <w:num w:numId="23" w16cid:durableId="1329291200">
+  <w:num w:numId="23">
     <w:abstractNumId w:val="12"/>
   </w:num>
-  <w:num w:numId="24" w16cid:durableId="1190878985">
+  <w:num w:numId="24">
     <w:abstractNumId w:val="26"/>
   </w:num>
-  <w:num w:numId="25" w16cid:durableId="1391928962">
+  <w:num w:numId="25">
     <w:abstractNumId w:val="18"/>
   </w:num>
-  <w:num w:numId="26" w16cid:durableId="564217920">
+  <w:num w:numId="26">
     <w:abstractNumId w:val="27"/>
   </w:num>
-  <w:num w:numId="27" w16cid:durableId="1847473164">
+  <w:num w:numId="27">
     <w:abstractNumId w:val="5"/>
   </w:num>
-  <w:num w:numId="28" w16cid:durableId="379329882">
+  <w:num w:numId="28">
     <w:abstractNumId w:val="24"/>
   </w:num>
-  <w:num w:numId="29" w16cid:durableId="1375469694">
+  <w:num w:numId="29">
     <w:abstractNumId w:val="20"/>
   </w:num>
   <w:numIdMacAtCleanup w:val="21"/>
@@ -11976,7 +12205,7 @@
 </file>
 
 <file path=word/styles.xml><?xml version="1.0" encoding="utf-8"?>
-<w:styles xmlns:mc="http://schemas.openxmlformats.org/markup-compatibility/2006" xmlns:r="http://schemas.openxmlformats.org/officeDocument/2006/relationships" xmlns:w="http://schemas.openxmlformats.org/wordprocessingml/2006/main" xmlns:w14="http://schemas.microsoft.com/office/word/2010/wordml" xmlns:w15="http://schemas.microsoft.com/office/word/2012/wordml" xmlns:w16cex="http://schemas.microsoft.com/office/word/2018/wordml/cex" xmlns:w16cid="http://schemas.microsoft.com/office/word/2016/wordml/cid" xmlns:w16="http://schemas.microsoft.com/office/word/2018/wordml" xmlns:w16du="http://schemas.microsoft.com/office/word/2023/wordml/word16du" xmlns:w16sdtdh="http://schemas.microsoft.com/office/word/2020/wordml/sdtdatahash" xmlns:w16sdtfl="http://schemas.microsoft.com/office/word/2024/wordml/sdtformatlock" xmlns:w16se="http://schemas.microsoft.com/office/word/2015/wordml/symex" mc:Ignorable="w14 w15 w16se w16cid w16 w16cex w16sdtdh w16sdtfl w16du">
+<w:styles xmlns:mc="http://schemas.openxmlformats.org/markup-compatibility/2006" xmlns:r="http://schemas.openxmlformats.org/officeDocument/2006/relationships" xmlns:w="http://schemas.openxmlformats.org/wordprocessingml/2006/main" xmlns:w14="http://schemas.microsoft.com/office/word/2010/wordml" xmlns:w15="http://schemas.microsoft.com/office/word/2012/wordml" xmlns:w16cex="http://schemas.microsoft.com/office/word/2018/wordml/cex" xmlns:w16cid="http://schemas.microsoft.com/office/word/2016/wordml/cid" xmlns:w16="http://schemas.microsoft.com/office/word/2018/wordml" xmlns:w16sdtdh="http://schemas.microsoft.com/office/word/2020/wordml/sdtdatahash" xmlns:w16se="http://schemas.microsoft.com/office/word/2015/wordml/symex" mc:Ignorable="w14 w15 w16se w16cid w16 w16cex w16sdtdh">
   <w:docDefaults>
     <w:rPrDefault>
       <w:rPr>
@@ -13324,7 +13553,7 @@
       </w:rPr>
     </w:tblStylePr>
   </w:style>
-  <w:style w:type="character" w:styleId="Fuerte">
+  <w:style w:type="character" w:styleId="Textoennegrita">
     <w:name w:val="Strong"/>
     <w:basedOn w:val="Fuentedeprrafopredeter"/>
     <w:uiPriority w:val="22"/>
@@ -13717,6 +13946,15 @@
 </file>
 
 <file path=customXml/item1.xml><?xml version="1.0" encoding="utf-8"?>
+<?mso-contentType ?>
+<FormTemplates xmlns="http://schemas.microsoft.com/sharepoint/v3/contenttype/forms">
+  <Display>DocumentLibraryForm</Display>
+  <Edit>DocumentLibraryForm</Edit>
+  <New>DocumentLibraryForm</New>
+</FormTemplates>
+</file>
+
+<file path=customXml/item2.xml><?xml version="1.0" encoding="utf-8"?>
 <p:properties xmlns:p="http://schemas.microsoft.com/office/2006/metadata/properties" xmlns:xsi="http://www.w3.org/2001/XMLSchema-instance" xmlns:pc="http://schemas.microsoft.com/office/infopath/2007/PartnerControls">
   <documentManagement>
     <TaxCatchAll xmlns="67a0edcd-0de5-43ed-8c27-e32f38a00c91" xsi:nil="true"/>
@@ -13727,20 +13965,7 @@
 </p:properties>
 </file>
 
-<file path=customXml/item2.xml><?xml version="1.0" encoding="utf-8"?>
-<?mso-contentType ?>
-<FormTemplates xmlns="http://schemas.microsoft.com/sharepoint/v3/contenttype/forms">
-  <Display>DocumentLibraryForm</Display>
-  <Edit>DocumentLibraryForm</Edit>
-  <New>DocumentLibraryForm</New>
-</FormTemplates>
-</file>
-
 <file path=customXml/item3.xml><?xml version="1.0" encoding="utf-8"?>
-<b:Sources xmlns:b="http://schemas.openxmlformats.org/officeDocument/2006/bibliography" xmlns="http://schemas.openxmlformats.org/officeDocument/2006/bibliography" SelectedStyle="\APASixthEditionOfficeOnline.xsl" StyleName="APA" Version="6"/>
-</file>
-
-<file path=customXml/item4.xml><?xml version="1.0" encoding="utf-8"?>
 <ct:contentTypeSchema xmlns:ct="http://schemas.microsoft.com/office/2006/metadata/contentType" xmlns:ma="http://schemas.microsoft.com/office/2006/metadata/properties/metaAttributes" ct:_="" ma:_="" ma:contentTypeName="Documento" ma:contentTypeID="0x01010005252A1EF3BD024F856B47B579AB5244" ma:contentTypeVersion="12" ma:contentTypeDescription="Crear nuevo documento." ma:contentTypeScope="" ma:versionID="32d0e18b85ac20c34eab62df21c0cf58">
   <xsd:schema xmlns:xsd="http://www.w3.org/2001/XMLSchema" xmlns:xs="http://www.w3.org/2001/XMLSchema" xmlns:p="http://schemas.microsoft.com/office/2006/metadata/properties" xmlns:ns2="42760c81-fd8e-4d59-8953-7cdb9f38b14f" xmlns:ns3="67a0edcd-0de5-43ed-8c27-e32f38a00c91" targetNamespace="http://schemas.microsoft.com/office/2006/metadata/properties" ma:root="true" ma:fieldsID="cc2c149e99f10870fd5bc3964e5386d3" ns2:_="" ns3:_="">
     <xsd:import namespace="42760c81-fd8e-4d59-8953-7cdb9f38b14f"/>
@@ -13941,7 +14166,19 @@
 </ct:contentTypeSchema>
 </file>
 
+<file path=customXml/item4.xml><?xml version="1.0" encoding="utf-8"?>
+<b:Sources xmlns:b="http://schemas.openxmlformats.org/officeDocument/2006/bibliography" xmlns="http://schemas.openxmlformats.org/officeDocument/2006/bibliography" SelectedStyle="\APASixthEditionOfficeOnline.xsl" StyleName="APA" Version="6"/>
+</file>
+
 <file path=customXml/itemProps1.xml><?xml version="1.0" encoding="utf-8"?>
+<ds:datastoreItem xmlns:ds="http://schemas.openxmlformats.org/officeDocument/2006/customXml" ds:itemID="{10663269-2064-4804-8290-36D4A57F5557}">
+  <ds:schemaRefs>
+    <ds:schemaRef ds:uri="http://schemas.microsoft.com/sharepoint/v3/contenttype/forms"/>
+  </ds:schemaRefs>
+</ds:datastoreItem>
+</file>
+
+<file path=customXml/itemProps2.xml><?xml version="1.0" encoding="utf-8"?>
 <ds:datastoreItem xmlns:ds="http://schemas.openxmlformats.org/officeDocument/2006/customXml" ds:itemID="{1279454D-02BE-4A9C-A117-DCD1573E2608}">
   <ds:schemaRefs>
     <ds:schemaRef ds:uri="http://schemas.microsoft.com/office/2006/metadata/properties"/>
@@ -13952,23 +14189,7 @@
 </ds:datastoreItem>
 </file>
 
-<file path=customXml/itemProps2.xml><?xml version="1.0" encoding="utf-8"?>
-<ds:datastoreItem xmlns:ds="http://schemas.openxmlformats.org/officeDocument/2006/customXml" ds:itemID="{10663269-2064-4804-8290-36D4A57F5557}">
-  <ds:schemaRefs>
-    <ds:schemaRef ds:uri="http://schemas.microsoft.com/sharepoint/v3/contenttype/forms"/>
-  </ds:schemaRefs>
-</ds:datastoreItem>
-</file>
-
 <file path=customXml/itemProps3.xml><?xml version="1.0" encoding="utf-8"?>
-<ds:datastoreItem xmlns:ds="http://schemas.openxmlformats.org/officeDocument/2006/customXml" ds:itemID="{EAE431FD-7059-4C09-804B-C9D69EB7B213}">
-  <ds:schemaRefs>
-    <ds:schemaRef ds:uri="http://schemas.openxmlformats.org/officeDocument/2006/bibliography"/>
-  </ds:schemaRefs>
-</ds:datastoreItem>
-</file>
-
-<file path=customXml/itemProps4.xml><?xml version="1.0" encoding="utf-8"?>
 <ds:datastoreItem xmlns:ds="http://schemas.openxmlformats.org/officeDocument/2006/customXml" ds:itemID="{14F8BB44-DFDC-410A-BB7D-43C8374B0C06}">
   <ds:schemaRefs>
     <ds:schemaRef ds:uri="http://schemas.microsoft.com/office/2006/metadata/contentType"/>
@@ -13985,4 +14206,12 @@
     <ds:schemaRef ds:uri="http://schemas.microsoft.com/internal/obd"/>
   </ds:schemaRefs>
 </ds:datastoreItem>
+</file>
+
+<file path=customXml/itemProps4.xml><?xml version="1.0" encoding="utf-8"?>
+<ds:datastoreItem xmlns:ds="http://schemas.openxmlformats.org/officeDocument/2006/customXml" ds:itemID="{EAE431FD-7059-4C09-804B-C9D69EB7B213}">
+  <ds:schemaRefs>
+    <ds:schemaRef ds:uri="http://schemas.openxmlformats.org/officeDocument/2006/bibliography"/>
+  </ds:schemaRefs>
+</ds:datastoreItem>
 </file>
--- a/fuentes/62360026_CF01_CFA.docx
+++ b/fuentes/62360026_CF01_CFA.docx
@@ -205,7 +205,7 @@
               </wp:anchor>
             </w:drawing>
           </mc:Choice>
-          <mc:Fallback xmlns:w16cei="http://schemas.microsoft.com/office/word/2026/wordml/cei" xmlns:w16sdtfl="http://schemas.microsoft.com/office/word/2024/wordml/sdtformatlock" xmlns:w16du="http://schemas.microsoft.com/office/word/2023/wordml/word16du" xmlns:oel="http://schemas.microsoft.com/office/2019/extlst">
+          <mc:Fallback xmlns:oel="http://schemas.microsoft.com/office/2019/extlst" xmlns:w16du="http://schemas.microsoft.com/office/word/2023/wordml/word16du" xmlns:w16sdtfl="http://schemas.microsoft.com/office/word/2024/wordml/sdtformatlock" xmlns:w16cei="http://schemas.microsoft.com/office/word/2026/wordml/cei">
             <w:pict>
               <v:rect w14:anchorId="4C256C62" id="Rectángulo 3" o:spid="_x0000_s1026" alt="&quot;&quot;" style="position:absolute;margin-left:-55.95pt;margin-top:26.4pt;width:613.85pt;height:164.25pt;z-index:-251655168;visibility:visible;mso-wrap-style:square;mso-height-percent:0;mso-wrap-distance-left:9pt;mso-wrap-distance-top:0;mso-wrap-distance-right:9pt;mso-wrap-distance-bottom:0;mso-position-horizontal:absolute;mso-position-horizontal-relative:text;mso-position-vertical:absolute;mso-position-vertical-relative:text;mso-height-percent:0;mso-height-relative:margin;v-text-anchor:middle" o:gfxdata="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" fillcolor="#00314d" stroked="f" strokeweight="1pt"/>
             </w:pict>
@@ -312,13 +312,13 @@
               </wp:anchor>
             </w:drawing>
           </mc:Choice>
-          <mc:Fallback xmlns:w16sdtfl="http://schemas.microsoft.com/office/word/2024/wordml/sdtformatlock" xmlns:w16du="http://schemas.microsoft.com/office/word/2023/wordml/word16du" xmlns:oel="http://schemas.microsoft.com/office/2019/extlst">
+          <mc:Fallback>
             <w:pict>
               <v:shapetype w14:anchorId="2E2DABF6" id="_x0000_t202" coordsize="21600,21600" o:spt="202" path="m,l,21600r21600,l21600,xe">
                 <v:stroke joinstyle="miter"/>
                 <v:path gradientshapeok="t" o:connecttype="rect"/>
               </v:shapetype>
-              <v:shape id="Cuadro de texto 2" o:spid="_x0000_s1026" type="#_x0000_t202" alt="&quot;&quot;" style="position:absolute;left:0;text-align:left;margin-left:-25.2pt;margin-top:35.55pt;width:549pt;height:102.95pt;z-index:251663360;visibility:visible;mso-wrap-style:square;mso-width-percent:0;mso-height-percent:0;mso-wrap-distance-left:9pt;mso-wrap-distance-top:3.6pt;mso-wrap-distance-right:9pt;mso-wrap-distance-bottom:3.6pt;mso-position-horizontal:absolute;mso-position-horizontal-relative:margin;mso-position-vertical:absolute;mso-position-vertical-relative:text;mso-width-percent:0;mso-height-percent:0;mso-width-relative:margin;mso-height-relative:margin;v-text-anchor:top" o:gfxdata="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" filled="f" stroked="f">
+              <v:shape id="Cuadro de texto 2" o:spid="_x0000_s1026" type="#_x0000_t202" alt="&quot;&quot;" style="position:absolute;left:0;text-align:left;margin-left:-25.2pt;margin-top:35.55pt;width:549pt;height:102.95pt;z-index:251663360;visibility:visible;mso-wrap-style:square;mso-width-percent:0;mso-height-percent:0;mso-wrap-distance-left:9pt;mso-wrap-distance-top:3.6pt;mso-wrap-distance-right:9pt;mso-wrap-distance-bottom:3.6pt;mso-position-horizontal:absolute;mso-position-horizontal-relative:margin;mso-position-vertical:absolute;mso-position-vertical-relative:text;mso-width-percent:0;mso-height-percent:0;mso-width-relative:margin;mso-height-relative:margin;v-text-anchor:top" o:gfxdata="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" filled="f" stroked="f">
                 <v:textbox>
                   <w:txbxContent>
                     <w:p>
@@ -483,20 +483,6 @@
     </w:p>
     <w:p>
       <w:pPr>
-        <w:pBdr>
-          <w:bottom w:val="single" w:sz="12" w:space="1" w:color="auto"/>
-        </w:pBdr>
-        <w:ind w:firstLine="1"/>
-        <w:rPr>
-          <w:rFonts w:ascii="Calibri" w:hAnsi="Calibri"/>
-          <w:color w:val="000000" w:themeColor="text1"/>
-          <w:kern w:val="0"/>
-          <w14:ligatures w14:val="none"/>
-        </w:rPr>
-      </w:pPr>
-    </w:p>
-    <w:p>
-      <w:pPr>
         <w:jc w:val="center"/>
       </w:pPr>
       <w:r>
@@ -576,9 +562,10 @@
             <w:rPr>
               <w:rFonts w:eastAsiaTheme="minorEastAsia"/>
               <w:noProof/>
-              <w:sz w:val="24"/>
-              <w:szCs w:val="24"/>
+              <w:kern w:val="0"/>
+              <w:sz w:val="22"/>
               <w:lang w:eastAsia="es-CO"/>
+              <w14:ligatures w14:val="none"/>
             </w:rPr>
           </w:pPr>
           <w:r>
@@ -590,7 +577,7 @@
           <w:r>
             <w:fldChar w:fldCharType="separate"/>
           </w:r>
-          <w:hyperlink w:anchor="_Toc240635893" w:history="1">
+          <w:hyperlink w:anchor="_Toc244268329" w:history="1">
             <w:r>
               <w:rPr>
                 <w:rStyle w:val="Hipervnculo"/>
@@ -617,7 +604,7 @@
                 <w:noProof/>
                 <w:webHidden/>
               </w:rPr>
-              <w:instrText xml:space="preserve"> PAGEREF _Toc240635893 \h </w:instrText>
+              <w:instrText xml:space="preserve"> PAGEREF _Toc244268329 \h </w:instrText>
             </w:r>
             <w:r>
               <w:rPr>
@@ -657,12 +644,13 @@
             <w:rPr>
               <w:rFonts w:eastAsiaTheme="minorEastAsia"/>
               <w:noProof/>
-              <w:sz w:val="24"/>
-              <w:szCs w:val="24"/>
+              <w:kern w:val="0"/>
+              <w:sz w:val="22"/>
               <w:lang w:eastAsia="es-CO"/>
+              <w14:ligatures w14:val="none"/>
             </w:rPr>
           </w:pPr>
-          <w:hyperlink w:anchor="_Toc240635894" w:history="1">
+          <w:hyperlink w:anchor="_Toc244268330" w:history="1">
             <w:r>
               <w:rPr>
                 <w:rStyle w:val="Hipervnculo"/>
@@ -689,7 +677,7 @@
                 <w:noProof/>
                 <w:webHidden/>
               </w:rPr>
-              <w:instrText xml:space="preserve"> PAGEREF _Toc240635894 \h </w:instrText>
+              <w:instrText xml:space="preserve"> PAGEREF _Toc244268330 \h </w:instrText>
             </w:r>
             <w:r>
               <w:rPr>
@@ -729,12 +717,13 @@
             <w:rPr>
               <w:rFonts w:eastAsiaTheme="minorEastAsia"/>
               <w:noProof/>
-              <w:sz w:val="24"/>
-              <w:szCs w:val="24"/>
+              <w:kern w:val="0"/>
+              <w:sz w:val="22"/>
               <w:lang w:eastAsia="es-CO"/>
+              <w14:ligatures w14:val="none"/>
             </w:rPr>
           </w:pPr>
-          <w:hyperlink w:anchor="_Toc240635895" w:history="1">
+          <w:hyperlink w:anchor="_Toc244268331" w:history="1">
             <w:r>
               <w:rPr>
                 <w:rStyle w:val="Hipervnculo"/>
@@ -761,7 +750,7 @@
                 <w:noProof/>
                 <w:webHidden/>
               </w:rPr>
-              <w:instrText xml:space="preserve"> PAGEREF _Toc240635895 \h </w:instrText>
+              <w:instrText xml:space="preserve"> PAGEREF _Toc244268331 \h </w:instrText>
             </w:r>
             <w:r>
               <w:rPr>
@@ -801,12 +790,13 @@
             <w:rPr>
               <w:rFonts w:eastAsiaTheme="minorEastAsia"/>
               <w:noProof/>
-              <w:sz w:val="24"/>
-              <w:szCs w:val="24"/>
+              <w:kern w:val="0"/>
+              <w:sz w:val="22"/>
               <w:lang w:eastAsia="es-CO"/>
+              <w14:ligatures w14:val="none"/>
             </w:rPr>
           </w:pPr>
-          <w:hyperlink w:anchor="_Toc240635896" w:history="1">
+          <w:hyperlink w:anchor="_Toc244268332" w:history="1">
             <w:r>
               <w:rPr>
                 <w:rStyle w:val="Hipervnculo"/>
@@ -833,7 +823,7 @@
                 <w:noProof/>
                 <w:webHidden/>
               </w:rPr>
-              <w:instrText xml:space="preserve"> PAGEREF _Toc240635896 \h </w:instrText>
+              <w:instrText xml:space="preserve"> PAGEREF _Toc244268332 \h </w:instrText>
             </w:r>
             <w:r>
               <w:rPr>
@@ -873,12 +863,13 @@
             <w:rPr>
               <w:rFonts w:eastAsiaTheme="minorEastAsia"/>
               <w:noProof/>
-              <w:sz w:val="24"/>
-              <w:szCs w:val="24"/>
+              <w:kern w:val="0"/>
+              <w:sz w:val="22"/>
               <w:lang w:eastAsia="es-CO"/>
+              <w14:ligatures w14:val="none"/>
             </w:rPr>
           </w:pPr>
-          <w:hyperlink w:anchor="_Toc240635897" w:history="1">
+          <w:hyperlink w:anchor="_Toc244268333" w:history="1">
             <w:r>
               <w:rPr>
                 <w:rStyle w:val="Hipervnculo"/>
@@ -905,7 +896,7 @@
                 <w:noProof/>
                 <w:webHidden/>
               </w:rPr>
-              <w:instrText xml:space="preserve"> PAGEREF _Toc240635897 \h </w:instrText>
+              <w:instrText xml:space="preserve"> PAGEREF _Toc244268333 \h </w:instrText>
             </w:r>
             <w:r>
               <w:rPr>
@@ -945,12 +936,13 @@
             <w:rPr>
               <w:rFonts w:eastAsiaTheme="minorEastAsia"/>
               <w:noProof/>
-              <w:sz w:val="24"/>
-              <w:szCs w:val="24"/>
+              <w:kern w:val="0"/>
+              <w:sz w:val="22"/>
               <w:lang w:eastAsia="es-CO"/>
+              <w14:ligatures w14:val="none"/>
             </w:rPr>
           </w:pPr>
-          <w:hyperlink w:anchor="_Toc240635898" w:history="1">
+          <w:hyperlink w:anchor="_Toc244268334" w:history="1">
             <w:r>
               <w:rPr>
                 <w:rStyle w:val="Hipervnculo"/>
@@ -977,7 +969,7 @@
                 <w:noProof/>
                 <w:webHidden/>
               </w:rPr>
-              <w:instrText xml:space="preserve"> PAGEREF _Toc240635898 \h </w:instrText>
+              <w:instrText xml:space="preserve"> PAGEREF _Toc244268334 \h </w:instrText>
             </w:r>
             <w:r>
               <w:rPr>
@@ -997,7 +989,7 @@
                 <w:noProof/>
                 <w:webHidden/>
               </w:rPr>
-              <w:t>9</w:t>
+              <w:t>10</w:t>
             </w:r>
             <w:r>
               <w:rPr>
@@ -1017,12 +1009,13 @@
             <w:rPr>
               <w:rFonts w:eastAsiaTheme="minorEastAsia"/>
               <w:noProof/>
-              <w:sz w:val="24"/>
-              <w:szCs w:val="24"/>
+              <w:kern w:val="0"/>
+              <w:sz w:val="22"/>
               <w:lang w:eastAsia="es-CO"/>
+              <w14:ligatures w14:val="none"/>
             </w:rPr>
           </w:pPr>
-          <w:hyperlink w:anchor="_Toc240635899" w:history="1">
+          <w:hyperlink w:anchor="_Toc244268335" w:history="1">
             <w:r>
               <w:rPr>
                 <w:rStyle w:val="Hipervnculo"/>
@@ -1049,7 +1042,7 @@
                 <w:noProof/>
                 <w:webHidden/>
               </w:rPr>
-              <w:instrText xml:space="preserve"> PAGEREF _Toc240635899 \h </w:instrText>
+              <w:instrText xml:space="preserve"> PAGEREF _Toc244268335 \h </w:instrText>
             </w:r>
             <w:r>
               <w:rPr>
@@ -1089,12 +1082,13 @@
             <w:rPr>
               <w:rFonts w:eastAsiaTheme="minorEastAsia"/>
               <w:noProof/>
-              <w:sz w:val="24"/>
-              <w:szCs w:val="24"/>
+              <w:kern w:val="0"/>
+              <w:sz w:val="22"/>
               <w:lang w:eastAsia="es-CO"/>
+              <w14:ligatures w14:val="none"/>
             </w:rPr>
           </w:pPr>
-          <w:hyperlink w:anchor="_Toc240635900" w:history="1">
+          <w:hyperlink w:anchor="_Toc244268336" w:history="1">
             <w:r>
               <w:rPr>
                 <w:rStyle w:val="Hipervnculo"/>
@@ -1121,7 +1115,7 @@
                 <w:noProof/>
                 <w:webHidden/>
               </w:rPr>
-              <w:instrText xml:space="preserve"> PAGEREF _Toc240635900 \h </w:instrText>
+              <w:instrText xml:space="preserve"> PAGEREF _Toc244268336 \h </w:instrText>
             </w:r>
             <w:r>
               <w:rPr>
@@ -1161,12 +1155,13 @@
             <w:rPr>
               <w:rFonts w:eastAsiaTheme="minorEastAsia"/>
               <w:noProof/>
-              <w:sz w:val="24"/>
-              <w:szCs w:val="24"/>
+              <w:kern w:val="0"/>
+              <w:sz w:val="22"/>
               <w:lang w:eastAsia="es-CO"/>
+              <w14:ligatures w14:val="none"/>
             </w:rPr>
           </w:pPr>
-          <w:hyperlink w:anchor="_Toc240635901" w:history="1">
+          <w:hyperlink w:anchor="_Toc244268337" w:history="1">
             <w:r>
               <w:rPr>
                 <w:rStyle w:val="Hipervnculo"/>
@@ -1176,10 +1171,7 @@
             </w:r>
             <w:r>
               <w:rPr>
-                <w:rStyle w:val="Hipervnculo"/>
-                <w:noProof/>
-                <w:spacing w:val="20"/>
-                <w:lang w:val="en-US"/>
+                <w:rStyle w:val="Extranjerismo"/>
               </w:rPr>
               <w:t>online</w:t>
             </w:r>
@@ -1202,7 +1194,7 @@
                 <w:noProof/>
                 <w:webHidden/>
               </w:rPr>
-              <w:instrText xml:space="preserve"> PAGEREF _Toc240635901 \h </w:instrText>
+              <w:instrText xml:space="preserve"> PAGEREF _Toc244268337 \h </w:instrText>
             </w:r>
             <w:r>
               <w:rPr>
@@ -1222,7 +1214,7 @@
                 <w:noProof/>
                 <w:webHidden/>
               </w:rPr>
-              <w:t>20</w:t>
+              <w:t>21</w:t>
             </w:r>
             <w:r>
               <w:rPr>
@@ -1242,12 +1234,13 @@
             <w:rPr>
               <w:rFonts w:eastAsiaTheme="minorEastAsia"/>
               <w:noProof/>
-              <w:sz w:val="24"/>
-              <w:szCs w:val="24"/>
+              <w:kern w:val="0"/>
+              <w:sz w:val="22"/>
               <w:lang w:eastAsia="es-CO"/>
+              <w14:ligatures w14:val="none"/>
             </w:rPr>
           </w:pPr>
-          <w:hyperlink w:anchor="_Toc240635902" w:history="1">
+          <w:hyperlink w:anchor="_Toc244268338" w:history="1">
             <w:r>
               <w:rPr>
                 <w:rStyle w:val="Hipervnculo"/>
@@ -1274,7 +1267,7 @@
                 <w:noProof/>
                 <w:webHidden/>
               </w:rPr>
-              <w:instrText xml:space="preserve"> PAGEREF _Toc240635902 \h </w:instrText>
+              <w:instrText xml:space="preserve"> PAGEREF _Toc244268338 \h </w:instrText>
             </w:r>
             <w:r>
               <w:rPr>
@@ -1294,7 +1287,7 @@
                 <w:noProof/>
                 <w:webHidden/>
               </w:rPr>
-              <w:t>21</w:t>
+              <w:t>22</w:t>
             </w:r>
             <w:r>
               <w:rPr>
@@ -1314,12 +1307,13 @@
             <w:rPr>
               <w:rFonts w:eastAsiaTheme="minorEastAsia"/>
               <w:noProof/>
-              <w:sz w:val="24"/>
-              <w:szCs w:val="24"/>
+              <w:kern w:val="0"/>
+              <w:sz w:val="22"/>
               <w:lang w:eastAsia="es-CO"/>
+              <w14:ligatures w14:val="none"/>
             </w:rPr>
           </w:pPr>
-          <w:hyperlink w:anchor="_Toc240635903" w:history="1">
+          <w:hyperlink w:anchor="_Toc244268339" w:history="1">
             <w:r>
               <w:rPr>
                 <w:rStyle w:val="Hipervnculo"/>
@@ -1346,7 +1340,7 @@
                 <w:noProof/>
                 <w:webHidden/>
               </w:rPr>
-              <w:instrText xml:space="preserve"> PAGEREF _Toc240635903 \h </w:instrText>
+              <w:instrText xml:space="preserve"> PAGEREF _Toc244268339 \h </w:instrText>
             </w:r>
             <w:r>
               <w:rPr>
@@ -1366,7 +1360,7 @@
                 <w:noProof/>
                 <w:webHidden/>
               </w:rPr>
-              <w:t>22</w:t>
+              <w:t>23</w:t>
             </w:r>
             <w:r>
               <w:rPr>
@@ -1386,12 +1380,13 @@
             <w:rPr>
               <w:rFonts w:eastAsiaTheme="minorEastAsia"/>
               <w:noProof/>
-              <w:sz w:val="24"/>
-              <w:szCs w:val="24"/>
+              <w:kern w:val="0"/>
+              <w:sz w:val="22"/>
               <w:lang w:eastAsia="es-CO"/>
+              <w14:ligatures w14:val="none"/>
             </w:rPr>
           </w:pPr>
-          <w:hyperlink w:anchor="_Toc240635904" w:history="1">
+          <w:hyperlink w:anchor="_Toc244268340" w:history="1">
             <w:r>
               <w:rPr>
                 <w:rStyle w:val="Hipervnculo"/>
@@ -1406,7 +1401,13 @@
                 <w:spacing w:val="20"/>
                 <w:lang w:val="en-US"/>
               </w:rPr>
-              <w:t xml:space="preserve"> Marketplace</w:t>
+              <w:t xml:space="preserve"> </w:t>
+            </w:r>
+            <w:r>
+              <w:rPr>
+                <w:rStyle w:val="Extranjerismo"/>
+              </w:rPr>
+              <w:t>Marketplace</w:t>
             </w:r>
             <w:r>
               <w:rPr>
@@ -1427,7 +1428,7 @@
                 <w:noProof/>
                 <w:webHidden/>
               </w:rPr>
-              <w:instrText xml:space="preserve"> PAGEREF _Toc240635904 \h </w:instrText>
+              <w:instrText xml:space="preserve"> PAGEREF _Toc244268340 \h </w:instrText>
             </w:r>
             <w:r>
               <w:rPr>
@@ -1447,7 +1448,7 @@
                 <w:noProof/>
                 <w:webHidden/>
               </w:rPr>
-              <w:t>25</w:t>
+              <w:t>26</w:t>
             </w:r>
             <w:r>
               <w:rPr>
@@ -1467,25 +1468,19 @@
             <w:rPr>
               <w:rFonts w:eastAsiaTheme="minorEastAsia"/>
               <w:noProof/>
-              <w:sz w:val="24"/>
-              <w:szCs w:val="24"/>
+              <w:kern w:val="0"/>
+              <w:sz w:val="22"/>
               <w:lang w:eastAsia="es-CO"/>
+              <w14:ligatures w14:val="none"/>
             </w:rPr>
           </w:pPr>
-          <w:hyperlink w:anchor="_Toc240635905" w:history="1">
+          <w:hyperlink w:anchor="_Toc244268341" w:history="1">
             <w:r>
               <w:rPr>
                 <w:rStyle w:val="Hipervnculo"/>
                 <w:noProof/>
               </w:rPr>
-              <w:t xml:space="preserve">3. Lenguaje </w:t>
-            </w:r>
-            <w:r>
-              <w:rPr>
-                <w:rStyle w:val="Hipervnculo"/>
-                <w:noProof/>
-              </w:rPr>
-              <w:t>web</w:t>
+              <w:t>3. Lenguaje web</w:t>
             </w:r>
             <w:r>
               <w:rPr>
@@ -1506,7 +1501,7 @@
                 <w:noProof/>
                 <w:webHidden/>
               </w:rPr>
-              <w:instrText xml:space="preserve"> PAGEREF _Toc240635905 \h </w:instrText>
+              <w:instrText xml:space="preserve"> PAGEREF _Toc244268341 \h </w:instrText>
             </w:r>
             <w:r>
               <w:rPr>
@@ -1526,7 +1521,7 @@
                 <w:noProof/>
                 <w:webHidden/>
               </w:rPr>
-              <w:t>31</w:t>
+              <w:t>32</w:t>
             </w:r>
             <w:r>
               <w:rPr>
@@ -1546,12 +1541,13 @@
             <w:rPr>
               <w:rFonts w:eastAsiaTheme="minorEastAsia"/>
               <w:noProof/>
-              <w:sz w:val="24"/>
-              <w:szCs w:val="24"/>
+              <w:kern w:val="0"/>
+              <w:sz w:val="22"/>
               <w:lang w:eastAsia="es-CO"/>
+              <w14:ligatures w14:val="none"/>
             </w:rPr>
           </w:pPr>
-          <w:hyperlink w:anchor="_Toc240635906" w:history="1">
+          <w:hyperlink w:anchor="_Toc244268342" w:history="1">
             <w:r>
               <w:rPr>
                 <w:rStyle w:val="Hipervnculo"/>
@@ -1578,7 +1574,7 @@
                 <w:noProof/>
                 <w:webHidden/>
               </w:rPr>
-              <w:instrText xml:space="preserve"> PAGEREF _Toc240635906 \h </w:instrText>
+              <w:instrText xml:space="preserve"> PAGEREF _Toc244268342 \h </w:instrText>
             </w:r>
             <w:r>
               <w:rPr>
@@ -1598,7 +1594,7 @@
                 <w:noProof/>
                 <w:webHidden/>
               </w:rPr>
-              <w:t>32</w:t>
+              <w:t>33</w:t>
             </w:r>
             <w:r>
               <w:rPr>
@@ -1618,12 +1614,13 @@
             <w:rPr>
               <w:rFonts w:eastAsiaTheme="minorEastAsia"/>
               <w:noProof/>
-              <w:sz w:val="24"/>
-              <w:szCs w:val="24"/>
+              <w:kern w:val="0"/>
+              <w:sz w:val="22"/>
               <w:lang w:eastAsia="es-CO"/>
+              <w14:ligatures w14:val="none"/>
             </w:rPr>
           </w:pPr>
-          <w:hyperlink w:anchor="_Toc240635907" w:history="1">
+          <w:hyperlink w:anchor="_Toc244268343" w:history="1">
             <w:r>
               <w:rPr>
                 <w:rStyle w:val="Hipervnculo"/>
@@ -1638,7 +1635,13 @@
                 <w:spacing w:val="20"/>
                 <w:lang w:val="en-US"/>
               </w:rPr>
-              <w:t xml:space="preserve"> Hosting</w:t>
+              <w:t xml:space="preserve"> </w:t>
+            </w:r>
+            <w:r>
+              <w:rPr>
+                <w:rStyle w:val="Extranjerismo"/>
+              </w:rPr>
+              <w:t>Hosting</w:t>
             </w:r>
             <w:r>
               <w:rPr>
@@ -1659,7 +1662,7 @@
                 <w:noProof/>
                 <w:webHidden/>
               </w:rPr>
-              <w:instrText xml:space="preserve"> PAGEREF _Toc240635907 \h </w:instrText>
+              <w:instrText xml:space="preserve"> PAGEREF _Toc244268343 \h </w:instrText>
             </w:r>
             <w:r>
               <w:rPr>
@@ -1679,7 +1682,7 @@
                 <w:noProof/>
                 <w:webHidden/>
               </w:rPr>
-              <w:t>34</w:t>
+              <w:t>35</w:t>
             </w:r>
             <w:r>
               <w:rPr>
@@ -1699,12 +1702,13 @@
             <w:rPr>
               <w:rFonts w:eastAsiaTheme="minorEastAsia"/>
               <w:noProof/>
-              <w:sz w:val="24"/>
-              <w:szCs w:val="24"/>
+              <w:kern w:val="0"/>
+              <w:sz w:val="22"/>
               <w:lang w:eastAsia="es-CO"/>
+              <w14:ligatures w14:val="none"/>
             </w:rPr>
           </w:pPr>
-          <w:hyperlink w:anchor="_Toc240635908" w:history="1">
+          <w:hyperlink w:anchor="_Toc244268344" w:history="1">
             <w:r>
               <w:rPr>
                 <w:rStyle w:val="Hipervnculo"/>
@@ -1731,7 +1735,7 @@
                 <w:noProof/>
                 <w:webHidden/>
               </w:rPr>
-              <w:instrText xml:space="preserve"> PAGEREF _Toc240635908 \h </w:instrText>
+              <w:instrText xml:space="preserve"> PAGEREF _Toc244268344 \h </w:instrText>
             </w:r>
             <w:r>
               <w:rPr>
@@ -1751,7 +1755,7 @@
                 <w:noProof/>
                 <w:webHidden/>
               </w:rPr>
-              <w:t>36</w:t>
+              <w:t>37</w:t>
             </w:r>
             <w:r>
               <w:rPr>
@@ -1771,12 +1775,13 @@
             <w:rPr>
               <w:rFonts w:eastAsiaTheme="minorEastAsia"/>
               <w:noProof/>
-              <w:sz w:val="24"/>
-              <w:szCs w:val="24"/>
+              <w:kern w:val="0"/>
+              <w:sz w:val="22"/>
               <w:lang w:eastAsia="es-CO"/>
+              <w14:ligatures w14:val="none"/>
             </w:rPr>
           </w:pPr>
-          <w:hyperlink w:anchor="_Toc240635909" w:history="1">
+          <w:hyperlink w:anchor="_Toc244268345" w:history="1">
             <w:r>
               <w:rPr>
                 <w:rStyle w:val="Hipervnculo"/>
@@ -1803,7 +1808,7 @@
                 <w:noProof/>
                 <w:webHidden/>
               </w:rPr>
-              <w:instrText xml:space="preserve"> PAGEREF _Toc240635909 \h </w:instrText>
+              <w:instrText xml:space="preserve"> PAGEREF _Toc244268345 \h </w:instrText>
             </w:r>
             <w:r>
               <w:rPr>
@@ -1823,7 +1828,7 @@
                 <w:noProof/>
                 <w:webHidden/>
               </w:rPr>
-              <w:t>37</w:t>
+              <w:t>38</w:t>
             </w:r>
             <w:r>
               <w:rPr>
@@ -1843,12 +1848,13 @@
             <w:rPr>
               <w:rFonts w:eastAsiaTheme="minorEastAsia"/>
               <w:noProof/>
-              <w:sz w:val="24"/>
-              <w:szCs w:val="24"/>
+              <w:kern w:val="0"/>
+              <w:sz w:val="22"/>
               <w:lang w:eastAsia="es-CO"/>
+              <w14:ligatures w14:val="none"/>
             </w:rPr>
           </w:pPr>
-          <w:hyperlink w:anchor="_Toc240635910" w:history="1">
+          <w:hyperlink w:anchor="_Toc244268346" w:history="1">
             <w:r>
               <w:rPr>
                 <w:rStyle w:val="Hipervnculo"/>
@@ -1875,7 +1881,7 @@
                 <w:noProof/>
                 <w:webHidden/>
               </w:rPr>
-              <w:instrText xml:space="preserve"> PAGEREF _Toc240635910 \h </w:instrText>
+              <w:instrText xml:space="preserve"> PAGEREF _Toc244268346 \h </w:instrText>
             </w:r>
             <w:r>
               <w:rPr>
@@ -1895,7 +1901,7 @@
                 <w:noProof/>
                 <w:webHidden/>
               </w:rPr>
-              <w:t>39</w:t>
+              <w:t>40</w:t>
             </w:r>
             <w:r>
               <w:rPr>
@@ -1915,12 +1921,13 @@
             <w:rPr>
               <w:rFonts w:eastAsiaTheme="minorEastAsia"/>
               <w:noProof/>
-              <w:sz w:val="24"/>
-              <w:szCs w:val="24"/>
+              <w:kern w:val="0"/>
+              <w:sz w:val="22"/>
               <w:lang w:eastAsia="es-CO"/>
+              <w14:ligatures w14:val="none"/>
             </w:rPr>
           </w:pPr>
-          <w:hyperlink w:anchor="_Toc240635911" w:history="1">
+          <w:hyperlink w:anchor="_Toc244268347" w:history="1">
             <w:r>
               <w:rPr>
                 <w:rStyle w:val="Hipervnculo"/>
@@ -1947,7 +1954,7 @@
                 <w:noProof/>
                 <w:webHidden/>
               </w:rPr>
-              <w:instrText xml:space="preserve"> PAGEREF _Toc240635911 \h </w:instrText>
+              <w:instrText xml:space="preserve"> PAGEREF _Toc244268347 \h </w:instrText>
             </w:r>
             <w:r>
               <w:rPr>
@@ -1967,7 +1974,7 @@
                 <w:noProof/>
                 <w:webHidden/>
               </w:rPr>
-              <w:t>42</w:t>
+              <w:t>43</w:t>
             </w:r>
             <w:r>
               <w:rPr>
@@ -1987,12 +1994,13 @@
             <w:rPr>
               <w:rFonts w:eastAsiaTheme="minorEastAsia"/>
               <w:noProof/>
-              <w:sz w:val="24"/>
-              <w:szCs w:val="24"/>
+              <w:kern w:val="0"/>
+              <w:sz w:val="22"/>
               <w:lang w:eastAsia="es-CO"/>
+              <w14:ligatures w14:val="none"/>
             </w:rPr>
           </w:pPr>
-          <w:hyperlink w:anchor="_Toc240635912" w:history="1">
+          <w:hyperlink w:anchor="_Toc244268348" w:history="1">
             <w:r>
               <w:rPr>
                 <w:rStyle w:val="Hipervnculo"/>
@@ -2019,7 +2027,7 @@
                 <w:noProof/>
                 <w:webHidden/>
               </w:rPr>
-              <w:instrText xml:space="preserve"> PAGEREF _Toc240635912 \h </w:instrText>
+              <w:instrText xml:space="preserve"> PAGEREF _Toc244268348 \h </w:instrText>
             </w:r>
             <w:r>
               <w:rPr>
@@ -2039,7 +2047,7 @@
                 <w:noProof/>
                 <w:webHidden/>
               </w:rPr>
-              <w:t>43</w:t>
+              <w:t>44</w:t>
             </w:r>
             <w:r>
               <w:rPr>
@@ -2059,12 +2067,13 @@
             <w:rPr>
               <w:rFonts w:eastAsiaTheme="minorEastAsia"/>
               <w:noProof/>
-              <w:sz w:val="24"/>
-              <w:szCs w:val="24"/>
+              <w:kern w:val="0"/>
+              <w:sz w:val="22"/>
               <w:lang w:eastAsia="es-CO"/>
+              <w14:ligatures w14:val="none"/>
             </w:rPr>
           </w:pPr>
-          <w:hyperlink w:anchor="_Toc240635913" w:history="1">
+          <w:hyperlink w:anchor="_Toc244268349" w:history="1">
             <w:r>
               <w:rPr>
                 <w:rStyle w:val="Hipervnculo"/>
@@ -2079,23 +2088,13 @@
                 <w:spacing w:val="20"/>
                 <w:lang w:val="en-US"/>
               </w:rPr>
-              <w:t xml:space="preserve"> Email</w:t>
-            </w:r>
-            <w:r>
-              <w:rPr>
-                <w:rStyle w:val="Hipervnculo"/>
-                <w:noProof/>
-              </w:rPr>
               <w:t xml:space="preserve"> </w:t>
             </w:r>
             <w:r>
               <w:rPr>
-                <w:rStyle w:val="Hipervnculo"/>
-                <w:noProof/>
-                <w:spacing w:val="20"/>
-                <w:lang w:val="en-US"/>
-              </w:rPr>
-              <w:t>marketing</w:t>
+                <w:rStyle w:val="Extranjerismo"/>
+              </w:rPr>
+              <w:t>Email marketing</w:t>
             </w:r>
             <w:r>
               <w:rPr>
@@ -2116,7 +2115,7 @@
                 <w:noProof/>
                 <w:webHidden/>
               </w:rPr>
-              <w:instrText xml:space="preserve"> PAGEREF _Toc240635913 \h </w:instrText>
+              <w:instrText xml:space="preserve"> PAGEREF _Toc244268349 \h </w:instrText>
             </w:r>
             <w:r>
               <w:rPr>
@@ -2136,7 +2135,7 @@
                 <w:noProof/>
                 <w:webHidden/>
               </w:rPr>
-              <w:t>45</w:t>
+              <w:t>46</w:t>
             </w:r>
             <w:r>
               <w:rPr>
@@ -2156,12 +2155,13 @@
             <w:rPr>
               <w:rFonts w:eastAsiaTheme="minorEastAsia"/>
               <w:noProof/>
-              <w:sz w:val="24"/>
-              <w:szCs w:val="24"/>
+              <w:kern w:val="0"/>
+              <w:sz w:val="22"/>
               <w:lang w:eastAsia="es-CO"/>
+              <w14:ligatures w14:val="none"/>
             </w:rPr>
           </w:pPr>
-          <w:hyperlink w:anchor="_Toc240635914" w:history="1">
+          <w:hyperlink w:anchor="_Toc244268350" w:history="1">
             <w:r>
               <w:rPr>
                 <w:rStyle w:val="Hipervnculo"/>
@@ -2188,7 +2188,7 @@
                 <w:noProof/>
                 <w:webHidden/>
               </w:rPr>
-              <w:instrText xml:space="preserve"> PAGEREF _Toc240635914 \h </w:instrText>
+              <w:instrText xml:space="preserve"> PAGEREF _Toc244268350 \h </w:instrText>
             </w:r>
             <w:r>
               <w:rPr>
@@ -2208,7 +2208,7 @@
                 <w:noProof/>
                 <w:webHidden/>
               </w:rPr>
-              <w:t>47</w:t>
+              <w:t>48</w:t>
             </w:r>
             <w:r>
               <w:rPr>
@@ -2228,12 +2228,13 @@
             <w:rPr>
               <w:rFonts w:eastAsiaTheme="minorEastAsia"/>
               <w:noProof/>
-              <w:sz w:val="24"/>
-              <w:szCs w:val="24"/>
+              <w:kern w:val="0"/>
+              <w:sz w:val="22"/>
               <w:lang w:eastAsia="es-CO"/>
+              <w14:ligatures w14:val="none"/>
             </w:rPr>
           </w:pPr>
-          <w:hyperlink w:anchor="_Toc240635915" w:history="1">
+          <w:hyperlink w:anchor="_Toc244268351" w:history="1">
             <w:r>
               <w:rPr>
                 <w:rStyle w:val="Hipervnculo"/>
@@ -2260,7 +2261,7 @@
                 <w:noProof/>
                 <w:webHidden/>
               </w:rPr>
-              <w:instrText xml:space="preserve"> PAGEREF _Toc240635915 \h </w:instrText>
+              <w:instrText xml:space="preserve"> PAGEREF _Toc244268351 \h </w:instrText>
             </w:r>
             <w:r>
               <w:rPr>
@@ -2280,7 +2281,7 @@
                 <w:noProof/>
                 <w:webHidden/>
               </w:rPr>
-              <w:t>49</w:t>
+              <w:t>50</w:t>
             </w:r>
             <w:r>
               <w:rPr>
@@ -2300,12 +2301,13 @@
             <w:rPr>
               <w:rFonts w:eastAsiaTheme="minorEastAsia"/>
               <w:noProof/>
-              <w:sz w:val="24"/>
-              <w:szCs w:val="24"/>
+              <w:kern w:val="0"/>
+              <w:sz w:val="22"/>
               <w:lang w:eastAsia="es-CO"/>
+              <w14:ligatures w14:val="none"/>
             </w:rPr>
           </w:pPr>
-          <w:hyperlink w:anchor="_Toc240635916" w:history="1">
+          <w:hyperlink w:anchor="_Toc244268352" w:history="1">
             <w:r>
               <w:rPr>
                 <w:rStyle w:val="Hipervnculo"/>
@@ -2332,7 +2334,7 @@
                 <w:noProof/>
                 <w:webHidden/>
               </w:rPr>
-              <w:instrText xml:space="preserve"> PAGEREF _Toc240635916 \h </w:instrText>
+              <w:instrText xml:space="preserve"> PAGEREF _Toc244268352 \h </w:instrText>
             </w:r>
             <w:r>
               <w:rPr>
@@ -2352,7 +2354,7 @@
                 <w:noProof/>
                 <w:webHidden/>
               </w:rPr>
-              <w:t>52</w:t>
+              <w:t>53</w:t>
             </w:r>
             <w:r>
               <w:rPr>
@@ -2372,12 +2374,13 @@
             <w:rPr>
               <w:rFonts w:eastAsiaTheme="minorEastAsia"/>
               <w:noProof/>
-              <w:sz w:val="24"/>
-              <w:szCs w:val="24"/>
+              <w:kern w:val="0"/>
+              <w:sz w:val="22"/>
               <w:lang w:eastAsia="es-CO"/>
+              <w14:ligatures w14:val="none"/>
             </w:rPr>
           </w:pPr>
-          <w:hyperlink w:anchor="_Toc240635917" w:history="1">
+          <w:hyperlink w:anchor="_Toc244268353" w:history="1">
             <w:r>
               <w:rPr>
                 <w:rStyle w:val="Hipervnculo"/>
@@ -2404,7 +2407,7 @@
                 <w:noProof/>
                 <w:webHidden/>
               </w:rPr>
-              <w:instrText xml:space="preserve"> PAGEREF _Toc240635917 \h </w:instrText>
+              <w:instrText xml:space="preserve"> PAGEREF _Toc244268353 \h </w:instrText>
             </w:r>
             <w:r>
               <w:rPr>
@@ -2424,7 +2427,7 @@
                 <w:noProof/>
                 <w:webHidden/>
               </w:rPr>
-              <w:t>54</w:t>
+              <w:t>55</w:t>
             </w:r>
             <w:r>
               <w:rPr>
@@ -2452,7 +2455,7 @@
       <w:pPr>
         <w:pStyle w:val="Titulosgenerales"/>
       </w:pPr>
-      <w:bookmarkStart w:id="0" w:name="_Toc240635893"/>
+      <w:bookmarkStart w:id="0" w:name="_Toc244268329"/>
       <w:r>
         <w:lastRenderedPageBreak/>
         <w:t>Introducción</w:t>
@@ -2491,7 +2494,7 @@
       <w:pPr>
         <w:pStyle w:val="Ttulo1"/>
       </w:pPr>
-      <w:bookmarkStart w:id="1" w:name="_Toc240635894"/>
+      <w:bookmarkStart w:id="1" w:name="_Toc244268330"/>
       <w:r>
         <w:lastRenderedPageBreak/>
         <w:t>Comercio electrónico</w:t>
@@ -2521,7 +2524,7 @@
       <w:pPr>
         <w:pStyle w:val="Ttulo2"/>
       </w:pPr>
-      <w:bookmarkStart w:id="2" w:name="_Toc240635895"/>
+      <w:bookmarkStart w:id="2" w:name="_Toc244268331"/>
       <w:r>
         <w:t>Concepto</w:t>
       </w:r>
@@ -2598,7 +2601,7 @@
       <w:pPr>
         <w:pStyle w:val="Ttulo2"/>
       </w:pPr>
-      <w:bookmarkStart w:id="3" w:name="_Toc240635896"/>
+      <w:bookmarkStart w:id="3" w:name="_Toc244268332"/>
       <w:r>
         <w:t>Tendencias</w:t>
       </w:r>
@@ -2651,7 +2654,7 @@
       <w:pPr>
         <w:pStyle w:val="Ttulo2"/>
       </w:pPr>
-      <w:bookmarkStart w:id="4" w:name="_Toc240635897"/>
+      <w:bookmarkStart w:id="4" w:name="_Toc244268333"/>
       <w:r>
         <w:t>Tipos</w:t>
       </w:r>
@@ -2697,7 +2700,7 @@
           <w:lang w:eastAsia="es-CO"/>
         </w:rPr>
         <w:drawing>
-          <wp:inline distT="0" distB="0" distL="0" distR="0" wp14:anchorId="25D59BD6" wp14:editId="707AEC93">
+          <wp:inline distT="0" distB="0" distL="0" distR="0" wp14:anchorId="25D59BD6" wp14:editId="1D7CE71F">
             <wp:extent cx="4680000" cy="2631600"/>
             <wp:effectExtent l="0" t="0" r="6350" b="0"/>
             <wp:docPr id="1121788188" name="Imagen 3" descr="La figura 1 presenta las cuatro modalidades de comercio digital: B2C, donde una empresa vende directamente a consumidores; B2B, donde dos organizaciones realizan intercambios comerciales; C2C, donde consumidores comercian entre sí mediante plataformas digitales; y C2B, donde consumidores ofrecen productos, servicios o información a empresas."/>
@@ -2739,6 +2742,189 @@
         </w:drawing>
       </w:r>
     </w:p>
+    <w:tbl>
+      <w:tblPr>
+        <w:tblStyle w:val="Tablaconcuadrcula"/>
+        <w:tblW w:w="0" w:type="auto"/>
+        <w:tblLook w:val="04A0" w:firstRow="1" w:lastRow="0" w:firstColumn="1" w:lastColumn="0" w:noHBand="0" w:noVBand="1"/>
+      </w:tblPr>
+      <w:tblGrid>
+        <w:gridCol w:w="9962"/>
+      </w:tblGrid>
+      <w:tr>
+        <w:tc>
+          <w:tcPr>
+            <w:tcW w:w="9962" w:type="dxa"/>
+          </w:tcPr>
+          <w:p>
+            <w:pPr>
+              <w:spacing w:line="240" w:lineRule="auto"/>
+              <w:ind w:firstLine="0"/>
+              <w:rPr>
+                <w:b/>
+                <w:bCs/>
+                <w:lang w:val="es-419"/>
+              </w:rPr>
+            </w:pPr>
+            <w:r>
+              <w:rPr>
+                <w:b/>
+                <w:bCs/>
+                <w:lang w:val="es-419"/>
+              </w:rPr>
+              <w:t xml:space="preserve">Descripción de la figura. Tipos de </w:t>
+            </w:r>
+            <w:r>
+              <w:rPr>
+                <w:b/>
+                <w:bCs/>
+                <w:lang w:val="es-419"/>
+              </w:rPr>
+              <w:t>comercio electrónico</w:t>
+            </w:r>
+          </w:p>
+        </w:tc>
+      </w:tr>
+      <w:tr>
+        <w:tc>
+          <w:tcPr>
+            <w:tcW w:w="9962" w:type="dxa"/>
+          </w:tcPr>
+          <w:p>
+            <w:r>
+              <w:rPr>
+                <w:b/>
+                <w:bCs/>
+              </w:rPr>
+              <w:t>B2C: (</w:t>
+            </w:r>
+            <w:r>
+              <w:rPr>
+                <w:rStyle w:val="Extranjerismo"/>
+                <w:b/>
+                <w:bCs/>
+              </w:rPr>
+              <w:t>Business to Cosumer</w:t>
+            </w:r>
+            <w:r>
+              <w:rPr>
+                <w:b/>
+                <w:bCs/>
+              </w:rPr>
+              <w:t>).</w:t>
+            </w:r>
+            <w:r>
+              <w:t xml:space="preserve"> La empresa comercializa productos o servicios directamente al </w:t>
+            </w:r>
+            <w:r>
+              <w:t>c</w:t>
+            </w:r>
+            <w:r>
+              <w:t>onsumidor final mediante canales digitales.</w:t>
+            </w:r>
+          </w:p>
+          <w:p>
+            <w:r>
+              <w:rPr>
+                <w:b/>
+                <w:bCs/>
+              </w:rPr>
+              <w:t>B2B: (</w:t>
+            </w:r>
+            <w:r>
+              <w:rPr>
+                <w:rStyle w:val="Extranjerismo"/>
+                <w:b/>
+                <w:bCs/>
+              </w:rPr>
+              <w:t>Business to Business</w:t>
+            </w:r>
+            <w:r>
+              <w:rPr>
+                <w:b/>
+                <w:bCs/>
+              </w:rPr>
+              <w:t>)</w:t>
+            </w:r>
+            <w:r>
+              <w:t>. Las transacciones se desarrollan entre organizaciones que intercambian productos o servicios.</w:t>
+            </w:r>
+          </w:p>
+          <w:p>
+            <w:r>
+              <w:rPr>
+                <w:b/>
+                <w:bCs/>
+              </w:rPr>
+              <w:t>C2C: (</w:t>
+            </w:r>
+            <w:r>
+              <w:rPr>
+                <w:rStyle w:val="Extranjerismo"/>
+                <w:b/>
+                <w:bCs/>
+              </w:rPr>
+              <w:t>Consumer to Consumer</w:t>
+            </w:r>
+            <w:r>
+              <w:rPr>
+                <w:b/>
+                <w:bCs/>
+              </w:rPr>
+              <w:t>).</w:t>
+            </w:r>
+            <w:r>
+              <w:t xml:space="preserve"> Los consumidores realizan intercambios comerciales directamente entre ellos mediante plataformas digitales.</w:t>
+            </w:r>
+          </w:p>
+          <w:p>
+            <w:r>
+              <w:rPr>
+                <w:b/>
+                <w:bCs/>
+              </w:rPr>
+              <w:lastRenderedPageBreak/>
+              <w:t>C2B (</w:t>
+            </w:r>
+            <w:r>
+              <w:rPr>
+                <w:rStyle w:val="Extranjerismo"/>
+                <w:b/>
+                <w:bCs/>
+              </w:rPr>
+              <w:t>Consumer to Business</w:t>
+            </w:r>
+            <w:r>
+              <w:rPr>
+                <w:b/>
+                <w:bCs/>
+              </w:rPr>
+              <w:t>).</w:t>
+            </w:r>
+            <w:r>
+              <w:t xml:space="preserve"> Los consumidores ofrecen productos, servicios o información a organizaciones interesadas.</w:t>
+            </w:r>
+          </w:p>
+          <w:p>
+            <w:pPr>
+              <w:rPr>
+                <w:lang w:val="es-419"/>
+              </w:rPr>
+            </w:pPr>
+            <w:r>
+              <w:rPr>
+                <w:b/>
+                <w:bCs/>
+              </w:rPr>
+              <w:t>Fin de la descripción de la figura</w:t>
+            </w:r>
+            <w:r>
+              <w:t>.</w:t>
+            </w:r>
+          </w:p>
+        </w:tc>
+      </w:tr>
+    </w:tbl>
     <w:p>
       <w:pPr>
         <w:rPr>
@@ -2751,6 +2937,7 @@
           <w:b/>
           <w:bCs/>
         </w:rPr>
+        <w:lastRenderedPageBreak/>
         <w:t>Pregunta de aplicación</w:t>
       </w:r>
     </w:p>
@@ -2763,7 +2950,7 @@
       <w:pPr>
         <w:pStyle w:val="Ttulo2"/>
       </w:pPr>
-      <w:bookmarkStart w:id="5" w:name="_Toc240635898"/>
+      <w:bookmarkStart w:id="5" w:name="_Toc244268334"/>
       <w:r>
         <w:t>Herramientas</w:t>
       </w:r>
@@ -2776,13 +2963,16 @@
     </w:p>
     <w:p>
       <w:r>
+        <w:t>La incorporación de herramientas digitales contribuye a optimizar los procesos asociados a la exhibición de productos y la administración de contenidos comerciales. Su utilización favorece la organización de catálogos, la actualización de información y la gestión de procesos vinculados con la operación de los canales digitales. Gracias a estas funcionalidades, las organizaciones pueden mejorar la experiencia de los usuarios y fortalecer la eficiencia de sus procesos comerciales.</w:t>
+      </w:r>
+    </w:p>
+    <w:p>
+      <w:r>
+        <w:t xml:space="preserve">Desde una perspectiva estratégica, las herramientas de comercio electrónico facilitan la integración de diferentes componentes tecnológicos dentro de una misma </w:t>
+      </w:r>
+      <w:r>
         <w:lastRenderedPageBreak/>
-        <w:t>La incorporación de herramientas digitales contribuye a optimizar los procesos asociados a la exhibición de productos y la administración de contenidos comerciales. Su utilización favorece la organización de catálogos, la actualización de información y la gestión de procesos vinculados con la operación de los canales digitales. Gracias a estas funcionalidades, las organizaciones pueden mejorar la experiencia de los usuarios y fortalecer la eficiencia de sus procesos comerciales.</w:t>
-      </w:r>
-    </w:p>
-    <w:p>
-      <w:r>
-        <w:t>Desde una perspectiva estratégica, las herramientas de comercio electrónico facilitan la integración de diferentes componentes tecnológicos dentro de una misma operación comercial. Su adecuada selección permite optimizar recursos, mejorar la disponibilidad de información y fortalecer la capacidad de respuesta frente a las necesidades de los usuarios que interactúan en entornos digitales.</w:t>
+        <w:t>operación comercial. Su adecuada selección permite optimizar recursos, mejorar la disponibilidad de información y fortalecer la capacidad de respuesta frente a las necesidades de los usuarios que interactúan en entornos digitales.</w:t>
       </w:r>
     </w:p>
     <w:p>
@@ -2801,8 +2991,8 @@
       </w:tblPr>
       <w:tblGrid>
         <w:gridCol w:w="2122"/>
-        <w:gridCol w:w="3118"/>
-        <w:gridCol w:w="4722"/>
+        <w:gridCol w:w="3543"/>
+        <w:gridCol w:w="4297"/>
       </w:tblGrid>
       <w:tr>
         <w:trPr>
@@ -2826,7 +3016,7 @@
         </w:tc>
         <w:tc>
           <w:tcPr>
-            <w:tcW w:w="3118" w:type="dxa"/>
+            <w:tcW w:w="3543" w:type="dxa"/>
           </w:tcPr>
           <w:p>
             <w:pPr>
@@ -2840,7 +3030,7 @@
         </w:tc>
         <w:tc>
           <w:tcPr>
-            <w:tcW w:w="4722" w:type="dxa"/>
+            <w:tcW w:w="4297" w:type="dxa"/>
           </w:tcPr>
           <w:p>
             <w:pPr>
@@ -2873,7 +3063,7 @@
         </w:tc>
         <w:tc>
           <w:tcPr>
-            <w:tcW w:w="3118" w:type="dxa"/>
+            <w:tcW w:w="3543" w:type="dxa"/>
           </w:tcPr>
           <w:p>
             <w:pPr>
@@ -2887,7 +3077,7 @@
         </w:tc>
         <w:tc>
           <w:tcPr>
-            <w:tcW w:w="4722" w:type="dxa"/>
+            <w:tcW w:w="4297" w:type="dxa"/>
           </w:tcPr>
           <w:p>
             <w:pPr>
@@ -2917,7 +3107,7 @@
         </w:tc>
         <w:tc>
           <w:tcPr>
-            <w:tcW w:w="3118" w:type="dxa"/>
+            <w:tcW w:w="3543" w:type="dxa"/>
           </w:tcPr>
           <w:p>
             <w:pPr>
@@ -2931,7 +3121,7 @@
         </w:tc>
         <w:tc>
           <w:tcPr>
-            <w:tcW w:w="4722" w:type="dxa"/>
+            <w:tcW w:w="4297" w:type="dxa"/>
           </w:tcPr>
           <w:p>
             <w:pPr>
@@ -2958,14 +3148,13 @@
               <w:spacing w:line="360" w:lineRule="auto"/>
             </w:pPr>
             <w:r>
-              <w:lastRenderedPageBreak/>
               <w:t>Disponibilidad digital</w:t>
             </w:r>
           </w:p>
         </w:tc>
         <w:tc>
           <w:tcPr>
-            <w:tcW w:w="3118" w:type="dxa"/>
+            <w:tcW w:w="3543" w:type="dxa"/>
           </w:tcPr>
           <w:p>
             <w:pPr>
@@ -2979,7 +3168,7 @@
         </w:tc>
         <w:tc>
           <w:tcPr>
-            <w:tcW w:w="4722" w:type="dxa"/>
+            <w:tcW w:w="4297" w:type="dxa"/>
           </w:tcPr>
           <w:p>
             <w:pPr>
@@ -3009,7 +3198,7 @@
         </w:tc>
         <w:tc>
           <w:tcPr>
-            <w:tcW w:w="3118" w:type="dxa"/>
+            <w:tcW w:w="3543" w:type="dxa"/>
           </w:tcPr>
           <w:p>
             <w:pPr>
@@ -3023,7 +3212,7 @@
         </w:tc>
         <w:tc>
           <w:tcPr>
-            <w:tcW w:w="4722" w:type="dxa"/>
+            <w:tcW w:w="4297" w:type="dxa"/>
           </w:tcPr>
           <w:p>
             <w:pPr>
@@ -3056,7 +3245,7 @@
         </w:tc>
         <w:tc>
           <w:tcPr>
-            <w:tcW w:w="3118" w:type="dxa"/>
+            <w:tcW w:w="3543" w:type="dxa"/>
           </w:tcPr>
           <w:p>
             <w:pPr>
@@ -3064,13 +3253,17 @@
               <w:spacing w:line="360" w:lineRule="auto"/>
             </w:pPr>
             <w:r>
-              <w:t>Permite mantener vigente la información presentada en los canales digitales de comercialización.</w:t>
+              <w:t xml:space="preserve">Permite mantener vigente la información presentada en los </w:t>
+            </w:r>
+            <w:r>
+              <w:lastRenderedPageBreak/>
+              <w:t>canales digitales de comercialización.</w:t>
             </w:r>
           </w:p>
         </w:tc>
         <w:tc>
           <w:tcPr>
-            <w:tcW w:w="4722" w:type="dxa"/>
+            <w:tcW w:w="4297" w:type="dxa"/>
           </w:tcPr>
           <w:p>
             <w:pPr>
@@ -3078,7 +3271,12 @@
               <w:spacing w:line="360" w:lineRule="auto"/>
             </w:pPr>
             <w:r>
-              <w:t>Una empresa incorpora nuevos productos y elimina referencias descontinuadas de manera inmediata en su tienda virtual.</w:t>
+              <w:lastRenderedPageBreak/>
+              <w:t xml:space="preserve">Una empresa incorpora nuevos productos y elimina referencias </w:t>
+            </w:r>
+            <w:r>
+              <w:lastRenderedPageBreak/>
+              <w:t>descontinuadas de manera inmediata en su tienda virtual.</w:t>
             </w:r>
           </w:p>
         </w:tc>
@@ -3094,13 +3292,14 @@
               <w:spacing w:line="360" w:lineRule="auto"/>
             </w:pPr>
             <w:r>
+              <w:lastRenderedPageBreak/>
               <w:t>Optimización operativa</w:t>
             </w:r>
           </w:p>
         </w:tc>
         <w:tc>
           <w:tcPr>
-            <w:tcW w:w="3118" w:type="dxa"/>
+            <w:tcW w:w="3543" w:type="dxa"/>
           </w:tcPr>
           <w:p>
             <w:pPr>
@@ -3114,7 +3313,7 @@
         </w:tc>
         <w:tc>
           <w:tcPr>
-            <w:tcW w:w="4722" w:type="dxa"/>
+            <w:tcW w:w="4297" w:type="dxa"/>
           </w:tcPr>
           <w:p>
             <w:pPr>
@@ -3147,7 +3346,7 @@
         </w:tc>
         <w:tc>
           <w:tcPr>
-            <w:tcW w:w="3118" w:type="dxa"/>
+            <w:tcW w:w="3543" w:type="dxa"/>
           </w:tcPr>
           <w:p>
             <w:pPr>
@@ -3161,7 +3360,7 @@
         </w:tc>
         <w:tc>
           <w:tcPr>
-            <w:tcW w:w="4722" w:type="dxa"/>
+            <w:tcW w:w="4297" w:type="dxa"/>
           </w:tcPr>
           <w:p>
             <w:pPr>
@@ -3191,9 +3390,8 @@
       <w:pPr>
         <w:pStyle w:val="Ttulo2"/>
       </w:pPr>
-      <w:bookmarkStart w:id="6" w:name="_Toc240635899"/>
-      <w:r>
-        <w:lastRenderedPageBreak/>
+      <w:bookmarkStart w:id="6" w:name="_Toc244268335"/>
+      <w:r>
         <w:t>Dispositivos</w:t>
       </w:r>
       <w:bookmarkEnd w:id="6"/>
@@ -3203,6 +3401,7 @@
         <w:t>Los dispositivos constituyen los medios físicos mediante los cuales los usuarios acceden a los entornos de comercio electrónico. Su evolución ha transformado la forma en que las personas consultan información, interactúan con plataformas digitales y visualizan productos disponibles en internet. El adecuado funcionamiento de estos dispositivos resulta fundamental para garantizar una experiencia de navegación eficiente dentro de los procesos comerciales digitales.</w:t>
       </w:r>
     </w:p>
+    <w:p/>
     <w:p>
       <w:pPr>
         <w:rPr>
@@ -3215,6 +3414,7 @@
           <w:b/>
           <w:bCs/>
         </w:rPr>
+        <w:lastRenderedPageBreak/>
         <w:t>Dispositivos utilizados en el comercio electrónico</w:t>
       </w:r>
     </w:p>
@@ -3313,11 +3513,7 @@
         <w:t>E</w:t>
       </w:r>
       <w:r>
-        <w:t xml:space="preserve">s uno de los dispositivos más utilizados para el comercio electrónico por su movilidad y conectividad permanente. Permite buscar productos, comparar precios, realizar compras, hacer seguimiento </w:t>
-      </w:r>
-      <w:r>
-        <w:lastRenderedPageBreak/>
-        <w:t>de pedidos y comunicarse con las empresas mediante aplicaciones y servicios de mensajería.</w:t>
+        <w:t>s uno de los dispositivos más utilizados para el comercio electrónico por su movilidad y conectividad permanente. Permite buscar productos, comparar precios, realizar compras, hacer seguimiento de pedidos y comunicarse con las empresas mediante aplicaciones y servicios de mensajería.</w:t>
       </w:r>
     </w:p>
     <w:p>
@@ -3337,7 +3533,11 @@
     </w:p>
     <w:p>
       <w:r>
-        <w:t>Las características de cada dispositivo influyen en la forma en que los usuarios visualizan los productos, navegan por una tienda virtual e interactúan con sus contenidos. Desde una perspectiva estratégica, la adaptación de los contenidos a diferentes dispositivos favorece la accesibilidad y mejora la experiencia del usuario, por lo que las organizaciones deben considerar las características técnicas de los equipos utilizados por sus públicos para optimizar la exhibición de productos, ajustar el diseño, las imágenes y la estructura de sus plataformas, y garantizar una interacción clara, atractiva, funcional y adecuada con los canales digitales.</w:t>
+        <w:t xml:space="preserve">Las características de cada dispositivo influyen en la forma en que los usuarios visualizan los productos, navegan por una tienda virtual e interactúan con sus contenidos. Desde una perspectiva estratégica, la adaptación de los contenidos a diferentes dispositivos favorece la accesibilidad y mejora la experiencia del usuario, por </w:t>
+      </w:r>
+      <w:r>
+        <w:lastRenderedPageBreak/>
+        <w:t>lo que las organizaciones deben considerar las características técnicas de los equipos utilizados por sus públicos para optimizar la exhibición de productos, ajustar el diseño, las imágenes y la estructura de sus plataformas, y garantizar una interacción clara, atractiva, funcional y adecuada con los canales digitales.</w:t>
       </w:r>
     </w:p>
     <w:p>
@@ -3364,7 +3564,7 @@
       <w:pPr>
         <w:pStyle w:val="Ttulo2"/>
       </w:pPr>
-      <w:bookmarkStart w:id="7" w:name="_Toc240635900"/>
+      <w:bookmarkStart w:id="7" w:name="_Toc244268336"/>
       <w:r>
         <w:t>Aplicaciones</w:t>
       </w:r>
@@ -3372,30 +3572,26 @@
     </w:p>
     <w:p>
       <w:r>
-        <w:t xml:space="preserve">Las aplicaciones corresponden a soluciones tecnológicas diseñadas para facilitar actividades específicas dentro de los procesos de comercio electrónico. Su utilización </w:t>
+        <w:t>Las aplicaciones corresponden a soluciones tecnológicas diseñadas para facilitar actividades específicas dentro de los procesos de comercio electrónico. Su utilización permite gestionar información, organizar contenidos, apoyar la interacción con los usuarios y fortalecer la administración de diferentes componentes asociados a la operación comercial digital.</w:t>
+      </w:r>
+    </w:p>
+    <w:p>
+      <w:r>
+        <w:t xml:space="preserve">La incorporación de aplicaciones especializadas facilita la integración de procesos relacionados con la exhibición de productos y la administración de información comercial. Estas herramientas contribuyen a optimizar tareas operativas y permiten gestionar diferentes elementos que intervienen en la experiencia digital de los usuarios, </w:t>
       </w:r>
       <w:r>
         <w:lastRenderedPageBreak/>
-        <w:t>permite gestionar información, organizar contenidos, apoyar la interacción con los usuarios y fortalecer la administración de diferentes componentes asociados a la operación comercial digital.</w:t>
-      </w:r>
-    </w:p>
-    <w:p>
-      <w:r>
-        <w:t>La incorporación de aplicaciones especializadas facilita la integración de procesos relacionados con la exhibición de productos y la administración de información comercial. Estas herramientas contribuyen a optimizar tareas operativas y permiten gestionar diferentes elementos que intervienen en la experiencia digital de los usuarios, gracias a ello, las organizaciones pueden mejorar la eficiencia de sus procesos y fortalecer la disponibilidad de información.</w:t>
-      </w:r>
-    </w:p>
-    <w:p>
-      <w:r>
-        <w:t>El uso estratégico de aplicaciones permite consolidar ecosistemas digitales más organizados y funcionales. La selección adecuada de estas soluciones tecnológicas contribuye a fortalecer la gestión comercial, facilitar la actualización de contenidos y mejorar la interacción entre organizaciones y usuarios. Por esta razón, las aplicaciones constituyen un recurso relevante dentro del desarrollo de actividades de comercio electrónico.</w:t>
-      </w:r>
-    </w:p>
-    <w:p>
-      <w:pPr>
-        <w:spacing w:before="0" w:after="160" w:line="259" w:lineRule="auto"/>
-        <w:ind w:firstLine="0"/>
-      </w:pPr>
-      <w:r>
-        <w:br w:type="page"/>
+        <w:t>gracias a ello, las organizaciones pueden mejorar la eficiencia de sus procesos y fortalecer la disponibilidad de información.</w:t>
+      </w:r>
+    </w:p>
+    <w:p>
+      <w:r>
+        <w:t xml:space="preserve">El uso estratégico de aplicaciones permite consolidar ecosistemas digitales más organizados y funcionales. La selección adecuada de estas soluciones tecnológicas contribuye a fortalecer la gestión comercial, facilitar la actualización de contenidos y mejorar la interacción entre organizaciones y usuarios. </w:t>
+      </w:r>
+    </w:p>
+    <w:p>
+      <w:r>
+        <w:t>Por esta razón, las aplicaciones constituyen un recurso relevante dentro del desarrollo de actividades de comercio electrónico.</w:t>
       </w:r>
     </w:p>
     <w:p>
@@ -3403,7 +3599,6 @@
         <w:pStyle w:val="Figura"/>
       </w:pPr>
       <w:r>
-        <w:lastRenderedPageBreak/>
         <w:t>Funciones de las aplicaciones en comercio electrónico</w:t>
       </w:r>
     </w:p>
@@ -3416,7 +3611,7 @@
           <w:noProof/>
         </w:rPr>
         <w:drawing>
-          <wp:inline distT="0" distB="0" distL="0" distR="0" wp14:anchorId="127A7EA3" wp14:editId="50793D5E">
+          <wp:inline distT="0" distB="0" distL="0" distR="0" wp14:anchorId="127A7EA3" wp14:editId="5BBB477C">
             <wp:extent cx="4680000" cy="3121200"/>
             <wp:effectExtent l="0" t="0" r="6350" b="3175"/>
             <wp:docPr id="2097860413" name="Imagen 4" descr="La figura 2 presenta las funciones de las aplicaciones en comercio electrónico, organizadas en cuatro componentes: gestión de la información, actualización de contenidos, apoyo operativo e interacción digital. Estos elementos muestran cómo las aplicaciones contribuyen a administrar la información comercial, mantener vigente la oferta, apoyar las actividades operativas y fortalecer la comunicación entre las organizaciones y los usuarios dentro de los canales digitales."/>
@@ -3459,38 +3654,9 @@
       </w:r>
     </w:p>
     <w:p>
-      <w:r>
-        <w:t>El comercio electrónico constituye un ecosistema en el que convergen modelos de intercambio, herramientas tecnológicas, dispositivos y aplicaciones para facilitar la exhibición y comercialización de productos y servicios. Comprender sus conceptos, tendencias y modalidades permite reconocer que las organizaciones deben seleccionar sus recursos digitales de acuerdo con las características del mercado, las necesidades de los usuarios y los objetivos comerciales que orientan su operación.</w:t>
-      </w:r>
-    </w:p>
-    <w:p>
-      <w:r>
-        <w:t xml:space="preserve">De igual manera, la adecuada integración de herramientas, dispositivos y aplicaciones favorece la organización de la información, la actualización de los contenidos y la construcción de experiencias de navegación más accesibles y funcionales. Por ello, la gestión del comercio electrónico no depende únicamente de disponer de tecnología, sino de utilizarla estratégicamente para presentar los </w:t>
-      </w:r>
-      <w:r>
-        <w:lastRenderedPageBreak/>
-        <w:t>productos, facilitar la interacción y responder a las dinámicas cambiantes de los entornos digitales.</w:t>
-      </w:r>
-    </w:p>
-    <w:p>
-      <w:r>
-        <w:t xml:space="preserve">A continuación, lo invitamos a consultar el siguiente pódcast para ampliar los conocimientos acerca del tema abordado anteriormente: </w:t>
-      </w:r>
-    </w:p>
-    <w:p>
-      <w:pPr>
-        <w:rPr>
-          <w:b/>
-          <w:bCs/>
-        </w:rPr>
-      </w:pPr>
-      <w:r>
-        <w:rPr>
-          <w:b/>
-          <w:bCs/>
-        </w:rPr>
-        <w:t>Pódcast</w:t>
-      </w:r>
+      <w:pPr>
+        <w:jc w:val="center"/>
+      </w:pPr>
     </w:p>
     <w:tbl>
       <w:tblPr>
@@ -3508,26 +3674,38 @@
           </w:tcPr>
           <w:p>
             <w:pPr>
-              <w:spacing w:before="0" w:after="160" w:line="259" w:lineRule="auto"/>
-              <w:ind w:firstLine="0"/>
+              <w:pStyle w:val="Figura"/>
+              <w:numPr>
+                <w:ilvl w:val="0"/>
+                <w:numId w:val="0"/>
+              </w:numPr>
+              <w:ind w:left="992" w:hanging="992"/>
               <w:rPr>
                 <w:b/>
                 <w:bCs/>
+                <w:lang w:val="es-419"/>
               </w:rPr>
             </w:pPr>
             <w:r>
               <w:rPr>
                 <w:b/>
                 <w:bCs/>
-              </w:rPr>
-              <w:t xml:space="preserve">Transcripción del pódcast. </w:t>
-            </w:r>
-            <w:r>
-              <w:rPr>
-                <w:b/>
-                <w:bCs/>
-              </w:rPr>
-              <w:t>Comercio electrónico estratégico</w:t>
+                <w:lang w:val="es-419"/>
+              </w:rPr>
+              <w:lastRenderedPageBreak/>
+              <w:t>Descripción de la figura</w:t>
+            </w:r>
+            <w:r>
+              <w:rPr>
+                <w:lang w:val="es-419"/>
+              </w:rPr>
+              <w:t xml:space="preserve">. </w:t>
+            </w:r>
+            <w:r>
+              <w:t>Funciones de las aplicaciones en comercio electrónico</w:t>
+            </w:r>
+            <w:r>
+              <w:t>.</w:t>
             </w:r>
           </w:p>
         </w:tc>
@@ -3543,520 +3721,68 @@
                 <w:b/>
                 <w:bCs/>
               </w:rPr>
-              <w:t>M</w:t>
-            </w:r>
+              <w:t xml:space="preserve">Gestión de información. </w:t>
+            </w:r>
+            <w:r>
+              <w:t>Facilita la administración organizada de contenidos asociados a productos y servicios.</w:t>
+            </w:r>
+          </w:p>
+          <w:p>
             <w:r>
               <w:rPr>
                 <w:b/>
                 <w:bCs/>
               </w:rPr>
-              <w:t>ujer:</w:t>
-            </w:r>
+              <w:t>Actualización de contenidos</w:t>
+            </w:r>
+            <w:r>
+              <w:t>. Permite mantener vigente la información presentada en plataformas digitales.</w:t>
+            </w:r>
+          </w:p>
+          <w:p>
             <w:r>
               <w:rPr>
                 <w:b/>
                 <w:bCs/>
               </w:rPr>
-              <w:t xml:space="preserve"> </w:t>
-            </w:r>
-            <w:r>
-              <w:t xml:space="preserve">¡Bienvenidos a este espacio formativo! El comercio electrónico ha evolucionado desde una alternativa tecnológica para realizar transacciones a convertirse en un componente central de los modelos de negocio actuales. </w:t>
-            </w:r>
-          </w:p>
-          <w:p>
-            <w:pPr>
+              <w:t>Apoyo operativo</w:t>
+            </w:r>
+            <w:r>
+              <w:t>. Contribuye al desarrollo eficiente de actividades vinculadas al comercio electrónico.</w:t>
+            </w:r>
+          </w:p>
+          <w:p>
+            <w:r>
               <w:rPr>
                 <w:b/>
                 <w:bCs/>
               </w:rPr>
+              <w:t>Interacción digital</w:t>
+            </w:r>
+            <w:r>
+              <w:t>. Favorece la comunicación entre usuarios y organizaciones mediante entornos tecnológicos.</w:t>
+            </w:r>
+          </w:p>
+          <w:p>
+            <w:r>
+              <w:t xml:space="preserve">Las aplicaciones en comercio electrónico integran </w:t>
+            </w:r>
+            <w:r>
+              <w:t>funciones clave que optimizan la gestión, actualización, operación e interacción en los entornos digitales.</w:t>
+            </w:r>
+          </w:p>
+          <w:p>
+            <w:pPr>
+              <w:rPr>
+                <w:lang w:val="es-419"/>
+              </w:rPr>
             </w:pPr>
             <w:r>
               <w:rPr>
                 <w:b/>
                 <w:bCs/>
               </w:rPr>
-              <w:t>H</w:t>
-            </w:r>
-            <w:r>
-              <w:rPr>
-                <w:b/>
-                <w:bCs/>
-              </w:rPr>
-              <w:t>ombre:</w:t>
-            </w:r>
-            <w:r>
-              <w:rPr>
-                <w:b/>
-                <w:bCs/>
-              </w:rPr>
-              <w:t xml:space="preserve"> </w:t>
-            </w:r>
-            <w:r>
-              <w:t>y</w:t>
-            </w:r>
-            <w:r>
-              <w:t xml:space="preserve"> su importancia estratégica va mucho más allá de vender por internet. El comercio electrónico modifica la forma en que las organizaciones exhiben productos, gestionan relaciones con clientes, estructuran procesos comerciales y acceden a nuevos mercados.</w:t>
-            </w:r>
-          </w:p>
-          <w:p>
-            <w:r>
-              <w:rPr>
-                <w:b/>
-                <w:bCs/>
-              </w:rPr>
-              <w:t>M</w:t>
-            </w:r>
-            <w:r>
-              <w:rPr>
-                <w:b/>
-                <w:bCs/>
-              </w:rPr>
-              <w:t>ujer:</w:t>
-            </w:r>
-            <w:r>
-              <w:rPr>
-                <w:b/>
-                <w:bCs/>
-              </w:rPr>
-              <w:t xml:space="preserve"> </w:t>
-            </w:r>
-            <w:r>
-              <w:t>p</w:t>
-            </w:r>
-            <w:r>
-              <w:t>ensemos en los esquemas tradicionales. Durante mucho tiempo, las limitaciones geográficas condicionaron el alcance comercial de las organizaciones.</w:t>
-            </w:r>
-          </w:p>
-          <w:p>
-            <w:pPr>
-              <w:rPr>
-                <w:b/>
-                <w:bCs/>
-              </w:rPr>
-            </w:pPr>
-            <w:r>
-              <w:rPr>
-                <w:b/>
-                <w:bCs/>
-              </w:rPr>
-              <w:t>H</w:t>
-            </w:r>
-            <w:r>
-              <w:rPr>
-                <w:b/>
-                <w:bCs/>
-              </w:rPr>
-              <w:t xml:space="preserve">ombre: </w:t>
-            </w:r>
-            <w:r>
-              <w:t>e</w:t>
-            </w:r>
-            <w:r>
-              <w:t>n cambio, los entornos digitales amplían las posibilidades de interacción y permiten que la información fluya de manera permanente entre oferentes y consumidores.</w:t>
-            </w:r>
-          </w:p>
-          <w:p>
-            <w:r>
-              <w:rPr>
-                <w:b/>
-                <w:bCs/>
-              </w:rPr>
-              <w:t>M</w:t>
-            </w:r>
-            <w:r>
-              <w:rPr>
-                <w:b/>
-                <w:bCs/>
-              </w:rPr>
-              <w:t>ujer:</w:t>
-            </w:r>
-            <w:r>
-              <w:rPr>
-                <w:b/>
-                <w:bCs/>
-              </w:rPr>
-              <w:t xml:space="preserve"> </w:t>
-            </w:r>
-            <w:r>
-              <w:rPr>
-                <w:b/>
-                <w:bCs/>
-              </w:rPr>
-              <w:t>e</w:t>
-            </w:r>
-            <w:r>
-              <w:t xml:space="preserve">sta capacidad genera un efecto directo sobre la competitividad, porque las organizaciones pueden incrementar su visibilidad, fortalecer la </w:t>
-            </w:r>
-            <w:r>
-              <w:lastRenderedPageBreak/>
-              <w:t>disponibilidad de sus productos y responder con mayor rapidez a las dinámicas del mercado.</w:t>
-            </w:r>
-          </w:p>
-          <w:p>
-            <w:pPr>
-              <w:rPr>
-                <w:b/>
-                <w:bCs/>
-              </w:rPr>
-            </w:pPr>
-            <w:r>
-              <w:rPr>
-                <w:b/>
-                <w:bCs/>
-              </w:rPr>
-              <w:t>H</w:t>
-            </w:r>
-            <w:r>
-              <w:rPr>
-                <w:b/>
-                <w:bCs/>
-              </w:rPr>
-              <w:t xml:space="preserve">ombre: </w:t>
-            </w:r>
-            <w:r>
-              <w:t>p</w:t>
-            </w:r>
-            <w:r>
-              <w:t>or eso, el comercio electrónico deja de ser una herramienta operativa para convertirse en una decisión estratégica.</w:t>
-            </w:r>
-          </w:p>
-          <w:p>
-            <w:r>
-              <w:rPr>
-                <w:b/>
-                <w:bCs/>
-              </w:rPr>
-              <w:t>M</w:t>
-            </w:r>
-            <w:r>
-              <w:rPr>
-                <w:b/>
-                <w:bCs/>
-              </w:rPr>
-              <w:t>ujer:</w:t>
-            </w:r>
-            <w:r>
-              <w:rPr>
-                <w:b/>
-                <w:bCs/>
-              </w:rPr>
-              <w:t xml:space="preserve"> </w:t>
-            </w:r>
-            <w:r>
-              <w:t>a</w:t>
-            </w:r>
-            <w:r>
-              <w:t>hora bien, la efectividad del comercio electrónico no depende de un único recurso. Depende de la interacción coordinada de múltiples elementos que conforman un ecosistema digital.</w:t>
-            </w:r>
-          </w:p>
-          <w:p>
-            <w:r>
-              <w:rPr>
-                <w:b/>
-                <w:bCs/>
-              </w:rPr>
-              <w:t>Hombre:</w:t>
-            </w:r>
-            <w:r>
-              <w:rPr>
-                <w:b/>
-                <w:bCs/>
-              </w:rPr>
-              <w:t xml:space="preserve"> </w:t>
-            </w:r>
-            <w:r>
-              <w:t>e</w:t>
-            </w:r>
-            <w:r>
-              <w:t>n este ecosistema encontramos las plataformas de comercialización, los canales de comunicación, los sistemas de exhibición de productos, los mecanismos de acceso a la información y los recursos tecnológicos utilizados para gestionar contenidos.</w:t>
-            </w:r>
-          </w:p>
-          <w:p>
-            <w:r>
-              <w:rPr>
-                <w:b/>
-                <w:bCs/>
-              </w:rPr>
-              <w:t>M</w:t>
-            </w:r>
-            <w:r>
-              <w:rPr>
-                <w:b/>
-                <w:bCs/>
-              </w:rPr>
-              <w:t>ujer:</w:t>
-            </w:r>
-            <w:r>
-              <w:rPr>
-                <w:b/>
-                <w:bCs/>
-              </w:rPr>
-              <w:t xml:space="preserve"> </w:t>
-            </w:r>
-            <w:r>
-              <w:t>t</w:t>
-            </w:r>
-            <w:r>
-              <w:t xml:space="preserve">odos ellos operan como componentes interdependientes dentro de un mismo proceso. Es decir, cada elemento puede influir en el funcionamiento de los demás y, en conjunto, en la experiencia del usuario. </w:t>
-            </w:r>
-          </w:p>
-          <w:p>
-            <w:r>
-              <w:rPr>
-                <w:b/>
-                <w:bCs/>
-              </w:rPr>
-              <w:t>H</w:t>
-            </w:r>
-            <w:r>
-              <w:rPr>
-                <w:b/>
-                <w:bCs/>
-              </w:rPr>
-              <w:t>ombre:</w:t>
-            </w:r>
-            <w:r>
-              <w:rPr>
-                <w:b/>
-                <w:bCs/>
-              </w:rPr>
-              <w:t xml:space="preserve"> </w:t>
-            </w:r>
-            <w:r>
-              <w:t>c</w:t>
-            </w:r>
-            <w:r>
-              <w:t>uando alguno de estos elementos presenta deficiencias, la experiencia del usuario se ve afectada y disminuye la capacidad de generar valor comercial.</w:t>
-            </w:r>
-          </w:p>
-          <w:p>
-            <w:r>
-              <w:rPr>
-                <w:b/>
-                <w:bCs/>
-              </w:rPr>
-              <w:t>M</w:t>
-            </w:r>
-            <w:r>
-              <w:rPr>
-                <w:b/>
-                <w:bCs/>
-              </w:rPr>
-              <w:t>ujer:</w:t>
-            </w:r>
-            <w:r>
-              <w:rPr>
-                <w:b/>
-                <w:bCs/>
-              </w:rPr>
-              <w:t xml:space="preserve"> </w:t>
-            </w:r>
-            <w:r>
-              <w:t>p</w:t>
-            </w:r>
-            <w:r>
-              <w:t>or esta razón, la gestión estratégica del comercio electrónico requiere comprender las relaciones existentes entre visibilidad, accesibilidad, disponibilidad de información e interacción digital.</w:t>
-            </w:r>
-          </w:p>
-          <w:p>
-            <w:r>
-              <w:rPr>
-                <w:b/>
-                <w:bCs/>
-              </w:rPr>
-              <w:lastRenderedPageBreak/>
-              <w:t>H</w:t>
-            </w:r>
-            <w:r>
-              <w:rPr>
-                <w:b/>
-                <w:bCs/>
-              </w:rPr>
-              <w:t>ombre:</w:t>
-            </w:r>
-            <w:r>
-              <w:rPr>
-                <w:b/>
-                <w:bCs/>
-              </w:rPr>
-              <w:t xml:space="preserve"> </w:t>
-            </w:r>
-            <w:r>
-              <w:t>l</w:t>
-            </w:r>
-            <w:r>
-              <w:t>a integración adecuada de estos componentes permite construir entornos digitales más eficientes, capaces de responder a las necesidades de los mercados y fortalecer los objetivos comerciales de la organización.</w:t>
-            </w:r>
-          </w:p>
-          <w:p>
-            <w:r>
-              <w:rPr>
-                <w:b/>
-                <w:bCs/>
-              </w:rPr>
-              <w:t>H</w:t>
-            </w:r>
-            <w:r>
-              <w:rPr>
-                <w:b/>
-                <w:bCs/>
-              </w:rPr>
-              <w:t>ombre:</w:t>
-            </w:r>
-            <w:r>
-              <w:rPr>
-                <w:b/>
-                <w:bCs/>
-              </w:rPr>
-              <w:t xml:space="preserve"> </w:t>
-            </w:r>
-            <w:r>
-              <w:t>p</w:t>
-            </w:r>
-            <w:r>
-              <w:t>ero consolidar el comercio electrónico como sistema de gestión comercial exige una visión que trascienda la simple presencia digital.</w:t>
-            </w:r>
-          </w:p>
-          <w:p>
-            <w:r>
-              <w:rPr>
-                <w:b/>
-                <w:bCs/>
-              </w:rPr>
-              <w:t>M</w:t>
-            </w:r>
-            <w:r>
-              <w:rPr>
-                <w:b/>
-                <w:bCs/>
-              </w:rPr>
-              <w:t>ujer:</w:t>
-            </w:r>
-            <w:r>
-              <w:rPr>
-                <w:b/>
-                <w:bCs/>
-              </w:rPr>
-              <w:t xml:space="preserve"> </w:t>
-            </w:r>
-            <w:r>
-              <w:t>l</w:t>
-            </w:r>
-            <w:r>
-              <w:t>as herramientas tecnológicas actúan como facilitadores, pero el factor diferenciador se encuentra en la capacidad de utilizarlas para fortalecer la experiencia de los usuarios y mejorar la gestión comercial.</w:t>
-            </w:r>
-          </w:p>
-          <w:p>
-            <w:r>
-              <w:rPr>
-                <w:b/>
-                <w:bCs/>
-              </w:rPr>
-              <w:t>H</w:t>
-            </w:r>
-            <w:r>
-              <w:rPr>
-                <w:b/>
-                <w:bCs/>
-              </w:rPr>
-              <w:t>ombre:</w:t>
-            </w:r>
-            <w:r>
-              <w:rPr>
-                <w:b/>
-                <w:bCs/>
-              </w:rPr>
-              <w:t xml:space="preserve"> </w:t>
-            </w:r>
-            <w:r>
-              <w:t>l</w:t>
-            </w:r>
-            <w:r>
-              <w:t>as organizaciones que comprenden esta relación logran transformar los entornos digitales en espacios de interacción estratégica donde convergen exhibición, comunicación y comercialización.</w:t>
-            </w:r>
-          </w:p>
-          <w:p>
-            <w:r>
-              <w:rPr>
-                <w:b/>
-                <w:bCs/>
-              </w:rPr>
-              <w:t>M</w:t>
-            </w:r>
-            <w:r>
-              <w:rPr>
-                <w:b/>
-                <w:bCs/>
-              </w:rPr>
-              <w:t>ujer:</w:t>
-            </w:r>
-            <w:r>
-              <w:rPr>
-                <w:b/>
-                <w:bCs/>
-              </w:rPr>
-              <w:t xml:space="preserve"> </w:t>
-            </w:r>
-            <w:r>
-              <w:t>e</w:t>
-            </w:r>
-            <w:r>
-              <w:t>l reto, entonces, no consiste solamente en estar presentes en los entornos digitales…</w:t>
-            </w:r>
-          </w:p>
-          <w:p>
-            <w:r>
-              <w:rPr>
-                <w:b/>
-                <w:bCs/>
-              </w:rPr>
-              <w:t>H</w:t>
-            </w:r>
-            <w:r>
-              <w:rPr>
-                <w:b/>
-                <w:bCs/>
-              </w:rPr>
-              <w:t>ombre:</w:t>
-            </w:r>
-            <w:r>
-              <w:rPr>
-                <w:b/>
-                <w:bCs/>
-              </w:rPr>
-              <w:t xml:space="preserve"> </w:t>
-            </w:r>
-            <w:r>
-              <w:t>…consiste en integrar estratégicamente sus componentes para generar valor, fortalecer la gestión comercial y responder a las necesidades de los mercados.</w:t>
-            </w:r>
-          </w:p>
-          <w:p>
-            <w:r>
-              <w:rPr>
-                <w:b/>
-                <w:bCs/>
-              </w:rPr>
-              <w:t>M</w:t>
-            </w:r>
-            <w:r>
-              <w:rPr>
-                <w:b/>
-                <w:bCs/>
-              </w:rPr>
-              <w:t>ujer:</w:t>
-            </w:r>
-            <w:r>
-              <w:rPr>
-                <w:b/>
-                <w:bCs/>
-              </w:rPr>
-              <w:t xml:space="preserve"> </w:t>
-            </w:r>
-            <w:r>
-              <w:t>g</w:t>
-            </w:r>
-            <w:r>
-              <w:t>racias por acompañarnos, nos escuchamos en el próximo episodio</w:t>
+              <w:t>Fin de la descripción de la figura</w:t>
             </w:r>
             <w:r>
               <w:t>.</w:t>
@@ -4066,710 +3792,19 @@
       </w:tr>
     </w:tbl>
     <w:p>
-      <w:pPr>
-        <w:rPr>
-          <w:b/>
-          <w:bCs/>
-        </w:rPr>
-      </w:pPr>
-      <w:r>
-        <w:rPr>
-          <w:b/>
-          <w:bCs/>
-        </w:rPr>
+      <w:r>
+        <w:t>El comercio electrónico constituye un ecosistema en el que convergen modelos de intercambio, herramientas tecnológicas, dispositivos y aplicaciones para facilitar la exhibición y comercialización de productos y servicios. Comprender sus conceptos, tendencias y modalidades permite reconocer que las organizaciones deben seleccionar sus recursos digitales de acuerdo con las características del mercado, las necesidades de los usuarios y los objetivos comerciales que orientan su operación.</w:t>
+      </w:r>
+    </w:p>
+    <w:p>
+      <w:r>
         <w:lastRenderedPageBreak/>
-        <w:t xml:space="preserve">Frase de reflexión </w:t>
-      </w:r>
-    </w:p>
-    <w:p>
-      <w:r>
-        <w:lastRenderedPageBreak/>
-        <w:t>La integridad se evidencia cuando las decisiones comerciales se orientan por la transparencia, la responsabilidad y el respeto hacia quienes interactúan en los entornos digitales.</w:t>
-      </w:r>
-    </w:p>
-    <w:p>
-      <w:pPr>
-        <w:spacing w:before="0" w:after="160" w:line="259" w:lineRule="auto"/>
-        <w:ind w:firstLine="0"/>
-      </w:pPr>
-      <w:r>
-        <w:br w:type="page"/>
-      </w:r>
-    </w:p>
-    <w:p>
-      <w:pPr>
-        <w:pStyle w:val="Ttulo1"/>
-      </w:pPr>
-      <w:bookmarkStart w:id="8" w:name="_Toc240635901"/>
-      <w:r>
-        <w:lastRenderedPageBreak/>
-        <w:t xml:space="preserve">Comunicación </w:t>
-      </w:r>
-      <w:r>
-        <w:rPr>
-          <w:rStyle w:val="Extranjerismo"/>
-        </w:rPr>
-        <w:t>online</w:t>
-      </w:r>
-      <w:bookmarkEnd w:id="8"/>
-    </w:p>
-    <w:p>
-      <w:r>
-        <w:t xml:space="preserve">La comunicación </w:t>
-      </w:r>
-      <w:r>
-        <w:rPr>
-          <w:rStyle w:val="Extranjerismo"/>
-        </w:rPr>
-        <w:t>online</w:t>
-      </w:r>
-      <w:r>
-        <w:t xml:space="preserve"> constituye uno de los elementos fundamentales para el desarrollo de actividades comerciales en entornos digitales, ya que facilita el intercambio permanente de información entre organizaciones y usuarios mediante diferentes canales tecnológicos. Su adecuada implementación fortalece la difusión de contenidos, la exhibición de productos y servicios, la atención al cliente y la construcción de relaciones comerciales basadas en la interacción continua y el acceso oportuno a la información. Gracias a estos procesos, las organizaciones pueden establecer una presencia digital más cercana, responder a las necesidades de sus públicos y fortalecer la confianza en sus canales de comunicación.</w:t>
-      </w:r>
-    </w:p>
-    <w:p>
-      <w:r>
-        <w:t xml:space="preserve">En los ecosistemas de comercio electrónico, la comunicación </w:t>
-      </w:r>
-      <w:r>
-        <w:rPr>
-          <w:rStyle w:val="Extranjerismo"/>
-        </w:rPr>
-        <w:t>online</w:t>
-      </w:r>
-      <w:r>
-        <w:t xml:space="preserve"> desempeña un papel estratégico al integrar herramientas y medios que favorecen la circulación de mensajes, la promoción de productos y la interacción con diferentes públicos. La utilización de sitios web, redes sociales, plataformas de mensajería, correo electrónico y otros canales digitales permite mantener un contacto constante con los usuarios, facilitando la divulgación de información relevante y el desarrollo de experiencias de comunicación coherentes con los objetivos comerciales de las organizaciones.</w:t>
-      </w:r>
-    </w:p>
-    <w:p>
-      <w:r>
-        <w:t xml:space="preserve">Comprender los fundamentos de la comunicación </w:t>
-      </w:r>
-      <w:r>
-        <w:rPr>
-          <w:rStyle w:val="Extranjerismo"/>
-        </w:rPr>
-        <w:t>online</w:t>
-      </w:r>
-      <w:r>
-        <w:t xml:space="preserve"> permite reconocer los mecanismos mediante los cuales circulan los mensajes digitales y cómo estos contribuyen a los procesos de posicionamiento, visibilidad y comunicación dentro de los ecosistemas de comercio electrónico. Asimismo, facilita la comprensión de la importancia de diseñar estrategias comunicativas orientadas a fortalecer la presencia </w:t>
-      </w:r>
-      <w:r>
-        <w:lastRenderedPageBreak/>
-        <w:t>digital, mejorar la interacción con los usuarios y apoyar los procesos de exhibición y comercialización en entornos electrónicos.</w:t>
-      </w:r>
-    </w:p>
-    <w:p>
-      <w:pPr>
-        <w:pStyle w:val="Ttulo2"/>
-      </w:pPr>
-      <w:bookmarkStart w:id="9" w:name="_Toc240635902"/>
-      <w:r>
-        <w:t>Concepto</w:t>
-      </w:r>
-      <w:bookmarkEnd w:id="9"/>
-    </w:p>
-    <w:p>
-      <w:r>
-        <w:t xml:space="preserve">La comunicación </w:t>
-      </w:r>
-      <w:r>
-        <w:rPr>
-          <w:rStyle w:val="Extranjerismo"/>
-        </w:rPr>
-        <w:t>online</w:t>
-      </w:r>
-      <w:r>
-        <w:t xml:space="preserve"> corresponde al proceso mediante el cual las organizaciones y los usuarios intercambian información utilizando medios digitales conectados a internet; su finalidad consiste en facilitar la transmisión de mensajes, contenidos y datos que contribuyen al desarrollo de actividades comerciales, informativas y de interacción. Este proceso se caracteriza por su capacidad para superar limitaciones geográficas y favorecer la conectividad permanente entre diferentes actores.</w:t>
-      </w:r>
-    </w:p>
-    <w:p>
-      <w:r>
-        <w:t xml:space="preserve">La evolución de las tecnologías digitales ha fortalecido el papel de la comunicación </w:t>
-      </w:r>
-      <w:r>
-        <w:rPr>
-          <w:rStyle w:val="Extranjerismo"/>
-        </w:rPr>
-        <w:t>online</w:t>
-      </w:r>
-      <w:r>
-        <w:t xml:space="preserve"> dentro de los ecosistemas comerciales. Gracias a su implementación, las organizaciones pueden establecer canales de contacto más dinámicos y accesibles para sus públicos, facilitando la circulación de información relacionada con productos, servicios y actividades comerciales. Esta capacidad contribuye a mejorar la visibilidad organizacional y fortalecer la presencia digital.</w:t>
-      </w:r>
-    </w:p>
-    <w:p>
-      <w:r>
-        <w:t xml:space="preserve">Desde una perspectiva estratégica, la comunicación </w:t>
-      </w:r>
-      <w:r>
-        <w:rPr>
-          <w:rStyle w:val="Extranjerismo"/>
-        </w:rPr>
-        <w:t>online</w:t>
-      </w:r>
-      <w:r>
-        <w:t xml:space="preserve"> favorece la construcción de relaciones sostenidas entre organizaciones y usuarios. Su adecuada utilización permite mantener flujos constantes de información, fortalecer la interacción digital y facilitar el acceso a contenidos relevantes para los diferentes públicos. Por esta razón, constituye un componente esencial dentro de los procesos de comercio electrónico y exhibición digital.</w:t>
-      </w:r>
-    </w:p>
-    <w:p>
-      <w:r>
-        <w:rPr>
-          <w:b/>
-          <w:bCs/>
-        </w:rPr>
-        <w:lastRenderedPageBreak/>
-        <w:t>Ejemplo aplicado</w:t>
-      </w:r>
-      <w:r>
-        <w:t xml:space="preserve">. </w:t>
-      </w:r>
-      <w:r>
-        <w:t>Una empresa dedicada a la comercialización de productos para mascotas implementó diferentes medios digitales para compartir información sobre sus productos y mantener contacto permanente con sus clientes. Gracias a esta estrategia logró fortalecer la comunicación con sus usuarios, mejorar la disponibilidad de información comercial y facilitar el acceso a contenidos relacionados con sus servicios. Como resultado, incrementó la interacción digital y consolidó su presencia en los entornos electrónicos donde opera.</w:t>
-      </w:r>
-    </w:p>
-    <w:p>
-      <w:pPr>
-        <w:pStyle w:val="Ttulo2"/>
-      </w:pPr>
-      <w:bookmarkStart w:id="10" w:name="_Toc240635903"/>
-      <w:r>
-        <w:t>Estrategias</w:t>
-      </w:r>
-      <w:bookmarkEnd w:id="10"/>
-    </w:p>
-    <w:p>
-      <w:r>
-        <w:t xml:space="preserve">Las estrategias de comunicación </w:t>
-      </w:r>
-      <w:r>
-        <w:rPr>
-          <w:rStyle w:val="Extranjerismo"/>
-        </w:rPr>
-        <w:t>online</w:t>
-      </w:r>
-      <w:r>
-        <w:t xml:space="preserve"> corresponden al conjunto de acciones orientadas a organizar, gestionar y fortalecer la interacción digital entre organizaciones y públicos objetivos. Estas estrategias permiten planificar la difusión de mensajes y facilitar la circulación de información mediante diferentes medios digitales, su adecuada implementación contribuye al fortalecimiento de la presencia digital y la visibilidad de los contenidos comerciales.</w:t>
-      </w:r>
-    </w:p>
-    <w:p>
-      <w:r>
-        <w:t xml:space="preserve">El desarrollo de estrategias de comunicación </w:t>
-      </w:r>
-      <w:r>
-        <w:rPr>
-          <w:rStyle w:val="Extranjerismo"/>
-        </w:rPr>
-        <w:t>online</w:t>
-      </w:r>
-      <w:r>
-        <w:t xml:space="preserve"> requiere identificar los objetivos comunicativos y establecer mecanismos adecuados para transmitir información relevante a los usuarios. La coherencia entre los mensajes emitidos y las características del público favorece una interacción más efectiva y fortalece los procesos de comunicación dentro de los entornos digitales</w:t>
-      </w:r>
-      <w:r>
-        <w:t>.</w:t>
-      </w:r>
-      <w:r>
-        <w:t xml:space="preserve"> </w:t>
-      </w:r>
-      <w:r>
-        <w:t>E</w:t>
-      </w:r>
-      <w:r>
-        <w:t>ste enfoque permite optimizar los recursos utilizados en la difusión de contenidos.</w:t>
-      </w:r>
-    </w:p>
-    <w:p>
-      <w:pPr>
-        <w:spacing w:before="0" w:after="160" w:line="259" w:lineRule="auto"/>
-        <w:ind w:firstLine="0"/>
-        <w:rPr>
-          <w:b/>
-          <w:bCs/>
-        </w:rPr>
-      </w:pPr>
-      <w:r>
-        <w:rPr>
-          <w:b/>
-          <w:bCs/>
-        </w:rPr>
-        <w:br w:type="page"/>
-      </w:r>
-    </w:p>
-    <w:p>
-      <w:pPr>
-        <w:rPr>
-          <w:b/>
-          <w:bCs/>
-        </w:rPr>
-      </w:pPr>
-      <w:r>
-        <w:rPr>
-          <w:b/>
-          <w:bCs/>
-        </w:rPr>
-        <w:lastRenderedPageBreak/>
-        <w:t xml:space="preserve">Elementos asociados a las estrategias de comunicación </w:t>
-      </w:r>
-      <w:r>
-        <w:rPr>
-          <w:rStyle w:val="Extranjerismo"/>
-          <w:b/>
-          <w:bCs/>
-        </w:rPr>
-        <w:t>online</w:t>
-      </w:r>
-    </w:p>
-    <w:p>
-      <w:pPr>
-        <w:pStyle w:val="Prrafodelista"/>
-        <w:numPr>
-          <w:ilvl w:val="0"/>
-          <w:numId w:val="23"/>
-        </w:numPr>
-        <w:rPr>
-          <w:b/>
-          <w:bCs/>
-        </w:rPr>
-      </w:pPr>
-      <w:r>
-        <w:rPr>
-          <w:b/>
-          <w:bCs/>
-        </w:rPr>
-        <w:t xml:space="preserve">Objetivos comunicativos </w:t>
-      </w:r>
-      <w:r>
-        <w:rPr>
-          <w:b/>
-          <w:bCs/>
-        </w:rPr>
-        <w:t>–</w:t>
-      </w:r>
-      <w:r>
-        <w:rPr>
-          <w:b/>
-          <w:bCs/>
-        </w:rPr>
-        <w:t xml:space="preserve"> </w:t>
-      </w:r>
-      <w:r>
-        <w:rPr>
-          <w:b/>
-          <w:bCs/>
-        </w:rPr>
-        <w:t>Definen que se desea lograr con la comunicación</w:t>
-      </w:r>
-    </w:p>
-    <w:p>
-      <w:pPr>
-        <w:ind w:left="1416" w:firstLine="1"/>
-      </w:pPr>
-      <w:r>
-        <w:t>Los objetivos comunicativos definen el propósito de los mensajes que una organización transmite mediante sus canales digitales. Su formulación orienta la planificación de las acciones de comunicación, facilita la selección de los medios adecuados y permite evaluar los resultados obtenidos. Establecer objetivos claros contribuye a fortalecer la relación con los usuarios, promover productos o servicios y apoyar el cumplimiento de las metas comerciales en entornos digitales.</w:t>
-      </w:r>
-    </w:p>
-    <w:p>
-      <w:pPr>
-        <w:pStyle w:val="Prrafodelista"/>
-        <w:numPr>
-          <w:ilvl w:val="0"/>
-          <w:numId w:val="23"/>
-        </w:numPr>
-        <w:rPr>
-          <w:b/>
-          <w:bCs/>
-        </w:rPr>
-      </w:pPr>
-      <w:r>
-        <w:rPr>
-          <w:b/>
-          <w:bCs/>
-        </w:rPr>
-        <w:t>Gestión de contenidos – Organiza la información para mantenerla útil y actualizada</w:t>
-      </w:r>
-    </w:p>
-    <w:p>
-      <w:pPr>
-        <w:ind w:left="1416" w:firstLine="1"/>
-      </w:pPr>
-      <w:r>
-        <w:t>La gestión de contenidos comprende la planificación, organización, actualización y publicación de la información difundida en los diferentes canales digitales. Una adecuada administración garantiza contenidos pertinentes, claros y actualizados, favoreciendo la calidad de la comunicación y la confianza de los usuarios. Además, facilita la difusión de información sobre productos, servicios y promociones de manera organizada y coherente con la estrategia de la organización.</w:t>
-      </w:r>
-    </w:p>
-    <w:p>
-      <w:pPr>
-        <w:spacing w:before="0" w:after="160" w:line="259" w:lineRule="auto"/>
-        <w:ind w:firstLine="0"/>
-      </w:pPr>
-      <w:r>
-        <w:br w:type="page"/>
-      </w:r>
-    </w:p>
-    <w:p>
-      <w:pPr>
-        <w:pStyle w:val="Prrafodelista"/>
-        <w:numPr>
-          <w:ilvl w:val="0"/>
-          <w:numId w:val="23"/>
-        </w:numPr>
-        <w:rPr>
-          <w:b/>
-          <w:bCs/>
-        </w:rPr>
-      </w:pPr>
-      <w:r>
-        <w:rPr>
-          <w:b/>
-          <w:bCs/>
-        </w:rPr>
-        <w:lastRenderedPageBreak/>
-        <w:t>Interacción digital – Fortalece la relación entre la organización y sus usuarios</w:t>
-      </w:r>
-    </w:p>
-    <w:p>
-      <w:pPr>
-        <w:ind w:left="1416" w:firstLine="1"/>
-      </w:pPr>
-      <w:r>
-        <w:t>La interacción digital corresponde al intercambio de información entre organizaciones y usuarios mediante diferentes medios tecnológicos. Este proceso favorece la atención de consultas, la respuesta a solicitudes y el fortalecimiento de relaciones comerciales basadas en una comunicación oportuna y permanente. Una interacción efectiva contribuye a mejorar la experiencia del usuario, incrementar la confianza y fortalecer la presencia de la organización en los entornos digitales.</w:t>
-      </w:r>
-    </w:p>
-    <w:p>
-      <w:pPr>
-        <w:pStyle w:val="Prrafodelista"/>
-        <w:numPr>
-          <w:ilvl w:val="0"/>
-          <w:numId w:val="23"/>
-        </w:numPr>
-        <w:rPr>
-          <w:b/>
-          <w:bCs/>
-        </w:rPr>
-      </w:pPr>
-      <w:r>
-        <w:rPr>
-          <w:b/>
-          <w:bCs/>
-        </w:rPr>
-        <w:t xml:space="preserve">Visibilidad – Incrementa </w:t>
-      </w:r>
-      <w:r>
-        <w:rPr>
-          <w:b/>
-          <w:bCs/>
-        </w:rPr>
-        <w:t xml:space="preserve">el </w:t>
-      </w:r>
-      <w:r>
-        <w:rPr>
-          <w:b/>
-          <w:bCs/>
-        </w:rPr>
-        <w:t>alcance y el reconocimiento de los contenidos digitales</w:t>
-      </w:r>
-    </w:p>
-    <w:p>
-      <w:pPr>
-        <w:ind w:left="1416" w:firstLine="1"/>
-      </w:pPr>
-      <w:r>
-        <w:t>La visibilidad hace referencia al alcance que logran los contenidos digitales dentro de los diferentes canales de comunicación. Una estrategia orientada a fortalecer la visibilidad facilita que los usuarios encuentren información sobre productos, servicios o marcas mediante sitios web, redes sociales y otros medios digitales. La publicación de contenidos relevantes y actualizados favorece el posicionamiento de la organización y amplía las oportunidades de interacción con sus públicos.</w:t>
-      </w:r>
-    </w:p>
-    <w:p>
-      <w:r>
-        <w:t xml:space="preserve">Desde una perspectiva aplicada, las estrategias de comunicación </w:t>
-      </w:r>
-      <w:r>
-        <w:rPr>
-          <w:rStyle w:val="Extranjerismo"/>
-        </w:rPr>
-        <w:t>online</w:t>
-      </w:r>
-      <w:r>
-        <w:t xml:space="preserve"> contribuyen a mejorar la organización de los procesos comunicativos y facilitan la construcción de relaciones sostenibles con los usuarios. Su implementación permite </w:t>
-      </w:r>
-      <w:r>
-        <w:lastRenderedPageBreak/>
-        <w:t>fortalecer la visibilidad de productos y servicios, mejorar la circulación de información y favorecer la interacción dentro de los canales digitales utilizados por las organizaciones.</w:t>
-      </w:r>
-    </w:p>
-    <w:p>
-      <w:pPr>
-        <w:rPr>
-          <w:b/>
-          <w:bCs/>
-        </w:rPr>
-      </w:pPr>
-      <w:r>
-        <w:rPr>
-          <w:b/>
-          <w:bCs/>
-        </w:rPr>
-        <w:t>Clave estratégica</w:t>
-      </w:r>
-    </w:p>
-    <w:p>
-      <w:r>
-        <w:t xml:space="preserve">La planificación de estrategias de comunicación </w:t>
-      </w:r>
-      <w:r>
-        <w:rPr>
-          <w:rStyle w:val="Extranjerismo"/>
-        </w:rPr>
-        <w:t>online</w:t>
-      </w:r>
-      <w:r>
-        <w:t xml:space="preserve"> fortalece la difusión de contenidos y mejora la interacción con los usuarios.</w:t>
-      </w:r>
-    </w:p>
-    <w:p>
-      <w:pPr>
-        <w:pStyle w:val="Ttulo2"/>
-      </w:pPr>
-      <w:bookmarkStart w:id="11" w:name="_Toc240635904"/>
-      <w:r>
-        <w:rPr>
-          <w:rStyle w:val="Extranjerismo"/>
-        </w:rPr>
-        <w:t>Marketplace</w:t>
-      </w:r>
-      <w:bookmarkEnd w:id="11"/>
-    </w:p>
-    <w:p>
-      <w:r>
-        <w:t xml:space="preserve">El </w:t>
-      </w:r>
-      <w:r>
-        <w:rPr>
-          <w:rStyle w:val="Extranjerismo"/>
-        </w:rPr>
-        <w:t>marketplace</w:t>
-      </w:r>
-      <w:r>
-        <w:t xml:space="preserve"> corresponde a un entorno digital que facilita la interacción comercial entre múltiples vendedores y compradores dentro de una misma plataforma</w:t>
-      </w:r>
-      <w:r>
-        <w:t>.</w:t>
-      </w:r>
-      <w:r>
-        <w:t xml:space="preserve"> </w:t>
-      </w:r>
-      <w:r>
-        <w:t>S</w:t>
-      </w:r>
-      <w:r>
-        <w:t>u funcionamiento permite centralizar la oferta de productos y servicios, facilitando la consulta, comparación y acceso a diferentes alternativas comerciales por parte de los usuarios. Este modelo se ha consolidado como un mecanismo relevante dentro del comercio electrónico debido a su capacidad para integrar diferentes actores en un mismo espacio digital.</w:t>
-      </w:r>
-    </w:p>
-    <w:p>
-      <w:r>
-        <w:t xml:space="preserve">La estructura de un </w:t>
-      </w:r>
-      <w:r>
-        <w:rPr>
-          <w:rStyle w:val="Extranjerismo"/>
-        </w:rPr>
-        <w:t>marketplace</w:t>
-      </w:r>
-      <w:r>
-        <w:t xml:space="preserve"> favorece la visibilidad de los productos mediante la agrupación de múltiples oferentes en una plataforma común</w:t>
-      </w:r>
-      <w:r>
-        <w:t>.</w:t>
-      </w:r>
-      <w:r>
-        <w:t xml:space="preserve"> </w:t>
-      </w:r>
-      <w:r>
-        <w:t>E</w:t>
-      </w:r>
-      <w:r>
-        <w:t>sta característica permite ampliar las posibilidades de exposición comercial y facilita a los usuarios la búsqueda de información relacionada con diversas categorías de productos. Como resultado, se genera un entorno que promueve la interacción comercial y la disponibilidad de opciones para los consumidores.</w:t>
-      </w:r>
-    </w:p>
-    <w:p>
-      <w:pPr>
-        <w:spacing w:before="0" w:after="160" w:line="259" w:lineRule="auto"/>
-        <w:ind w:firstLine="0"/>
-        <w:rPr>
-          <w:rStyle w:val="Extranjerismo"/>
-          <w:b/>
-          <w:bCs/>
-        </w:rPr>
-      </w:pPr>
-      <w:r>
-        <w:rPr>
-          <w:rStyle w:val="Extranjerismo"/>
-          <w:b/>
-          <w:bCs/>
-        </w:rPr>
-        <w:br w:type="page"/>
-      </w:r>
-    </w:p>
-    <w:p>
-      <w:pPr>
-        <w:rPr>
-          <w:rStyle w:val="Extranjerismo"/>
-          <w:b/>
-          <w:bCs/>
-        </w:rPr>
-      </w:pPr>
-      <w:r>
-        <w:rPr>
-          <w:rStyle w:val="Extranjerismo"/>
-          <w:b/>
-          <w:bCs/>
-        </w:rPr>
-        <w:lastRenderedPageBreak/>
-        <w:t>Marketplace</w:t>
-      </w:r>
-    </w:p>
-    <w:p>
-      <w:r>
-        <w:t xml:space="preserve">Lo invitamos a consultar el siguiente video por medio del cual podrá profundizar en la temática abordada, el cual explica el concepto de </w:t>
-      </w:r>
-      <w:r>
-        <w:rPr>
-          <w:rStyle w:val="Extranjerismo"/>
-        </w:rPr>
-        <w:t>marketplace</w:t>
-      </w:r>
-      <w:r>
-        <w:t xml:space="preserve"> como un entorno de comercio digital donde compradores y vendedores interactúan para realizar transacciones comerciales.</w:t>
-      </w:r>
-      <w:r>
-        <w:t xml:space="preserve"> </w:t>
-      </w:r>
-      <w:r>
-        <w:t>Enlace</w:t>
-      </w:r>
-      <w:r>
-        <w:t xml:space="preserve">: </w:t>
-      </w:r>
-      <w:hyperlink r:id="rId15" w:history="1">
-        <w:r>
-          <w:rPr>
-            <w:rStyle w:val="Hipervnculo"/>
-          </w:rPr>
-          <w:t>https://www.youtube.com/watch?v=UAlKxl86Xlg</w:t>
-        </w:r>
-      </w:hyperlink>
-      <w:r>
-        <w:t xml:space="preserve"> </w:t>
-      </w:r>
-    </w:p>
-    <w:p>
-      <w:r>
-        <w:t xml:space="preserve">Desde una perspectiva estratégica, el </w:t>
-      </w:r>
-      <w:r>
-        <w:rPr>
-          <w:rStyle w:val="Extranjerismo"/>
-        </w:rPr>
-        <w:t>marketplace</w:t>
-      </w:r>
-      <w:r>
-        <w:t xml:space="preserve"> constituye un canal que contribuye al fortalecimiento de la presencia digital de las organizaciones</w:t>
-      </w:r>
-      <w:r>
-        <w:t>.</w:t>
-      </w:r>
-      <w:r>
-        <w:t xml:space="preserve"> </w:t>
-      </w:r>
-      <w:r>
-        <w:t>S</w:t>
-      </w:r>
-      <w:r>
-        <w:t xml:space="preserve">u utilización permite ampliar el alcance de los productos, facilitar la interacción con nuevos públicos y aprovechar infraestructuras digitales previamente consolidadas. Estas condiciones convierten al </w:t>
-      </w:r>
-      <w:r>
-        <w:rPr>
-          <w:rStyle w:val="Extranjerismo"/>
-        </w:rPr>
-        <w:t>marketplace</w:t>
-      </w:r>
-      <w:r>
-        <w:t xml:space="preserve"> en una alternativa relevante para apoyar procesos de exhibición y comercialización dentro de entornos electrónicos.</w:t>
-      </w:r>
-    </w:p>
-    <w:p>
-      <w:r>
-        <w:rPr>
-          <w:b/>
-          <w:bCs/>
-        </w:rPr>
-        <w:t>Ejemplo aplicado</w:t>
-      </w:r>
-      <w:r>
-        <w:rPr>
-          <w:b/>
-          <w:bCs/>
-        </w:rPr>
-        <w:t xml:space="preserve">. </w:t>
-      </w:r>
-      <w:r>
-        <w:t xml:space="preserve">Una empresa dedicada a la comercialización de accesorios tecnológicos decidió incorporar sus productos en un </w:t>
-      </w:r>
-      <w:r>
-        <w:rPr>
-          <w:rStyle w:val="Extranjerismo"/>
-        </w:rPr>
-        <w:t>marketplace</w:t>
-      </w:r>
-      <w:r>
-        <w:t xml:space="preserve"> reconocido. Gracias a esta decisión, logró aumentar la visibilidad de sus referencias comerciales y facilitar el acceso de nuevos usuarios a su catálogo digital. La plataforma permitió presentar información organizada sobre los productos, mejorar las oportunidades de consulta y fortalecer la presencia de la organización en el entorno digital.</w:t>
-      </w:r>
-    </w:p>
-    <w:p>
-      <w:r>
-        <w:t>Lo invitamos a consultar</w:t>
-      </w:r>
-      <w:r>
-        <w:t xml:space="preserve"> </w:t>
-      </w:r>
-      <w:r>
-        <w:t>el siguiente p</w:t>
-      </w:r>
-      <w:r>
-        <w:t>ó</w:t>
-      </w:r>
-      <w:r>
-        <w:t xml:space="preserve">dcast para profundizar sobre el </w:t>
-      </w:r>
-      <w:r>
-        <w:rPr>
-          <w:rStyle w:val="Extranjerismo"/>
-        </w:rPr>
-        <w:t>marketplace</w:t>
-      </w:r>
-      <w:r>
-        <w:t xml:space="preserve"> y así afianzar los conceptos asociados al mismo.</w:t>
-      </w:r>
-    </w:p>
-    <w:p>
-      <w:pPr>
-        <w:spacing w:before="0" w:after="160" w:line="259" w:lineRule="auto"/>
-        <w:ind w:firstLine="0"/>
-      </w:pPr>
-      <w:r>
-        <w:br w:type="page"/>
-      </w:r>
-    </w:p>
-    <w:p>
-      <w:pPr>
-        <w:rPr>
-          <w:b/>
-          <w:bCs/>
-        </w:rPr>
-      </w:pPr>
-      <w:r>
-        <w:rPr>
-          <w:b/>
-          <w:bCs/>
-        </w:rPr>
-        <w:lastRenderedPageBreak/>
-        <w:t>Pódcast</w:t>
+        <w:t>De igual manera, la adecuada integración de herramientas, dispositivos y aplicaciones favorece la organización de la información, la actualización de los contenidos y la construcción de experiencias de navegación más accesibles y funcionales. Por ello, la gestión del comercio electrónico no depende únicamente de disponer de tecnología, sino de utilizarla estratégicamente para presentar los productos, facilitar la interacción y responder a las dinámicas cambiantes de los entornos digitales.</w:t>
+      </w:r>
+    </w:p>
+    <w:p>
+      <w:r>
+        <w:t xml:space="preserve">A continuación, lo invitamos a consultar el siguiente pódcast para ampliar los conocimientos acerca del tema abordado anteriormente: </w:t>
       </w:r>
     </w:p>
     <w:tbl>
@@ -4807,22 +3842,7 @@
                 <w:b/>
                 <w:bCs/>
               </w:rPr>
-              <w:t xml:space="preserve">Comunicación </w:t>
-            </w:r>
-            <w:r>
-              <w:rPr>
-                <w:rStyle w:val="Extranjerismo"/>
-                <w:b/>
-                <w:bCs/>
-              </w:rPr>
-              <w:t>online</w:t>
-            </w:r>
-            <w:r>
-              <w:rPr>
-                <w:b/>
-                <w:bCs/>
-              </w:rPr>
-              <w:t xml:space="preserve"> estratégica</w:t>
+              <w:t>Comercio electrónico estratégico</w:t>
             </w:r>
           </w:p>
         </w:tc>
@@ -4838,14 +3858,14 @@
                 <w:b/>
                 <w:bCs/>
               </w:rPr>
-              <w:t>H</w:t>
+              <w:t>M</w:t>
             </w:r>
             <w:r>
               <w:rPr>
                 <w:b/>
                 <w:bCs/>
               </w:rPr>
-              <w:t>ombre:</w:t>
+              <w:t>ujer:</w:t>
             </w:r>
             <w:r>
               <w:rPr>
@@ -4855,95 +3875,86 @@
               <w:t xml:space="preserve"> </w:t>
             </w:r>
             <w:r>
-              <w:t>¡Bienvenidos a este espacio formativo! La comunicación online se ha consolidado como uno de los componentes más influyentes dentro de los ecosistemas digitales contemporáneos.</w:t>
-            </w:r>
-          </w:p>
-          <w:p>
-            <w:r>
+              <w:t xml:space="preserve">¡Bienvenidos a este espacio formativo! El comercio electrónico ha evolucionado desde una alternativa tecnológica para realizar transacciones a convertirse en un componente central de los modelos de negocio actuales. </w:t>
+            </w:r>
+          </w:p>
+          <w:p>
+            <w:pPr>
               <w:rPr>
                 <w:b/>
                 <w:bCs/>
               </w:rPr>
-              <w:t>M</w:t>
-            </w:r>
+            </w:pPr>
             <w:r>
               <w:rPr>
                 <w:b/>
                 <w:bCs/>
               </w:rPr>
-              <w:t>ujer:</w:t>
+              <w:t>H</w:t>
             </w:r>
             <w:r>
               <w:rPr>
                 <w:b/>
                 <w:bCs/>
               </w:rPr>
-              <w:t xml:space="preserve"> </w:t>
-            </w:r>
-            <w:r>
-              <w:t>e</w:t>
-            </w:r>
-            <w:r>
-              <w:t>sto se debe a su capacidad para conectar organizaciones, mercados y usuarios mediante flujos permanentes de información.</w:t>
-            </w:r>
-          </w:p>
-          <w:p>
+              <w:t>ombre:</w:t>
+            </w:r>
             <w:r>
               <w:rPr>
                 <w:b/>
                 <w:bCs/>
               </w:rPr>
-              <w:t>H</w:t>
-            </w:r>
+              <w:t xml:space="preserve"> </w:t>
+            </w:r>
+            <w:r>
+              <w:t>y</w:t>
+            </w:r>
+            <w:r>
+              <w:t xml:space="preserve"> su importancia estratégica va mucho más allá de vender por internet. El comercio electrónico modifica la forma en que las organizaciones exhiben productos, gestionan relaciones con clientes, estructuran procesos comerciales y acceden a nuevos mercados.</w:t>
+            </w:r>
+          </w:p>
+          <w:p>
             <w:r>
               <w:rPr>
                 <w:b/>
                 <w:bCs/>
               </w:rPr>
-              <w:t xml:space="preserve">ombre: </w:t>
-            </w:r>
-            <w:r>
-              <w:t>p</w:t>
-            </w:r>
-            <w:r>
-              <w:t>ero hablar de comunicación online es hablar de mucho más que de un simple intercambio de mensajes a través de internet.</w:t>
-            </w:r>
-          </w:p>
-          <w:p>
+              <w:t>M</w:t>
+            </w:r>
             <w:r>
               <w:rPr>
                 <w:b/>
                 <w:bCs/>
               </w:rPr>
-              <w:t>M</w:t>
+              <w:t>ujer:</w:t>
             </w:r>
             <w:r>
               <w:rPr>
                 <w:b/>
                 <w:bCs/>
               </w:rPr>
-              <w:t>ujer:</w:t>
-            </w:r>
-            <w:r>
+              <w:t xml:space="preserve"> </w:t>
+            </w:r>
+            <w:r>
+              <w:t>p</w:t>
+            </w:r>
+            <w:r>
+              <w:t>ensemos en los esquemas tradicionales. Durante mucho tiempo, las limitaciones geográficas condicionaron el alcance comercial de las organizaciones.</w:t>
+            </w:r>
+          </w:p>
+          <w:p>
+            <w:pPr>
               <w:rPr>
                 <w:b/>
                 <w:bCs/>
               </w:rPr>
-              <w:t xml:space="preserve"> </w:t>
-            </w:r>
-            <w:r>
-              <w:t>c</w:t>
-            </w:r>
-            <w:r>
-              <w:t>onstituye un sistema estratégico que condiciona la forma en que las organizaciones construyen relaciones, gestionan percepciones y fortalecen su presencia en entornos altamente competitivos.</w:t>
-            </w:r>
-          </w:p>
-          <w:p>
+            </w:pPr>
             <w:r>
               <w:rPr>
                 <w:b/>
                 <w:bCs/>
               </w:rPr>
+              <w:lastRenderedPageBreak/>
               <w:t>H</w:t>
             </w:r>
             <w:r>
@@ -4954,10 +3965,10 @@
               <w:t xml:space="preserve">ombre: </w:t>
             </w:r>
             <w:r>
-              <w:t>s</w:t>
-            </w:r>
-            <w:r>
-              <w:t>u relevancia también está relacionada con la manera en que circula la información: de forma inmediata, multidireccional y permanente.</w:t>
+              <w:t>e</w:t>
+            </w:r>
+            <w:r>
+              <w:t>n cambio, los entornos digitales amplían las posibilidades de interacción y permiten que la información fluya de manera permanente entre oferentes y consumidores.</w:t>
             </w:r>
           </w:p>
           <w:p>
@@ -4983,388 +3994,1679 @@
               <w:t xml:space="preserve"> </w:t>
             </w:r>
             <w:r>
-              <w:t>e</w:t>
-            </w:r>
-            <w:r>
-              <w:t>sto genera escenarios donde la interacción deja de ser un evento aislado para convertirse en un proceso continuo. Por eso, cada mensaje y cada interacción pueden influir en la relación con los usuarios.</w:t>
-            </w:r>
-          </w:p>
-          <w:p>
-            <w:r>
               <w:rPr>
                 <w:b/>
                 <w:bCs/>
               </w:rPr>
-              <w:t>H</w:t>
-            </w:r>
-            <w:r>
+              <w:t>e</w:t>
+            </w:r>
+            <w:r>
+              <w:t>sta capacidad genera un efecto directo sobre la competitividad, porque las organizaciones pueden incrementar su visibilidad, fortalecer la disponibilidad de sus productos y responder con mayor rapidez a las dinámicas del mercado.</w:t>
+            </w:r>
+          </w:p>
+          <w:p>
+            <w:pPr>
               <w:rPr>
                 <w:b/>
                 <w:bCs/>
               </w:rPr>
-              <w:t xml:space="preserve">ombre: </w:t>
-            </w:r>
-            <w:r>
-              <w:t>e</w:t>
-            </w:r>
-            <w:r>
-              <w:t>n este contexto, la calidad de los mensajes, la coherencia de los contenidos y la capacidad de respuesta adquieren una importancia determinante.</w:t>
-            </w:r>
-          </w:p>
-          <w:p>
+            </w:pPr>
             <w:r>
               <w:rPr>
                 <w:b/>
                 <w:bCs/>
               </w:rPr>
-              <w:lastRenderedPageBreak/>
-              <w:t>M</w:t>
+              <w:t>H</w:t>
             </w:r>
             <w:r>
               <w:rPr>
                 <w:b/>
                 <w:bCs/>
               </w:rPr>
-              <w:t>ujer:</w:t>
-            </w:r>
+              <w:t xml:space="preserve">ombre: </w:t>
+            </w:r>
+            <w:r>
+              <w:t>p</w:t>
+            </w:r>
+            <w:r>
+              <w:t>or eso, el comercio electrónico deja de ser una herramienta operativa para convertirse en una decisión estratégica.</w:t>
+            </w:r>
+          </w:p>
+          <w:p>
             <w:r>
               <w:rPr>
                 <w:b/>
                 <w:bCs/>
               </w:rPr>
-              <w:t xml:space="preserve"> </w:t>
-            </w:r>
-            <w:r>
-              <w:t>e</w:t>
-            </w:r>
-            <w:r>
-              <w:t>stos elementos influyen directamente en la forma como los usuarios interpretan la propuesta de valor de una organización y, por lo tanto, en la manera como perciben su presencia digital.</w:t>
-            </w:r>
-          </w:p>
-          <w:p>
+              <w:t>M</w:t>
+            </w:r>
             <w:r>
               <w:rPr>
                 <w:b/>
                 <w:bCs/>
               </w:rPr>
-              <w:t>H</w:t>
+              <w:t>ujer:</w:t>
             </w:r>
             <w:r>
               <w:rPr>
                 <w:b/>
                 <w:bCs/>
               </w:rPr>
-              <w:t>ombre:</w:t>
-            </w:r>
+              <w:t xml:space="preserve"> </w:t>
+            </w:r>
+            <w:r>
+              <w:t>a</w:t>
+            </w:r>
+            <w:r>
+              <w:t>hora bien, la efectividad del comercio electrónico no depende de un único recurso. Depende de la interacción coordinada de múltiples elementos que conforman un ecosistema digital.</w:t>
+            </w:r>
+          </w:p>
+          <w:p>
             <w:r>
               <w:rPr>
                 <w:b/>
                 <w:bCs/>
               </w:rPr>
-              <w:t xml:space="preserve"> </w:t>
-            </w:r>
-            <w:r>
-              <w:t>c</w:t>
-            </w:r>
-            <w:r>
-              <w:t>omo consecuencia, la comunicación online se transforma en un factor que impacta la visibilidad, la confianza y la capacidad de generar vínculos sostenibles con diferentes públicos.</w:t>
-            </w:r>
-          </w:p>
-          <w:p>
+              <w:t>Hombre:</w:t>
+            </w:r>
             <w:r>
               <w:rPr>
                 <w:b/>
                 <w:bCs/>
               </w:rPr>
-              <w:t>M</w:t>
-            </w:r>
+              <w:t xml:space="preserve"> </w:t>
+            </w:r>
+            <w:r>
+              <w:t>e</w:t>
+            </w:r>
+            <w:r>
+              <w:t>n este ecosistema encontramos las plataformas de comercialización, los canales de comunicación, los sistemas de exhibición de productos, los mecanismos de acceso a la información y los recursos tecnológicos utilizados para gestionar contenidos.</w:t>
+            </w:r>
+          </w:p>
+          <w:p>
             <w:r>
               <w:rPr>
                 <w:b/>
                 <w:bCs/>
               </w:rPr>
-              <w:t>ujer:</w:t>
+              <w:t>M</w:t>
             </w:r>
             <w:r>
               <w:rPr>
                 <w:b/>
                 <w:bCs/>
               </w:rPr>
-              <w:t xml:space="preserve"> </w:t>
-            </w:r>
-            <w:r>
-              <w:t>a</w:t>
-            </w:r>
-            <w:r>
-              <w:t>hora bien, la efectividad de la comunicación online depende de la integración articulada de diversos elementos que intervienen en la gestión de contenidos digitales.</w:t>
-            </w:r>
-          </w:p>
-          <w:p>
+              <w:t>ujer:</w:t>
+            </w:r>
             <w:r>
               <w:rPr>
                 <w:b/>
                 <w:bCs/>
               </w:rPr>
-              <w:t>H</w:t>
-            </w:r>
+              <w:t xml:space="preserve"> </w:t>
+            </w:r>
+            <w:r>
+              <w:t>t</w:t>
+            </w:r>
+            <w:r>
+              <w:t xml:space="preserve">odos ellos operan como componentes interdependientes dentro de un mismo proceso. Es decir, cada elemento puede influir en el funcionamiento de los demás y, en conjunto, en la experiencia del usuario. </w:t>
+            </w:r>
+          </w:p>
+          <w:p>
             <w:r>
               <w:rPr>
                 <w:b/>
                 <w:bCs/>
               </w:rPr>
-              <w:t>ombre:</w:t>
+              <w:lastRenderedPageBreak/>
+              <w:t>H</w:t>
             </w:r>
             <w:r>
               <w:rPr>
                 <w:b/>
                 <w:bCs/>
               </w:rPr>
-              <w:t xml:space="preserve"> </w:t>
-            </w:r>
-            <w:r>
-              <w:t>e</w:t>
-            </w:r>
-            <w:r>
-              <w:t>ntre ellos se encuentran los canales de comunicación, las plataformas digitales, los espacios de interacción y los mecanismos utilizados para distribuir información de manera estratégica.</w:t>
-            </w:r>
-          </w:p>
-          <w:p>
+              <w:t>ombre:</w:t>
+            </w:r>
             <w:r>
               <w:rPr>
                 <w:b/>
                 <w:bCs/>
               </w:rPr>
-              <w:t>M</w:t>
-            </w:r>
+              <w:t xml:space="preserve"> </w:t>
+            </w:r>
+            <w:r>
+              <w:t>c</w:t>
+            </w:r>
+            <w:r>
+              <w:t>uando alguno de estos elementos presenta deficiencias, la experiencia del usuario se ve afectada y disminuye la capacidad de generar valor comercial.</w:t>
+            </w:r>
+          </w:p>
+          <w:p>
             <w:r>
               <w:rPr>
                 <w:b/>
                 <w:bCs/>
               </w:rPr>
-              <w:t>ujer:</w:t>
+              <w:t>M</w:t>
             </w:r>
             <w:r>
               <w:rPr>
                 <w:b/>
                 <w:bCs/>
               </w:rPr>
-              <w:t xml:space="preserve"> </w:t>
-            </w:r>
-            <w:r>
-              <w:t>Estos componentes no operan de forma independiente. Por el contrario, generan relaciones dinámicas donde cada decisión afecta la experiencia del usuario.</w:t>
-            </w:r>
-          </w:p>
-          <w:p>
+              <w:t>ujer:</w:t>
+            </w:r>
             <w:r>
               <w:rPr>
                 <w:b/>
                 <w:bCs/>
               </w:rPr>
-              <w:t>H</w:t>
-            </w:r>
+              <w:t xml:space="preserve"> </w:t>
+            </w:r>
+            <w:r>
+              <w:t>p</w:t>
+            </w:r>
+            <w:r>
+              <w:t>or esta razón, la gestión estratégica del comercio electrónico requiere comprender las relaciones existentes entre visibilidad, accesibilidad, disponibilidad de información e interacción digital.</w:t>
+            </w:r>
+          </w:p>
+          <w:p>
             <w:r>
               <w:rPr>
                 <w:b/>
                 <w:bCs/>
               </w:rPr>
-              <w:t>ombre:</w:t>
+              <w:t>H</w:t>
             </w:r>
             <w:r>
               <w:rPr>
                 <w:b/>
                 <w:bCs/>
               </w:rPr>
-              <w:t xml:space="preserve"> </w:t>
-            </w:r>
-            <w:r>
-              <w:t>c</w:t>
-            </w:r>
-            <w:r>
-              <w:t>uando una organización estructura adecuadamente sus procesos comunicativos, logra mejorar la circulación de información, fortalecer la interacción con sus públicos y aumentar la visibilidad de sus contenidos.</w:t>
-            </w:r>
-          </w:p>
-          <w:p>
+              <w:t>ombre:</w:t>
+            </w:r>
             <w:r>
               <w:rPr>
                 <w:b/>
                 <w:bCs/>
               </w:rPr>
-              <w:lastRenderedPageBreak/>
-              <w:t>M</w:t>
-            </w:r>
+              <w:t xml:space="preserve"> </w:t>
+            </w:r>
+            <w:r>
+              <w:t>l</w:t>
+            </w:r>
+            <w:r>
+              <w:t>a integración adecuada de estos componentes permite construir entornos digitales más eficientes, capaces de responder a las necesidades de los mercados y fortalecer los objetivos comerciales de la organización.</w:t>
+            </w:r>
+          </w:p>
+          <w:p>
             <w:r>
               <w:rPr>
                 <w:b/>
                 <w:bCs/>
               </w:rPr>
-              <w:t>ujer:</w:t>
+              <w:t>H</w:t>
             </w:r>
             <w:r>
               <w:rPr>
                 <w:b/>
                 <w:bCs/>
               </w:rPr>
-              <w:t xml:space="preserve"> </w:t>
-            </w:r>
-            <w:r>
-              <w:t>p</w:t>
-            </w:r>
-            <w:r>
-              <w:t>ara terminar, la aplicación efectiva de la comunicación online requiere mecanismos que permitan coordinar los procesos de difusión, interacción y seguimiento.</w:t>
-            </w:r>
-          </w:p>
-          <w:p>
+              <w:t>ombre:</w:t>
+            </w:r>
             <w:r>
               <w:rPr>
                 <w:b/>
                 <w:bCs/>
               </w:rPr>
-              <w:t>H</w:t>
-            </w:r>
+              <w:t xml:space="preserve"> </w:t>
+            </w:r>
+            <w:r>
+              <w:t>p</w:t>
+            </w:r>
+            <w:r>
+              <w:t>ero consolidar el comercio electrónico como sistema de gestión comercial exige una visión que trascienda la simple presencia digital.</w:t>
+            </w:r>
+          </w:p>
+          <w:p>
             <w:r>
               <w:rPr>
                 <w:b/>
                 <w:bCs/>
               </w:rPr>
-              <w:t>ombre:</w:t>
+              <w:t>M</w:t>
             </w:r>
             <w:r>
               <w:rPr>
                 <w:b/>
                 <w:bCs/>
               </w:rPr>
-              <w:t xml:space="preserve"> </w:t>
-            </w:r>
-            <w:r>
-              <w:t>h</w:t>
-            </w:r>
-            <w:r>
-              <w:t>erramientas como plataformas de gestión de contenidos, espacios de comunicación digital y sistemas de distribución de información facilitan la articulación de acciones orientadas a mantener la coherencia de los mensajes y optimizar la relación con los usuarios.</w:t>
-            </w:r>
-          </w:p>
-          <w:p>
+              <w:t>ujer:</w:t>
+            </w:r>
             <w:r>
               <w:rPr>
                 <w:b/>
                 <w:bCs/>
               </w:rPr>
-              <w:t>M</w:t>
-            </w:r>
+              <w:t xml:space="preserve"> </w:t>
+            </w:r>
+            <w:r>
+              <w:t>l</w:t>
+            </w:r>
+            <w:r>
+              <w:t>as herramientas tecnológicas actúan como facilitadores, pero el factor diferenciador se encuentra en la capacidad de utilizarlas para fortalecer la experiencia de los usuarios y mejorar la gestión comercial.</w:t>
+            </w:r>
+          </w:p>
+          <w:p>
             <w:r>
               <w:rPr>
                 <w:b/>
                 <w:bCs/>
               </w:rPr>
-              <w:t>ujer:</w:t>
+              <w:t>H</w:t>
             </w:r>
             <w:r>
               <w:rPr>
                 <w:b/>
                 <w:bCs/>
               </w:rPr>
-              <w:t xml:space="preserve"> </w:t>
-            </w:r>
-            <w:r>
-              <w:t>s</w:t>
-            </w:r>
-            <w:r>
-              <w:t>in embargo, su verdadero valor reside en la capacidad de integrar estos recursos dentro de una estrategia que responda a objetivos concretos.</w:t>
-            </w:r>
-          </w:p>
-          <w:p>
+              <w:t>ombre:</w:t>
+            </w:r>
             <w:r>
               <w:rPr>
                 <w:b/>
                 <w:bCs/>
               </w:rPr>
-              <w:t>H</w:t>
-            </w:r>
+              <w:t xml:space="preserve"> </w:t>
+            </w:r>
+            <w:r>
+              <w:t>l</w:t>
+            </w:r>
+            <w:r>
+              <w:t>as organizaciones que comprenden esta relación logran transformar los entornos digitales en espacios de interacción estratégica donde convergen exhibición, comunicación y comercialización.</w:t>
+            </w:r>
+          </w:p>
+          <w:p>
             <w:r>
               <w:rPr>
                 <w:b/>
                 <w:bCs/>
               </w:rPr>
-              <w:t>ombre:</w:t>
+              <w:t>M</w:t>
             </w:r>
             <w:r>
               <w:rPr>
                 <w:b/>
                 <w:bCs/>
               </w:rPr>
-              <w:t xml:space="preserve"> </w:t>
-            </w:r>
-            <w:r>
-              <w:t>p</w:t>
-            </w:r>
-            <w:r>
-              <w:t>or eso, una gestión adecuada de la comunicación online se convierte en una fuente de ventaja competitiva…</w:t>
-            </w:r>
-          </w:p>
-          <w:p>
+              <w:t>ujer:</w:t>
+            </w:r>
             <w:r>
               <w:rPr>
                 <w:b/>
                 <w:bCs/>
               </w:rPr>
-              <w:t>M</w:t>
-            </w:r>
+              <w:t xml:space="preserve"> </w:t>
+            </w:r>
+            <w:r>
+              <w:t>e</w:t>
+            </w:r>
+            <w:r>
+              <w:t>l reto, entonces, no consiste solamente en estar presentes en los entornos digitales…</w:t>
+            </w:r>
+          </w:p>
+          <w:p>
             <w:r>
               <w:rPr>
                 <w:b/>
                 <w:bCs/>
               </w:rPr>
-              <w:t>ujer:</w:t>
+              <w:lastRenderedPageBreak/>
+              <w:t>H</w:t>
             </w:r>
             <w:r>
               <w:rPr>
                 <w:b/>
                 <w:bCs/>
               </w:rPr>
-              <w:t xml:space="preserve"> </w:t>
-            </w:r>
-            <w:r>
-              <w:t>…</w:t>
-            </w:r>
-            <w:r>
-              <w:t>u</w:t>
-            </w:r>
-            <w:r>
-              <w:t>na ventaja que no solo beneficia a la organización, sino también a los usuarios que participan en sus ecosistemas digitales.</w:t>
-            </w:r>
-          </w:p>
-          <w:p>
+              <w:t>ombre:</w:t>
+            </w:r>
             <w:r>
               <w:rPr>
                 <w:b/>
                 <w:bCs/>
               </w:rPr>
-              <w:t>H</w:t>
-            </w:r>
+              <w:t xml:space="preserve"> </w:t>
+            </w:r>
+            <w:r>
+              <w:t>…consiste en integrar estratégicamente sus componentes para generar valor, fortalecer la gestión comercial y responder a las necesidades de los mercados.</w:t>
+            </w:r>
+          </w:p>
+          <w:p>
             <w:r>
               <w:rPr>
                 <w:b/>
                 <w:bCs/>
               </w:rPr>
-              <w:t>ombre:</w:t>
+              <w:t>M</w:t>
             </w:r>
             <w:r>
               <w:rPr>
                 <w:b/>
                 <w:bCs/>
               </w:rPr>
+              <w:t>ujer:</w:t>
+            </w:r>
+            <w:r>
+              <w:rPr>
+                <w:b/>
+                <w:bCs/>
+              </w:rPr>
               <w:t xml:space="preserve"> </w:t>
             </w:r>
             <w:r>
               <w:t>g</w:t>
             </w:r>
             <w:r>
-              <w:t>racias por acompañarnos, nos escuchamos en el próximo episodio.</w:t>
+              <w:t>racias por acompañarnos, nos escuchamos en el próximo episodio</w:t>
+            </w:r>
+            <w:r>
+              <w:t>.</w:t>
             </w:r>
           </w:p>
         </w:tc>
       </w:tr>
     </w:tbl>
     <w:p>
+      <w:pPr>
+        <w:rPr>
+          <w:b/>
+          <w:bCs/>
+        </w:rPr>
+      </w:pPr>
+      <w:r>
+        <w:rPr>
+          <w:b/>
+          <w:bCs/>
+        </w:rPr>
+        <w:lastRenderedPageBreak/>
+        <w:t xml:space="preserve">Frase de reflexión </w:t>
+      </w:r>
+    </w:p>
+    <w:p>
+      <w:r>
+        <w:t>La integridad se evidencia cuando las decisiones comerciales se orientan por la transparencia, la responsabilidad y el respeto hacia quienes interactúan en los entornos digitales.</w:t>
+      </w:r>
+    </w:p>
+    <w:p>
+      <w:pPr>
+        <w:spacing w:before="0" w:after="160" w:line="259" w:lineRule="auto"/>
+        <w:ind w:firstLine="0"/>
+      </w:pPr>
+      <w:r>
+        <w:br w:type="page"/>
+      </w:r>
+    </w:p>
+    <w:p>
+      <w:pPr>
+        <w:pStyle w:val="Ttulo1"/>
+      </w:pPr>
+      <w:bookmarkStart w:id="8" w:name="_Toc244268337"/>
+      <w:r>
+        <w:lastRenderedPageBreak/>
+        <w:t xml:space="preserve">Comunicación </w:t>
+      </w:r>
+      <w:r>
+        <w:rPr>
+          <w:rStyle w:val="Extranjerismo"/>
+        </w:rPr>
+        <w:t>online</w:t>
+      </w:r>
+      <w:bookmarkEnd w:id="8"/>
+    </w:p>
+    <w:p>
+      <w:r>
+        <w:t xml:space="preserve">La comunicación </w:t>
+      </w:r>
+      <w:r>
+        <w:rPr>
+          <w:rStyle w:val="Extranjerismo"/>
+        </w:rPr>
+        <w:t>online</w:t>
+      </w:r>
+      <w:r>
+        <w:t xml:space="preserve"> constituye uno de los elementos fundamentales para el desarrollo de actividades comerciales en entornos digitales, ya que facilita el intercambio permanente de información entre organizaciones y usuarios mediante diferentes canales tecnológicos. Su adecuada implementación fortalece la difusión de contenidos, la exhibición de productos y servicios, la atención al cliente y la construcción de relaciones comerciales basadas en la interacción continua y el acceso oportuno a la información. Gracias a estos procesos, las organizaciones pueden establecer una presencia digital más cercana, responder a las necesidades de sus públicos y fortalecer la confianza en sus canales de comunicación.</w:t>
+      </w:r>
+    </w:p>
+    <w:p>
+      <w:r>
+        <w:t xml:space="preserve">En los ecosistemas de comercio electrónico, la comunicación </w:t>
+      </w:r>
+      <w:r>
+        <w:rPr>
+          <w:rStyle w:val="Extranjerismo"/>
+        </w:rPr>
+        <w:t>online</w:t>
+      </w:r>
+      <w:r>
+        <w:t xml:space="preserve"> desempeña un papel estratégico al integrar herramientas y medios que favorecen la circulación de mensajes, la promoción de productos y la interacción con diferentes públicos. La utilización de sitios web, redes sociales, plataformas de mensajería, correo electrónico y otros canales digitales permite mantener un contacto constante con los usuarios, facilitando la divulgación de información relevante y el desarrollo de experiencias de comunicación coherentes con los objetivos comerciales de las organizaciones.</w:t>
+      </w:r>
+    </w:p>
+    <w:p>
+      <w:r>
+        <w:t xml:space="preserve">Comprender los fundamentos de la comunicación </w:t>
+      </w:r>
+      <w:r>
+        <w:rPr>
+          <w:rStyle w:val="Extranjerismo"/>
+        </w:rPr>
+        <w:t>online</w:t>
+      </w:r>
+      <w:r>
+        <w:t xml:space="preserve"> permite reconocer los mecanismos mediante los cuales circulan los mensajes digitales y cómo estos contribuyen a los procesos de posicionamiento, visibilidad y comunicación dentro de los ecosistemas de comercio electrónico. Asimismo, facilita la comprensión de la importancia de diseñar estrategias comunicativas orientadas a fortalecer la presencia </w:t>
+      </w:r>
+      <w:r>
+        <w:lastRenderedPageBreak/>
+        <w:t>digital, mejorar la interacción con los usuarios y apoyar los procesos de exhibición y comercialización en entornos electrónicos.</w:t>
+      </w:r>
+    </w:p>
+    <w:p>
+      <w:pPr>
+        <w:pStyle w:val="Ttulo2"/>
+      </w:pPr>
+      <w:bookmarkStart w:id="9" w:name="_Toc244268338"/>
+      <w:r>
+        <w:t>Concepto</w:t>
+      </w:r>
+      <w:bookmarkEnd w:id="9"/>
+    </w:p>
+    <w:p>
+      <w:r>
+        <w:t xml:space="preserve">La comunicación </w:t>
+      </w:r>
+      <w:r>
+        <w:rPr>
+          <w:rStyle w:val="Extranjerismo"/>
+        </w:rPr>
+        <w:t>online</w:t>
+      </w:r>
+      <w:r>
+        <w:t xml:space="preserve"> corresponde al proceso mediante el cual las organizaciones y los usuarios intercambian información utilizando medios digitales conectados a internet; su finalidad consiste en facilitar la transmisión de mensajes, contenidos y datos que contribuyen al desarrollo de actividades comerciales, informativas y de interacción. Este proceso se caracteriza por su capacidad para superar limitaciones geográficas y favorecer la conectividad permanente entre diferentes actores.</w:t>
+      </w:r>
+    </w:p>
+    <w:p>
+      <w:r>
+        <w:t xml:space="preserve">La evolución de las tecnologías digitales ha fortalecido el papel de la comunicación </w:t>
+      </w:r>
+      <w:r>
+        <w:rPr>
+          <w:rStyle w:val="Extranjerismo"/>
+        </w:rPr>
+        <w:t>online</w:t>
+      </w:r>
+      <w:r>
+        <w:t xml:space="preserve"> dentro de los ecosistemas comerciales. Gracias a su implementación, las organizaciones pueden establecer canales de contacto más dinámicos y accesibles para sus públicos, facilitando la circulación de información relacionada con productos, servicios y actividades comerciales. Esta capacidad contribuye a mejorar la visibilidad organizacional y fortalecer la presencia digital.</w:t>
+      </w:r>
+    </w:p>
+    <w:p>
+      <w:r>
+        <w:t xml:space="preserve">Desde una perspectiva estratégica, la comunicación </w:t>
+      </w:r>
+      <w:r>
+        <w:rPr>
+          <w:rStyle w:val="Extranjerismo"/>
+        </w:rPr>
+        <w:t>online</w:t>
+      </w:r>
+      <w:r>
+        <w:t xml:space="preserve"> favorece la construcción de relaciones sostenidas entre organizaciones y usuarios. Su adecuada utilización permite mantener flujos constantes de información, fortalecer la interacción digital y facilitar el acceso a contenidos relevantes para los diferentes públicos. Por esta razón, constituye un componente esencial dentro de los procesos de comercio electrónico y exhibición digital.</w:t>
+      </w:r>
+    </w:p>
+    <w:p>
+      <w:r>
+        <w:rPr>
+          <w:b/>
+          <w:bCs/>
+        </w:rPr>
+        <w:lastRenderedPageBreak/>
+        <w:t>Ejemplo aplicado</w:t>
+      </w:r>
+      <w:r>
+        <w:t xml:space="preserve">. </w:t>
+      </w:r>
+      <w:r>
+        <w:t>Una empresa dedicada a la comercialización de productos para mascotas implementó diferentes medios digitales para compartir información sobre sus productos y mantener contacto permanente con sus clientes. Gracias a esta estrategia logró fortalecer la comunicación con sus usuarios, mejorar la disponibilidad de información comercial y facilitar el acceso a contenidos relacionados con sus servicios. Como resultado, incrementó la interacción digital y consolidó su presencia en los entornos electrónicos donde opera.</w:t>
+      </w:r>
+    </w:p>
+    <w:p>
+      <w:pPr>
+        <w:pStyle w:val="Ttulo2"/>
+      </w:pPr>
+      <w:bookmarkStart w:id="10" w:name="_Toc244268339"/>
+      <w:r>
+        <w:t>Estrategias</w:t>
+      </w:r>
+      <w:bookmarkEnd w:id="10"/>
+    </w:p>
+    <w:p>
+      <w:r>
+        <w:t xml:space="preserve">Las estrategias de comunicación </w:t>
+      </w:r>
+      <w:r>
+        <w:rPr>
+          <w:rStyle w:val="Extranjerismo"/>
+        </w:rPr>
+        <w:t>online</w:t>
+      </w:r>
+      <w:r>
+        <w:t xml:space="preserve"> corresponden al conjunto de acciones orientadas a organizar, gestionar y fortalecer la interacción digital entre organizaciones y públicos objetivos. Estas estrategias permiten planificar la difusión de mensajes y facilitar la circulación de información mediante diferentes medios digitales, su adecuada implementación contribuye al fortalecimiento de la presencia digital y la visibilidad de los contenidos comerciales.</w:t>
+      </w:r>
+    </w:p>
+    <w:p>
+      <w:r>
+        <w:t xml:space="preserve">El desarrollo de estrategias de comunicación </w:t>
+      </w:r>
+      <w:r>
+        <w:rPr>
+          <w:rStyle w:val="Extranjerismo"/>
+        </w:rPr>
+        <w:t>online</w:t>
+      </w:r>
+      <w:r>
+        <w:t xml:space="preserve"> requiere identificar los objetivos comunicativos y establecer mecanismos adecuados para transmitir información relevante a los usuarios. La coherencia entre los mensajes emitidos y las características del público favorece una interacción más efectiva y fortalece los procesos de comunicación dentro de los entornos digitales</w:t>
+      </w:r>
+      <w:r>
+        <w:t>.</w:t>
+      </w:r>
+      <w:r>
+        <w:t xml:space="preserve"> </w:t>
+      </w:r>
+      <w:r>
+        <w:t>E</w:t>
+      </w:r>
+      <w:r>
+        <w:t>ste enfoque permite optimizar los recursos utilizados en la difusión de contenidos.</w:t>
+      </w:r>
+    </w:p>
+    <w:p>
+      <w:pPr>
+        <w:spacing w:before="0" w:after="160" w:line="259" w:lineRule="auto"/>
+        <w:ind w:firstLine="0"/>
+        <w:rPr>
+          <w:b/>
+          <w:bCs/>
+        </w:rPr>
+      </w:pPr>
+      <w:r>
+        <w:rPr>
+          <w:b/>
+          <w:bCs/>
+        </w:rPr>
+        <w:br w:type="page"/>
+      </w:r>
+    </w:p>
+    <w:p>
+      <w:pPr>
+        <w:rPr>
+          <w:b/>
+          <w:bCs/>
+        </w:rPr>
+      </w:pPr>
+      <w:r>
+        <w:rPr>
+          <w:b/>
+          <w:bCs/>
+        </w:rPr>
+        <w:lastRenderedPageBreak/>
+        <w:t xml:space="preserve">Elementos asociados a las estrategias de comunicación </w:t>
+      </w:r>
+      <w:r>
+        <w:rPr>
+          <w:rStyle w:val="Extranjerismo"/>
+          <w:b/>
+          <w:bCs/>
+        </w:rPr>
+        <w:t>online</w:t>
+      </w:r>
+    </w:p>
+    <w:p>
+      <w:pPr>
+        <w:pStyle w:val="Prrafodelista"/>
+        <w:numPr>
+          <w:ilvl w:val="0"/>
+          <w:numId w:val="23"/>
+        </w:numPr>
+        <w:rPr>
+          <w:b/>
+          <w:bCs/>
+        </w:rPr>
+      </w:pPr>
+      <w:r>
+        <w:rPr>
+          <w:b/>
+          <w:bCs/>
+        </w:rPr>
+        <w:t xml:space="preserve">Objetivos comunicativos </w:t>
+      </w:r>
+      <w:r>
+        <w:rPr>
+          <w:b/>
+          <w:bCs/>
+        </w:rPr>
+        <w:t>–</w:t>
+      </w:r>
+      <w:r>
+        <w:rPr>
+          <w:b/>
+          <w:bCs/>
+        </w:rPr>
+        <w:t xml:space="preserve"> </w:t>
+      </w:r>
+      <w:r>
+        <w:rPr>
+          <w:b/>
+          <w:bCs/>
+        </w:rPr>
+        <w:t>Definen que se desea lograr con la comunicación</w:t>
+      </w:r>
+    </w:p>
+    <w:p>
+      <w:pPr>
+        <w:ind w:left="1416" w:firstLine="1"/>
+      </w:pPr>
+      <w:r>
+        <w:t>Los objetivos comunicativos definen el propósito de los mensajes que una organización transmite mediante sus canales digitales. Su formulación orienta la planificación de las acciones de comunicación, facilita la selección de los medios adecuados y permite evaluar los resultados obtenidos. Establecer objetivos claros contribuye a fortalecer la relación con los usuarios, promover productos o servicios y apoyar el cumplimiento de las metas comerciales en entornos digitales.</w:t>
+      </w:r>
+    </w:p>
+    <w:p>
+      <w:pPr>
+        <w:pStyle w:val="Prrafodelista"/>
+        <w:numPr>
+          <w:ilvl w:val="0"/>
+          <w:numId w:val="23"/>
+        </w:numPr>
+        <w:rPr>
+          <w:b/>
+          <w:bCs/>
+        </w:rPr>
+      </w:pPr>
+      <w:r>
+        <w:rPr>
+          <w:b/>
+          <w:bCs/>
+        </w:rPr>
+        <w:t>Gestión de contenidos – Organiza la información para mantenerla útil y actualizada</w:t>
+      </w:r>
+    </w:p>
+    <w:p>
+      <w:pPr>
+        <w:ind w:left="1416" w:firstLine="1"/>
+      </w:pPr>
+      <w:r>
+        <w:t>La gestión de contenidos comprende la planificación, organización, actualización y publicación de la información difundida en los diferentes canales digitales. Una adecuada administración garantiza contenidos pertinentes, claros y actualizados, favoreciendo la calidad de la comunicación y la confianza de los usuarios. Además, facilita la difusión de información sobre productos, servicios y promociones de manera organizada y coherente con la estrategia de la organización.</w:t>
+      </w:r>
+    </w:p>
+    <w:p>
+      <w:pPr>
+        <w:spacing w:before="0" w:after="160" w:line="259" w:lineRule="auto"/>
+        <w:ind w:firstLine="0"/>
+      </w:pPr>
+      <w:r>
+        <w:br w:type="page"/>
+      </w:r>
+    </w:p>
+    <w:p>
+      <w:pPr>
+        <w:pStyle w:val="Prrafodelista"/>
+        <w:numPr>
+          <w:ilvl w:val="0"/>
+          <w:numId w:val="23"/>
+        </w:numPr>
+        <w:rPr>
+          <w:b/>
+          <w:bCs/>
+        </w:rPr>
+      </w:pPr>
+      <w:r>
+        <w:rPr>
+          <w:b/>
+          <w:bCs/>
+        </w:rPr>
+        <w:lastRenderedPageBreak/>
+        <w:t>Interacción digital – Fortalece la relación entre la organización y sus usuarios</w:t>
+      </w:r>
+    </w:p>
+    <w:p>
+      <w:pPr>
+        <w:ind w:left="1416" w:firstLine="1"/>
+      </w:pPr>
+      <w:r>
+        <w:t>La interacción digital corresponde al intercambio de información entre organizaciones y usuarios mediante diferentes medios tecnológicos. Este proceso favorece la atención de consultas, la respuesta a solicitudes y el fortalecimiento de relaciones comerciales basadas en una comunicación oportuna y permanente. Una interacción efectiva contribuye a mejorar la experiencia del usuario, incrementar la confianza y fortalecer la presencia de la organización en los entornos digitales.</w:t>
+      </w:r>
+    </w:p>
+    <w:p>
+      <w:pPr>
+        <w:pStyle w:val="Prrafodelista"/>
+        <w:numPr>
+          <w:ilvl w:val="0"/>
+          <w:numId w:val="23"/>
+        </w:numPr>
+        <w:rPr>
+          <w:b/>
+          <w:bCs/>
+        </w:rPr>
+      </w:pPr>
+      <w:r>
+        <w:rPr>
+          <w:b/>
+          <w:bCs/>
+        </w:rPr>
+        <w:t xml:space="preserve">Visibilidad – Incrementa </w:t>
+      </w:r>
+      <w:r>
+        <w:rPr>
+          <w:b/>
+          <w:bCs/>
+        </w:rPr>
+        <w:t xml:space="preserve">el </w:t>
+      </w:r>
+      <w:r>
+        <w:rPr>
+          <w:b/>
+          <w:bCs/>
+        </w:rPr>
+        <w:t>alcance y el reconocimiento de los contenidos digitales</w:t>
+      </w:r>
+    </w:p>
+    <w:p>
+      <w:pPr>
+        <w:ind w:left="1416" w:firstLine="1"/>
+      </w:pPr>
+      <w:r>
+        <w:t>La visibilidad hace referencia al alcance que logran los contenidos digitales dentro de los diferentes canales de comunicación. Una estrategia orientada a fortalecer la visibilidad facilita que los usuarios encuentren información sobre productos, servicios o marcas mediante sitios web, redes sociales y otros medios digitales. La publicación de contenidos relevantes y actualizados favorece el posicionamiento de la organización y amplía las oportunidades de interacción con sus públicos.</w:t>
+      </w:r>
+    </w:p>
+    <w:p>
+      <w:r>
+        <w:t xml:space="preserve">Desde una perspectiva aplicada, las estrategias de comunicación </w:t>
+      </w:r>
+      <w:r>
+        <w:rPr>
+          <w:rStyle w:val="Extranjerismo"/>
+        </w:rPr>
+        <w:t>online</w:t>
+      </w:r>
+      <w:r>
+        <w:t xml:space="preserve"> contribuyen a mejorar la organización de los procesos comunicativos y facilitan la construcción de relaciones sostenibles con los usuarios. Su implementación permite </w:t>
+      </w:r>
+      <w:r>
+        <w:lastRenderedPageBreak/>
+        <w:t>fortalecer la visibilidad de productos y servicios, mejorar la circulación de información y favorecer la interacción dentro de los canales digitales utilizados por las organizaciones.</w:t>
+      </w:r>
+    </w:p>
+    <w:p>
+      <w:pPr>
+        <w:rPr>
+          <w:b/>
+          <w:bCs/>
+        </w:rPr>
+      </w:pPr>
+      <w:r>
+        <w:rPr>
+          <w:b/>
+          <w:bCs/>
+        </w:rPr>
+        <w:t>Clave estratégica</w:t>
+      </w:r>
+    </w:p>
+    <w:p>
+      <w:r>
+        <w:t xml:space="preserve">La planificación de estrategias de comunicación </w:t>
+      </w:r>
+      <w:r>
+        <w:rPr>
+          <w:rStyle w:val="Extranjerismo"/>
+        </w:rPr>
+        <w:t>online</w:t>
+      </w:r>
+      <w:r>
+        <w:t xml:space="preserve"> fortalece la difusión de contenidos y mejora la interacción con los usuarios.</w:t>
+      </w:r>
+    </w:p>
+    <w:p>
+      <w:pPr>
+        <w:pStyle w:val="Ttulo2"/>
+      </w:pPr>
+      <w:bookmarkStart w:id="11" w:name="_Toc244268340"/>
+      <w:r>
+        <w:rPr>
+          <w:rStyle w:val="Extranjerismo"/>
+        </w:rPr>
+        <w:t>Marketplace</w:t>
+      </w:r>
+      <w:bookmarkEnd w:id="11"/>
+    </w:p>
+    <w:p>
+      <w:r>
+        <w:t xml:space="preserve">El </w:t>
+      </w:r>
+      <w:r>
+        <w:rPr>
+          <w:rStyle w:val="Extranjerismo"/>
+        </w:rPr>
+        <w:t>marketplace</w:t>
+      </w:r>
+      <w:r>
+        <w:t xml:space="preserve"> corresponde a un entorno digital que facilita la interacción comercial entre múltiples vendedores y compradores dentro de una misma plataforma</w:t>
+      </w:r>
+      <w:r>
+        <w:t>.</w:t>
+      </w:r>
+      <w:r>
+        <w:t xml:space="preserve"> </w:t>
+      </w:r>
+      <w:r>
+        <w:t>S</w:t>
+      </w:r>
+      <w:r>
+        <w:t>u funcionamiento permite centralizar la oferta de productos y servicios, facilitando la consulta, comparación y acceso a diferentes alternativas comerciales por parte de los usuarios. Este modelo se ha consolidado como un mecanismo relevante dentro del comercio electrónico debido a su capacidad para integrar diferentes actores en un mismo espacio digital.</w:t>
+      </w:r>
+    </w:p>
+    <w:p>
+      <w:r>
+        <w:t xml:space="preserve">La estructura de un </w:t>
+      </w:r>
+      <w:r>
+        <w:rPr>
+          <w:rStyle w:val="Extranjerismo"/>
+        </w:rPr>
+        <w:t>marketplace</w:t>
+      </w:r>
+      <w:r>
+        <w:t xml:space="preserve"> favorece la visibilidad de los productos mediante la agrupación de múltiples oferentes en una plataforma común</w:t>
+      </w:r>
+      <w:r>
+        <w:t>.</w:t>
+      </w:r>
+      <w:r>
+        <w:t xml:space="preserve"> </w:t>
+      </w:r>
+      <w:r>
+        <w:t>E</w:t>
+      </w:r>
+      <w:r>
+        <w:t>sta característica permite ampliar las posibilidades de exposición comercial y facilita a los usuarios la búsqueda de información relacionada con diversas categorías de productos. Como resultado, se genera un entorno que promueve la interacción comercial y la disponibilidad de opciones para los consumidores.</w:t>
+      </w:r>
+    </w:p>
+    <w:p>
+      <w:pPr>
+        <w:spacing w:before="0" w:after="160" w:line="259" w:lineRule="auto"/>
+        <w:ind w:firstLine="0"/>
+        <w:rPr>
+          <w:rStyle w:val="Extranjerismo"/>
+          <w:b/>
+          <w:bCs/>
+        </w:rPr>
+      </w:pPr>
+      <w:r>
+        <w:rPr>
+          <w:rStyle w:val="Extranjerismo"/>
+          <w:b/>
+          <w:bCs/>
+        </w:rPr>
+        <w:br w:type="page"/>
+      </w:r>
+    </w:p>
+    <w:p>
+      <w:pPr>
+        <w:rPr>
+          <w:rStyle w:val="Extranjerismo"/>
+          <w:b/>
+          <w:bCs/>
+        </w:rPr>
+      </w:pPr>
+      <w:r>
+        <w:rPr>
+          <w:rStyle w:val="Extranjerismo"/>
+          <w:b/>
+          <w:bCs/>
+        </w:rPr>
+        <w:lastRenderedPageBreak/>
+        <w:t>Marketplace</w:t>
+      </w:r>
+    </w:p>
+    <w:p>
+      <w:r>
+        <w:t xml:space="preserve">Lo invitamos a consultar el siguiente video por medio del cual podrá profundizar en la temática abordada, el cual explica el concepto de </w:t>
+      </w:r>
+      <w:r>
+        <w:rPr>
+          <w:rStyle w:val="Extranjerismo"/>
+        </w:rPr>
+        <w:t>marketplace</w:t>
+      </w:r>
+      <w:r>
+        <w:t xml:space="preserve"> como un entorno de comercio digital donde compradores y vendedores interactúan para realizar transacciones comerciales.</w:t>
+      </w:r>
+      <w:r>
+        <w:t xml:space="preserve"> </w:t>
+      </w:r>
+      <w:r>
+        <w:t>Enlace</w:t>
+      </w:r>
+      <w:r>
+        <w:t xml:space="preserve">: </w:t>
+      </w:r>
+      <w:hyperlink r:id="rId15" w:history="1">
+        <w:r>
+          <w:rPr>
+            <w:rStyle w:val="Hipervnculo"/>
+          </w:rPr>
+          <w:t>https://www.youtube.com/watch?v=UAlKxl86Xlg</w:t>
+        </w:r>
+      </w:hyperlink>
+      <w:r>
+        <w:t xml:space="preserve"> </w:t>
+      </w:r>
+    </w:p>
+    <w:p>
+      <w:r>
+        <w:t xml:space="preserve">Desde una perspectiva estratégica, el </w:t>
+      </w:r>
+      <w:r>
+        <w:rPr>
+          <w:rStyle w:val="Extranjerismo"/>
+        </w:rPr>
+        <w:t>marketplace</w:t>
+      </w:r>
+      <w:r>
+        <w:t xml:space="preserve"> constituye un canal que contribuye al fortalecimiento de la presencia digital de las organizaciones</w:t>
+      </w:r>
+      <w:r>
+        <w:t>.</w:t>
+      </w:r>
+      <w:r>
+        <w:t xml:space="preserve"> </w:t>
+      </w:r>
+      <w:r>
+        <w:t>S</w:t>
+      </w:r>
+      <w:r>
+        <w:t xml:space="preserve">u utilización permite ampliar el alcance de los productos, facilitar la interacción con nuevos públicos y aprovechar infraestructuras digitales previamente consolidadas. Estas condiciones convierten al </w:t>
+      </w:r>
+      <w:r>
+        <w:rPr>
+          <w:rStyle w:val="Extranjerismo"/>
+        </w:rPr>
+        <w:t>marketplace</w:t>
+      </w:r>
+      <w:r>
+        <w:t xml:space="preserve"> en una alternativa relevante para apoyar procesos de exhibición y comercialización dentro de entornos electrónicos.</w:t>
+      </w:r>
+    </w:p>
+    <w:p>
+      <w:r>
+        <w:rPr>
+          <w:b/>
+          <w:bCs/>
+        </w:rPr>
+        <w:t>Ejemplo aplicado</w:t>
+      </w:r>
+      <w:r>
+        <w:rPr>
+          <w:b/>
+          <w:bCs/>
+        </w:rPr>
+        <w:t xml:space="preserve">. </w:t>
+      </w:r>
+      <w:r>
+        <w:t xml:space="preserve">Una empresa dedicada a la comercialización de accesorios tecnológicos decidió incorporar sus productos en un </w:t>
+      </w:r>
+      <w:r>
+        <w:rPr>
+          <w:rStyle w:val="Extranjerismo"/>
+        </w:rPr>
+        <w:t>marketplace</w:t>
+      </w:r>
+      <w:r>
+        <w:t xml:space="preserve"> reconocido. Gracias a esta decisión, logró aumentar la visibilidad de sus referencias comerciales y facilitar el acceso de nuevos usuarios a su catálogo digital. La plataforma permitió presentar información organizada sobre los productos, mejorar las oportunidades de consulta y fortalecer la presencia de la organización en el entorno digital.</w:t>
+      </w:r>
+    </w:p>
+    <w:p>
+      <w:r>
+        <w:t>Lo invitamos a consultar</w:t>
+      </w:r>
+      <w:r>
+        <w:t xml:space="preserve"> </w:t>
+      </w:r>
+      <w:r>
+        <w:t>el siguiente p</w:t>
+      </w:r>
+      <w:r>
+        <w:t>ó</w:t>
+      </w:r>
+      <w:r>
+        <w:t xml:space="preserve">dcast para profundizar sobre el </w:t>
+      </w:r>
+      <w:r>
+        <w:rPr>
+          <w:rStyle w:val="Extranjerismo"/>
+        </w:rPr>
+        <w:t>marketplace</w:t>
+      </w:r>
+      <w:r>
+        <w:t xml:space="preserve"> y así afianzar los conceptos asociados al mismo.</w:t>
+      </w:r>
+    </w:p>
+    <w:p>
+      <w:pPr>
+        <w:spacing w:before="0" w:after="160" w:line="259" w:lineRule="auto"/>
+        <w:ind w:firstLine="0"/>
+      </w:pPr>
+    </w:p>
+    <w:p>
+      <w:pPr>
+        <w:rPr>
+          <w:b/>
+          <w:bCs/>
+        </w:rPr>
+      </w:pPr>
+    </w:p>
+    <w:tbl>
+      <w:tblPr>
+        <w:tblStyle w:val="Tablaconcuadrcula"/>
+        <w:tblW w:w="0" w:type="auto"/>
+        <w:tblLook w:val="04A0" w:firstRow="1" w:lastRow="0" w:firstColumn="1" w:lastColumn="0" w:noHBand="0" w:noVBand="1"/>
+      </w:tblPr>
+      <w:tblGrid>
+        <w:gridCol w:w="9962"/>
+      </w:tblGrid>
+      <w:tr>
+        <w:tc>
+          <w:tcPr>
+            <w:tcW w:w="9962" w:type="dxa"/>
+          </w:tcPr>
+          <w:p>
+            <w:pPr>
+              <w:spacing w:before="0" w:after="160" w:line="259" w:lineRule="auto"/>
+              <w:ind w:firstLine="0"/>
+              <w:rPr>
+                <w:b/>
+                <w:bCs/>
+              </w:rPr>
+            </w:pPr>
+            <w:r>
+              <w:rPr>
+                <w:b/>
+                <w:bCs/>
+              </w:rPr>
+              <w:lastRenderedPageBreak/>
+              <w:t xml:space="preserve">Transcripción del pódcast. </w:t>
+            </w:r>
+            <w:r>
+              <w:rPr>
+                <w:b/>
+                <w:bCs/>
+              </w:rPr>
+              <w:t xml:space="preserve">Comunicación </w:t>
+            </w:r>
+            <w:r>
+              <w:rPr>
+                <w:rStyle w:val="Extranjerismo"/>
+                <w:b/>
+                <w:bCs/>
+              </w:rPr>
+              <w:t>online</w:t>
+            </w:r>
+            <w:r>
+              <w:rPr>
+                <w:b/>
+                <w:bCs/>
+              </w:rPr>
+              <w:t xml:space="preserve"> estratégica</w:t>
+            </w:r>
+          </w:p>
+        </w:tc>
+      </w:tr>
+      <w:tr>
+        <w:tc>
+          <w:tcPr>
+            <w:tcW w:w="9962" w:type="dxa"/>
+          </w:tcPr>
+          <w:p>
+            <w:r>
+              <w:rPr>
+                <w:b/>
+                <w:bCs/>
+              </w:rPr>
+              <w:t>H</w:t>
+            </w:r>
+            <w:r>
+              <w:rPr>
+                <w:b/>
+                <w:bCs/>
+              </w:rPr>
+              <w:t>ombre:</w:t>
+            </w:r>
+            <w:r>
+              <w:rPr>
+                <w:b/>
+                <w:bCs/>
+              </w:rPr>
+              <w:t xml:space="preserve"> </w:t>
+            </w:r>
+            <w:r>
+              <w:t>¡Bienvenidos a este espacio formativo! La comunicación online se ha consolidado como uno de los componentes más influyentes dentro de los ecosistemas digitales contemporáneos.</w:t>
+            </w:r>
+          </w:p>
+          <w:p>
+            <w:r>
+              <w:rPr>
+                <w:b/>
+                <w:bCs/>
+              </w:rPr>
+              <w:t>M</w:t>
+            </w:r>
+            <w:r>
+              <w:rPr>
+                <w:b/>
+                <w:bCs/>
+              </w:rPr>
+              <w:t>ujer:</w:t>
+            </w:r>
+            <w:r>
+              <w:rPr>
+                <w:b/>
+                <w:bCs/>
+              </w:rPr>
+              <w:t xml:space="preserve"> </w:t>
+            </w:r>
+            <w:r>
+              <w:t>e</w:t>
+            </w:r>
+            <w:r>
+              <w:t>sto se debe a su capacidad para conectar organizaciones, mercados y usuarios mediante flujos permanentes de información.</w:t>
+            </w:r>
+          </w:p>
+          <w:p>
+            <w:r>
+              <w:rPr>
+                <w:b/>
+                <w:bCs/>
+              </w:rPr>
+              <w:t>H</w:t>
+            </w:r>
+            <w:r>
+              <w:rPr>
+                <w:b/>
+                <w:bCs/>
+              </w:rPr>
+              <w:t xml:space="preserve">ombre: </w:t>
+            </w:r>
+            <w:r>
+              <w:t>p</w:t>
+            </w:r>
+            <w:r>
+              <w:t>ero hablar de comunicación online es hablar de mucho más que de un simple intercambio de mensajes a través de internet.</w:t>
+            </w:r>
+          </w:p>
+          <w:p>
+            <w:r>
+              <w:rPr>
+                <w:b/>
+                <w:bCs/>
+              </w:rPr>
+              <w:t>M</w:t>
+            </w:r>
+            <w:r>
+              <w:rPr>
+                <w:b/>
+                <w:bCs/>
+              </w:rPr>
+              <w:t>ujer:</w:t>
+            </w:r>
+            <w:r>
+              <w:rPr>
+                <w:b/>
+                <w:bCs/>
+              </w:rPr>
+              <w:t xml:space="preserve"> </w:t>
+            </w:r>
+            <w:r>
+              <w:t>c</w:t>
+            </w:r>
+            <w:r>
+              <w:t>onstituye un sistema estratégico que condiciona la forma en que las organizaciones construyen relaciones, gestionan percepciones y fortalecen su presencia en entornos altamente competitivos.</w:t>
+            </w:r>
+          </w:p>
+          <w:p>
+            <w:r>
+              <w:rPr>
+                <w:b/>
+                <w:bCs/>
+              </w:rPr>
+              <w:t>H</w:t>
+            </w:r>
+            <w:r>
+              <w:rPr>
+                <w:b/>
+                <w:bCs/>
+              </w:rPr>
+              <w:t xml:space="preserve">ombre: </w:t>
+            </w:r>
+            <w:r>
+              <w:t>s</w:t>
+            </w:r>
+            <w:r>
+              <w:t>u relevancia también está relacionada con la manera en que circula la información: de forma inmediata, multidireccional y permanente.</w:t>
+            </w:r>
+          </w:p>
+          <w:p>
+            <w:r>
+              <w:rPr>
+                <w:b/>
+                <w:bCs/>
+              </w:rPr>
+              <w:t>M</w:t>
+            </w:r>
+            <w:r>
+              <w:rPr>
+                <w:b/>
+                <w:bCs/>
+              </w:rPr>
+              <w:t>ujer:</w:t>
+            </w:r>
+            <w:r>
+              <w:rPr>
+                <w:b/>
+                <w:bCs/>
+              </w:rPr>
+              <w:t xml:space="preserve"> </w:t>
+            </w:r>
+            <w:r>
+              <w:t>e</w:t>
+            </w:r>
+            <w:r>
+              <w:t>sto genera escenarios donde la interacción deja de ser un evento aislado para convertirse en un proceso continuo. Por eso, cada mensaje y cada interacción pueden influir en la relación con los usuarios.</w:t>
+            </w:r>
+          </w:p>
+          <w:p>
+            <w:r>
+              <w:rPr>
+                <w:b/>
+                <w:bCs/>
+              </w:rPr>
+              <w:t>H</w:t>
+            </w:r>
+            <w:r>
+              <w:rPr>
+                <w:b/>
+                <w:bCs/>
+              </w:rPr>
+              <w:t xml:space="preserve">ombre: </w:t>
+            </w:r>
+            <w:r>
+              <w:t>e</w:t>
+            </w:r>
+            <w:r>
+              <w:t>n este contexto, la calidad de los mensajes, la coherencia de los contenidos y la capacidad de respuesta adquieren una importancia determinante.</w:t>
+            </w:r>
+          </w:p>
+          <w:p>
+            <w:r>
+              <w:rPr>
+                <w:b/>
+                <w:bCs/>
+              </w:rPr>
+              <w:lastRenderedPageBreak/>
+              <w:t>M</w:t>
+            </w:r>
+            <w:r>
+              <w:rPr>
+                <w:b/>
+                <w:bCs/>
+              </w:rPr>
+              <w:t>ujer:</w:t>
+            </w:r>
+            <w:r>
+              <w:rPr>
+                <w:b/>
+                <w:bCs/>
+              </w:rPr>
+              <w:t xml:space="preserve"> </w:t>
+            </w:r>
+            <w:r>
+              <w:t>e</w:t>
+            </w:r>
+            <w:r>
+              <w:t>stos elementos influyen directamente en la forma como los usuarios interpretan la propuesta de valor de una organización y, por lo tanto, en la manera como perciben su presencia digital.</w:t>
+            </w:r>
+          </w:p>
+          <w:p>
+            <w:r>
+              <w:rPr>
+                <w:b/>
+                <w:bCs/>
+              </w:rPr>
+              <w:t>H</w:t>
+            </w:r>
+            <w:r>
+              <w:rPr>
+                <w:b/>
+                <w:bCs/>
+              </w:rPr>
+              <w:t>ombre:</w:t>
+            </w:r>
+            <w:r>
+              <w:rPr>
+                <w:b/>
+                <w:bCs/>
+              </w:rPr>
+              <w:t xml:space="preserve"> </w:t>
+            </w:r>
+            <w:r>
+              <w:t>c</w:t>
+            </w:r>
+            <w:r>
+              <w:t>omo consecuencia, la comunicación online se transforma en un factor que impacta la visibilidad, la confianza y la capacidad de generar vínculos sostenibles con diferentes públicos.</w:t>
+            </w:r>
+          </w:p>
+          <w:p>
+            <w:r>
+              <w:rPr>
+                <w:b/>
+                <w:bCs/>
+              </w:rPr>
+              <w:t>M</w:t>
+            </w:r>
+            <w:r>
+              <w:rPr>
+                <w:b/>
+                <w:bCs/>
+              </w:rPr>
+              <w:t>ujer:</w:t>
+            </w:r>
+            <w:r>
+              <w:rPr>
+                <w:b/>
+                <w:bCs/>
+              </w:rPr>
+              <w:t xml:space="preserve"> </w:t>
+            </w:r>
+            <w:r>
+              <w:t>a</w:t>
+            </w:r>
+            <w:r>
+              <w:t>hora bien, la efectividad de la comunicación online depende de la integración articulada de diversos elementos que intervienen en la gestión de contenidos digitales.</w:t>
+            </w:r>
+          </w:p>
+          <w:p>
+            <w:r>
+              <w:rPr>
+                <w:b/>
+                <w:bCs/>
+              </w:rPr>
+              <w:t>H</w:t>
+            </w:r>
+            <w:r>
+              <w:rPr>
+                <w:b/>
+                <w:bCs/>
+              </w:rPr>
+              <w:t>ombre:</w:t>
+            </w:r>
+            <w:r>
+              <w:rPr>
+                <w:b/>
+                <w:bCs/>
+              </w:rPr>
+              <w:t xml:space="preserve"> </w:t>
+            </w:r>
+            <w:r>
+              <w:t>e</w:t>
+            </w:r>
+            <w:r>
+              <w:t>ntre ellos se encuentran los canales de comunicación, las plataformas digitales, los espacios de interacción y los mecanismos utilizados para distribuir información de manera estratégica.</w:t>
+            </w:r>
+          </w:p>
+          <w:p>
+            <w:r>
+              <w:rPr>
+                <w:b/>
+                <w:bCs/>
+              </w:rPr>
+              <w:t>M</w:t>
+            </w:r>
+            <w:r>
+              <w:rPr>
+                <w:b/>
+                <w:bCs/>
+              </w:rPr>
+              <w:t>ujer:</w:t>
+            </w:r>
+            <w:r>
+              <w:rPr>
+                <w:b/>
+                <w:bCs/>
+              </w:rPr>
+              <w:t xml:space="preserve"> </w:t>
+            </w:r>
+            <w:r>
+              <w:t>Estos componentes no operan de forma independiente. Por el contrario, generan relaciones dinámicas donde cada decisión afecta la experiencia del usuario.</w:t>
+            </w:r>
+          </w:p>
+          <w:p>
+            <w:r>
+              <w:rPr>
+                <w:b/>
+                <w:bCs/>
+              </w:rPr>
+              <w:t>H</w:t>
+            </w:r>
+            <w:r>
+              <w:rPr>
+                <w:b/>
+                <w:bCs/>
+              </w:rPr>
+              <w:t>ombre:</w:t>
+            </w:r>
+            <w:r>
+              <w:rPr>
+                <w:b/>
+                <w:bCs/>
+              </w:rPr>
+              <w:t xml:space="preserve"> </w:t>
+            </w:r>
+            <w:r>
+              <w:t>c</w:t>
+            </w:r>
+            <w:r>
+              <w:t>uando una organización estructura adecuadamente sus procesos comunicativos, logra mejorar la circulación de información, fortalecer la interacción con sus públicos y aumentar la visibilidad de sus contenidos.</w:t>
+            </w:r>
+          </w:p>
+          <w:p>
+            <w:r>
+              <w:rPr>
+                <w:b/>
+                <w:bCs/>
+              </w:rPr>
+              <w:lastRenderedPageBreak/>
+              <w:t>M</w:t>
+            </w:r>
+            <w:r>
+              <w:rPr>
+                <w:b/>
+                <w:bCs/>
+              </w:rPr>
+              <w:t>ujer:</w:t>
+            </w:r>
+            <w:r>
+              <w:rPr>
+                <w:b/>
+                <w:bCs/>
+              </w:rPr>
+              <w:t xml:space="preserve"> </w:t>
+            </w:r>
+            <w:r>
+              <w:t>p</w:t>
+            </w:r>
+            <w:r>
+              <w:t>ara terminar, la aplicación efectiva de la comunicación online requiere mecanismos que permitan coordinar los procesos de difusión, interacción y seguimiento.</w:t>
+            </w:r>
+          </w:p>
+          <w:p>
+            <w:r>
+              <w:rPr>
+                <w:b/>
+                <w:bCs/>
+              </w:rPr>
+              <w:t>H</w:t>
+            </w:r>
+            <w:r>
+              <w:rPr>
+                <w:b/>
+                <w:bCs/>
+              </w:rPr>
+              <w:t>ombre:</w:t>
+            </w:r>
+            <w:r>
+              <w:rPr>
+                <w:b/>
+                <w:bCs/>
+              </w:rPr>
+              <w:t xml:space="preserve"> </w:t>
+            </w:r>
+            <w:r>
+              <w:t>h</w:t>
+            </w:r>
+            <w:r>
+              <w:t>erramientas como plataformas de gestión de contenidos, espacios de comunicación digital y sistemas de distribución de información facilitan la articulación de acciones orientadas a mantener la coherencia de los mensajes y optimizar la relación con los usuarios.</w:t>
+            </w:r>
+          </w:p>
+          <w:p>
+            <w:r>
+              <w:rPr>
+                <w:b/>
+                <w:bCs/>
+              </w:rPr>
+              <w:t>M</w:t>
+            </w:r>
+            <w:r>
+              <w:rPr>
+                <w:b/>
+                <w:bCs/>
+              </w:rPr>
+              <w:t>ujer:</w:t>
+            </w:r>
+            <w:r>
+              <w:rPr>
+                <w:b/>
+                <w:bCs/>
+              </w:rPr>
+              <w:t xml:space="preserve"> </w:t>
+            </w:r>
+            <w:r>
+              <w:t>s</w:t>
+            </w:r>
+            <w:r>
+              <w:t>in embargo, su verdadero valor reside en la capacidad de integrar estos recursos dentro de una estrategia que responda a objetivos concretos.</w:t>
+            </w:r>
+          </w:p>
+          <w:p>
+            <w:r>
+              <w:rPr>
+                <w:b/>
+                <w:bCs/>
+              </w:rPr>
+              <w:t>H</w:t>
+            </w:r>
+            <w:r>
+              <w:rPr>
+                <w:b/>
+                <w:bCs/>
+              </w:rPr>
+              <w:t>ombre:</w:t>
+            </w:r>
+            <w:r>
+              <w:rPr>
+                <w:b/>
+                <w:bCs/>
+              </w:rPr>
+              <w:t xml:space="preserve"> </w:t>
+            </w:r>
+            <w:r>
+              <w:t>p</w:t>
+            </w:r>
+            <w:r>
+              <w:t>or eso, una gestión adecuada de la comunicación online se convierte en una fuente de ventaja competitiva…</w:t>
+            </w:r>
+          </w:p>
+          <w:p>
+            <w:r>
+              <w:rPr>
+                <w:b/>
+                <w:bCs/>
+              </w:rPr>
+              <w:t>M</w:t>
+            </w:r>
+            <w:r>
+              <w:rPr>
+                <w:b/>
+                <w:bCs/>
+              </w:rPr>
+              <w:t>ujer:</w:t>
+            </w:r>
+            <w:r>
+              <w:rPr>
+                <w:b/>
+                <w:bCs/>
+              </w:rPr>
+              <w:t xml:space="preserve"> </w:t>
+            </w:r>
+            <w:r>
+              <w:t>…</w:t>
+            </w:r>
+            <w:r>
+              <w:t>u</w:t>
+            </w:r>
+            <w:r>
+              <w:t>na ventaja que no solo beneficia a la organización, sino también a los usuarios que participan en sus ecosistemas digitales.</w:t>
+            </w:r>
+          </w:p>
+          <w:p>
+            <w:r>
+              <w:rPr>
+                <w:b/>
+                <w:bCs/>
+              </w:rPr>
+              <w:t>H</w:t>
+            </w:r>
+            <w:r>
+              <w:rPr>
+                <w:b/>
+                <w:bCs/>
+              </w:rPr>
+              <w:t>ombre:</w:t>
+            </w:r>
+            <w:r>
+              <w:rPr>
+                <w:b/>
+                <w:bCs/>
+              </w:rPr>
+              <w:t xml:space="preserve"> </w:t>
+            </w:r>
+            <w:r>
+              <w:t>g</w:t>
+            </w:r>
+            <w:r>
+              <w:t>racias por acompañarnos, nos escuchamos en el próximo episodio.</w:t>
+            </w:r>
+          </w:p>
+        </w:tc>
+      </w:tr>
+    </w:tbl>
+    <w:p>
       <w:r>
         <w:lastRenderedPageBreak/>
         <w:t xml:space="preserve">La comunicación </w:t>
@@ -5436,15 +5738,15 @@
       <w:pPr>
         <w:pStyle w:val="Ttulo1"/>
       </w:pPr>
-      <w:bookmarkStart w:id="12" w:name="_Toc240635905"/>
+      <w:bookmarkStart w:id="12" w:name="_Toc244268341"/>
       <w:r>
         <w:lastRenderedPageBreak/>
         <w:t xml:space="preserve">Lenguaje </w:t>
       </w:r>
+      <w:r>
+        <w:t>web</w:t>
+      </w:r>
       <w:bookmarkEnd w:id="12"/>
-      <w:r>
-        <w:t>web</w:t>
-      </w:r>
     </w:p>
     <w:p>
       <w:r>
@@ -5465,7 +5767,7 @@
       <w:pPr>
         <w:pStyle w:val="Ttulo2"/>
       </w:pPr>
-      <w:bookmarkStart w:id="13" w:name="_Toc240635906"/>
+      <w:bookmarkStart w:id="13" w:name="_Toc244268342"/>
       <w:r>
         <w:lastRenderedPageBreak/>
         <w:t>Buscadores</w:t>
@@ -5885,7 +6187,7 @@
       <w:pPr>
         <w:pStyle w:val="Ttulo2"/>
       </w:pPr>
-      <w:bookmarkStart w:id="14" w:name="_Toc240635907"/>
+      <w:bookmarkStart w:id="14" w:name="_Toc244268343"/>
       <w:r>
         <w:rPr>
           <w:rStyle w:val="Extranjerismo"/>
@@ -6139,7 +6441,7 @@
       <w:pPr>
         <w:pStyle w:val="Ttulo2"/>
       </w:pPr>
-      <w:bookmarkStart w:id="15" w:name="_Toc240635908"/>
+      <w:bookmarkStart w:id="15" w:name="_Toc244268344"/>
       <w:r>
         <w:t>Dominio</w:t>
       </w:r>
@@ -6298,7 +6600,7 @@
       <w:pPr>
         <w:pStyle w:val="Ttulo2"/>
       </w:pPr>
-      <w:bookmarkStart w:id="16" w:name="_Toc240635909"/>
+      <w:bookmarkStart w:id="16" w:name="_Toc244268345"/>
       <w:r>
         <w:t>Plataformas</w:t>
       </w:r>
@@ -6569,7 +6871,7 @@
       <w:pPr>
         <w:pStyle w:val="Ttulo2"/>
       </w:pPr>
-      <w:bookmarkStart w:id="17" w:name="_Toc240635910"/>
+      <w:bookmarkStart w:id="17" w:name="_Toc244268346"/>
       <w:r>
         <w:t>Anatomía</w:t>
       </w:r>
@@ -6807,7 +7109,7 @@
       <w:pPr>
         <w:pStyle w:val="Ttulo2"/>
       </w:pPr>
-      <w:bookmarkStart w:id="18" w:name="_Toc240635911"/>
+      <w:bookmarkStart w:id="18" w:name="_Toc244268347"/>
       <w:r>
         <w:t>SEO</w:t>
       </w:r>
@@ -6884,7 +7186,7 @@
       <w:pPr>
         <w:pStyle w:val="Ttulo2"/>
       </w:pPr>
-      <w:bookmarkStart w:id="19" w:name="_Toc240635912"/>
+      <w:bookmarkStart w:id="19" w:name="_Toc244268348"/>
       <w:r>
         <w:t>SEM</w:t>
       </w:r>
@@ -6939,12 +7241,12 @@
     <w:tbl>
       <w:tblPr>
         <w:tblStyle w:val="SENA"/>
-        <w:tblW w:w="0" w:type="auto"/>
+        <w:tblW w:w="10060" w:type="dxa"/>
         <w:tblLook w:val="04A0" w:firstRow="1" w:lastRow="0" w:firstColumn="1" w:lastColumn="0" w:noHBand="0" w:noVBand="1"/>
       </w:tblPr>
       <w:tblGrid>
         <w:gridCol w:w="1838"/>
-        <w:gridCol w:w="8124"/>
+        <w:gridCol w:w="8222"/>
       </w:tblGrid>
       <w:tr>
         <w:trPr>
@@ -6968,7 +7270,7 @@
         </w:tc>
         <w:tc>
           <w:tcPr>
-            <w:tcW w:w="8124" w:type="dxa"/>
+            <w:tcW w:w="8222" w:type="dxa"/>
           </w:tcPr>
           <w:p>
             <w:pPr>
@@ -7001,7 +7303,7 @@
         </w:tc>
         <w:tc>
           <w:tcPr>
-            <w:tcW w:w="8124" w:type="dxa"/>
+            <w:tcW w:w="8222" w:type="dxa"/>
           </w:tcPr>
           <w:p>
             <w:pPr>
@@ -7031,7 +7333,7 @@
         </w:tc>
         <w:tc>
           <w:tcPr>
-            <w:tcW w:w="8124" w:type="dxa"/>
+            <w:tcW w:w="8222" w:type="dxa"/>
           </w:tcPr>
           <w:p>
             <w:pPr>
@@ -7064,7 +7366,7 @@
         </w:tc>
         <w:tc>
           <w:tcPr>
-            <w:tcW w:w="8124" w:type="dxa"/>
+            <w:tcW w:w="8222" w:type="dxa"/>
           </w:tcPr>
           <w:p>
             <w:pPr>
@@ -7094,7 +7396,7 @@
         </w:tc>
         <w:tc>
           <w:tcPr>
-            <w:tcW w:w="8124" w:type="dxa"/>
+            <w:tcW w:w="8222" w:type="dxa"/>
           </w:tcPr>
           <w:p>
             <w:pPr>
@@ -7132,7 +7434,7 @@
       <w:pPr>
         <w:pStyle w:val="Ttulo2"/>
       </w:pPr>
-      <w:bookmarkStart w:id="20" w:name="_Toc240635913"/>
+      <w:bookmarkStart w:id="20" w:name="_Toc244268349"/>
       <w:r>
         <w:rPr>
           <w:rStyle w:val="Extranjerismo"/>
@@ -7295,7 +7597,7 @@
           <w:u w:val="single"/>
         </w:rPr>
       </w:pPr>
-      <w:bookmarkStart w:id="21" w:name="_Toc240635914"/>
+      <w:bookmarkStart w:id="21" w:name="_Toc244268350"/>
       <w:r>
         <w:lastRenderedPageBreak/>
         <w:t>Síntesis</w:t>
@@ -7317,16 +7619,14 @@
           <w:noProof/>
           <w:lang w:eastAsia="es-CO"/>
         </w:rPr>
-        <w:t xml:space="preserve">El componente formativo </w:t>
-      </w:r>
-      <w:r>
-        <w:rPr>
-          <w:b/>
-          <w:bCs/>
+        <w:t xml:space="preserve">El componente </w:t>
+      </w:r>
+      <w:r>
+        <w:rPr>
           <w:noProof/>
           <w:lang w:eastAsia="es-CO"/>
         </w:rPr>
-        <w:t>Tendencias del comercio electrónico</w:t>
+        <w:t>formativo Tendencias del comercio electrónico</w:t>
       </w:r>
       <w:r>
         <w:rPr>
@@ -7487,7 +7787,7 @@
       <w:pPr>
         <w:pStyle w:val="Titulosgenerales"/>
       </w:pPr>
-      <w:bookmarkStart w:id="22" w:name="_Toc240635915"/>
+      <w:bookmarkStart w:id="22" w:name="_Toc244268351"/>
       <w:r>
         <w:lastRenderedPageBreak/>
         <w:t>Glosario</w:t>
@@ -7897,7 +8197,7 @@
       <w:pPr>
         <w:pStyle w:val="Titulosgenerales"/>
       </w:pPr>
-      <w:bookmarkStart w:id="23" w:name="_Toc240635916"/>
+      <w:bookmarkStart w:id="23" w:name="_Toc244268352"/>
       <w:r>
         <w:lastRenderedPageBreak/>
         <w:t>Referencias bibliográficas</w:t>
@@ -8077,7 +8377,7 @@
       <w:pPr>
         <w:pStyle w:val="Titulosgenerales"/>
       </w:pPr>
-      <w:bookmarkStart w:id="24" w:name="_Toc240635917"/>
+      <w:bookmarkStart w:id="24" w:name="_Toc244268353"/>
       <w:r>
         <w:lastRenderedPageBreak/>
         <w:t>Créditos</w:t>
@@ -13946,26 +14246,10 @@
 </file>
 
 <file path=customXml/item1.xml><?xml version="1.0" encoding="utf-8"?>
-<?mso-contentType ?>
-<FormTemplates xmlns="http://schemas.microsoft.com/sharepoint/v3/contenttype/forms">
-  <Display>DocumentLibraryForm</Display>
-  <Edit>DocumentLibraryForm</Edit>
-  <New>DocumentLibraryForm</New>
-</FormTemplates>
+<b:Sources xmlns:b="http://schemas.openxmlformats.org/officeDocument/2006/bibliography" xmlns="http://schemas.openxmlformats.org/officeDocument/2006/bibliography" SelectedStyle="\APASixthEditionOfficeOnline.xsl" StyleName="APA" Version="6"/>
 </file>
 
 <file path=customXml/item2.xml><?xml version="1.0" encoding="utf-8"?>
-<p:properties xmlns:p="http://schemas.microsoft.com/office/2006/metadata/properties" xmlns:xsi="http://www.w3.org/2001/XMLSchema-instance" xmlns:pc="http://schemas.microsoft.com/office/infopath/2007/PartnerControls">
-  <documentManagement>
-    <TaxCatchAll xmlns="67a0edcd-0de5-43ed-8c27-e32f38a00c91" xsi:nil="true"/>
-    <lcf76f155ced4ddcb4097134ff3c332f xmlns="42760c81-fd8e-4d59-8953-7cdb9f38b14f">
-      <Terms xmlns="http://schemas.microsoft.com/office/infopath/2007/PartnerControls"/>
-    </lcf76f155ced4ddcb4097134ff3c332f>
-  </documentManagement>
-</p:properties>
-</file>
-
-<file path=customXml/item3.xml><?xml version="1.0" encoding="utf-8"?>
 <ct:contentTypeSchema xmlns:ct="http://schemas.microsoft.com/office/2006/metadata/contentType" xmlns:ma="http://schemas.microsoft.com/office/2006/metadata/properties/metaAttributes" ct:_="" ma:_="" ma:contentTypeName="Documento" ma:contentTypeID="0x01010005252A1EF3BD024F856B47B579AB5244" ma:contentTypeVersion="12" ma:contentTypeDescription="Crear nuevo documento." ma:contentTypeScope="" ma:versionID="32d0e18b85ac20c34eab62df21c0cf58">
   <xsd:schema xmlns:xsd="http://www.w3.org/2001/XMLSchema" xmlns:xs="http://www.w3.org/2001/XMLSchema" xmlns:p="http://schemas.microsoft.com/office/2006/metadata/properties" xmlns:ns2="42760c81-fd8e-4d59-8953-7cdb9f38b14f" xmlns:ns3="67a0edcd-0de5-43ed-8c27-e32f38a00c91" targetNamespace="http://schemas.microsoft.com/office/2006/metadata/properties" ma:root="true" ma:fieldsID="cc2c149e99f10870fd5bc3964e5386d3" ns2:_="" ns3:_="">
     <xsd:import namespace="42760c81-fd8e-4d59-8953-7cdb9f38b14f"/>
@@ -14166,30 +14450,35 @@
 </ct:contentTypeSchema>
 </file>
 
+<file path=customXml/item3.xml><?xml version="1.0" encoding="utf-8"?>
+<p:properties xmlns:p="http://schemas.microsoft.com/office/2006/metadata/properties" xmlns:xsi="http://www.w3.org/2001/XMLSchema-instance" xmlns:pc="http://schemas.microsoft.com/office/infopath/2007/PartnerControls">
+  <documentManagement>
+    <TaxCatchAll xmlns="67a0edcd-0de5-43ed-8c27-e32f38a00c91" xsi:nil="true"/>
+    <lcf76f155ced4ddcb4097134ff3c332f xmlns="42760c81-fd8e-4d59-8953-7cdb9f38b14f">
+      <Terms xmlns="http://schemas.microsoft.com/office/infopath/2007/PartnerControls"/>
+    </lcf76f155ced4ddcb4097134ff3c332f>
+  </documentManagement>
+</p:properties>
+</file>
+
 <file path=customXml/item4.xml><?xml version="1.0" encoding="utf-8"?>
-<b:Sources xmlns:b="http://schemas.openxmlformats.org/officeDocument/2006/bibliography" xmlns="http://schemas.openxmlformats.org/officeDocument/2006/bibliography" SelectedStyle="\APASixthEditionOfficeOnline.xsl" StyleName="APA" Version="6"/>
+<?mso-contentType ?>
+<FormTemplates xmlns="http://schemas.microsoft.com/sharepoint/v3/contenttype/forms">
+  <Display>DocumentLibraryForm</Display>
+  <Edit>DocumentLibraryForm</Edit>
+  <New>DocumentLibraryForm</New>
+</FormTemplates>
 </file>
 
 <file path=customXml/itemProps1.xml><?xml version="1.0" encoding="utf-8"?>
-<ds:datastoreItem xmlns:ds="http://schemas.openxmlformats.org/officeDocument/2006/customXml" ds:itemID="{10663269-2064-4804-8290-36D4A57F5557}">
+<ds:datastoreItem xmlns:ds="http://schemas.openxmlformats.org/officeDocument/2006/customXml" ds:itemID="{EAE431FD-7059-4C09-804B-C9D69EB7B213}">
   <ds:schemaRefs>
-    <ds:schemaRef ds:uri="http://schemas.microsoft.com/sharepoint/v3/contenttype/forms"/>
+    <ds:schemaRef ds:uri="http://schemas.openxmlformats.org/officeDocument/2006/bibliography"/>
   </ds:schemaRefs>
 </ds:datastoreItem>
 </file>
 
 <file path=customXml/itemProps2.xml><?xml version="1.0" encoding="utf-8"?>
-<ds:datastoreItem xmlns:ds="http://schemas.openxmlformats.org/officeDocument/2006/customXml" ds:itemID="{1279454D-02BE-4A9C-A117-DCD1573E2608}">
-  <ds:schemaRefs>
-    <ds:schemaRef ds:uri="http://schemas.microsoft.com/office/2006/metadata/properties"/>
-    <ds:schemaRef ds:uri="http://schemas.microsoft.com/office/infopath/2007/PartnerControls"/>
-    <ds:schemaRef ds:uri="67a0edcd-0de5-43ed-8c27-e32f38a00c91"/>
-    <ds:schemaRef ds:uri="42760c81-fd8e-4d59-8953-7cdb9f38b14f"/>
-  </ds:schemaRefs>
-</ds:datastoreItem>
-</file>
-
-<file path=customXml/itemProps3.xml><?xml version="1.0" encoding="utf-8"?>
 <ds:datastoreItem xmlns:ds="http://schemas.openxmlformats.org/officeDocument/2006/customXml" ds:itemID="{14F8BB44-DFDC-410A-BB7D-43C8374B0C06}">
   <ds:schemaRefs>
     <ds:schemaRef ds:uri="http://schemas.microsoft.com/office/2006/metadata/contentType"/>
@@ -14208,10 +14497,21 @@
 </ds:datastoreItem>
 </file>
 
+<file path=customXml/itemProps3.xml><?xml version="1.0" encoding="utf-8"?>
+<ds:datastoreItem xmlns:ds="http://schemas.openxmlformats.org/officeDocument/2006/customXml" ds:itemID="{1279454D-02BE-4A9C-A117-DCD1573E2608}">
+  <ds:schemaRefs>
+    <ds:schemaRef ds:uri="http://schemas.microsoft.com/office/2006/metadata/properties"/>
+    <ds:schemaRef ds:uri="http://schemas.microsoft.com/office/infopath/2007/PartnerControls"/>
+    <ds:schemaRef ds:uri="67a0edcd-0de5-43ed-8c27-e32f38a00c91"/>
+    <ds:schemaRef ds:uri="42760c81-fd8e-4d59-8953-7cdb9f38b14f"/>
+  </ds:schemaRefs>
+</ds:datastoreItem>
+</file>
+
 <file path=customXml/itemProps4.xml><?xml version="1.0" encoding="utf-8"?>
-<ds:datastoreItem xmlns:ds="http://schemas.openxmlformats.org/officeDocument/2006/customXml" ds:itemID="{EAE431FD-7059-4C09-804B-C9D69EB7B213}">
+<ds:datastoreItem xmlns:ds="http://schemas.openxmlformats.org/officeDocument/2006/customXml" ds:itemID="{10663269-2064-4804-8290-36D4A57F5557}">
   <ds:schemaRefs>
-    <ds:schemaRef ds:uri="http://schemas.openxmlformats.org/officeDocument/2006/bibliography"/>
+    <ds:schemaRef ds:uri="http://schemas.microsoft.com/sharepoint/v3/contenttype/forms"/>
   </ds:schemaRefs>
 </ds:datastoreItem>
 </file>